--- a/docs/generated/docx/operations/Logging.docx
+++ b/docs/generated/docx/operations/Logging.docx
@@ -41,7 +41,7 @@
         <w:pStyle w:val="FirstParagraph"/>
       </w:pPr>
       <w:r>
-        <w:t xml:space="preserve">This document defines the logging architecture of Trading Platform Pro.</w:t>
+        <w:t xml:space="preserve">This document defines the logging architecture of Trading Platform Pro and its primary application, the Trading Cockpit.</w:t>
       </w:r>
     </w:p>
     <w:p>
@@ -49,7 +49,123 @@
         <w:pStyle w:val="BodyText"/>
       </w:pPr>
       <w:r>
-        <w:t xml:space="preserve">Logging is a core infrastructure service used to improve observability, diagnostics, troubleshooting and operational transparency.</w:t>
+        <w:t xml:space="preserve">Logging is a core infrastructure capability for:</w:t>
+      </w:r>
+    </w:p>
+    <w:p>
+      <w:pPr>
+        <w:pStyle w:val="Compact"/>
+        <w:numPr>
+          <w:ilvl w:val="0"/>
+          <w:numId w:val="1001"/>
+        </w:numPr>
+      </w:pPr>
+      <w:r>
+        <w:t xml:space="preserve">operational transparency</w:t>
+      </w:r>
+    </w:p>
+    <w:p>
+      <w:pPr>
+        <w:pStyle w:val="Compact"/>
+        <w:numPr>
+          <w:ilvl w:val="0"/>
+          <w:numId w:val="1001"/>
+        </w:numPr>
+      </w:pPr>
+      <w:r>
+        <w:t xml:space="preserve">diagnostics</w:t>
+      </w:r>
+    </w:p>
+    <w:p>
+      <w:pPr>
+        <w:pStyle w:val="Compact"/>
+        <w:numPr>
+          <w:ilvl w:val="0"/>
+          <w:numId w:val="1001"/>
+        </w:numPr>
+      </w:pPr>
+      <w:r>
+        <w:t xml:space="preserve">troubleshooting</w:t>
+      </w:r>
+    </w:p>
+    <w:p>
+      <w:pPr>
+        <w:pStyle w:val="Compact"/>
+        <w:numPr>
+          <w:ilvl w:val="0"/>
+          <w:numId w:val="1001"/>
+        </w:numPr>
+      </w:pPr>
+      <w:r>
+        <w:t xml:space="preserve">runtime supervision</w:t>
+      </w:r>
+    </w:p>
+    <w:p>
+      <w:pPr>
+        <w:pStyle w:val="Compact"/>
+        <w:numPr>
+          <w:ilvl w:val="0"/>
+          <w:numId w:val="1001"/>
+        </w:numPr>
+      </w:pPr>
+      <w:r>
+        <w:t xml:space="preserve">broker investigation</w:t>
+      </w:r>
+    </w:p>
+    <w:p>
+      <w:pPr>
+        <w:pStyle w:val="Compact"/>
+        <w:numPr>
+          <w:ilvl w:val="0"/>
+          <w:numId w:val="1001"/>
+        </w:numPr>
+      </w:pPr>
+      <w:r>
+        <w:t xml:space="preserve">market data investigation</w:t>
+      </w:r>
+    </w:p>
+    <w:p>
+      <w:pPr>
+        <w:pStyle w:val="Compact"/>
+        <w:numPr>
+          <w:ilvl w:val="0"/>
+          <w:numId w:val="1001"/>
+        </w:numPr>
+      </w:pPr>
+      <w:r>
+        <w:t xml:space="preserve">order lifecycle traceability</w:t>
+      </w:r>
+    </w:p>
+    <w:p>
+      <w:pPr>
+        <w:pStyle w:val="Compact"/>
+        <w:numPr>
+          <w:ilvl w:val="0"/>
+          <w:numId w:val="1001"/>
+        </w:numPr>
+      </w:pPr>
+      <w:r>
+        <w:t xml:space="preserve">reconciliation</w:t>
+      </w:r>
+    </w:p>
+    <w:p>
+      <w:pPr>
+        <w:pStyle w:val="Compact"/>
+        <w:numPr>
+          <w:ilvl w:val="0"/>
+          <w:numId w:val="1001"/>
+        </w:numPr>
+      </w:pPr>
+      <w:r>
+        <w:t xml:space="preserve">controlled incident analysis</w:t>
+      </w:r>
+    </w:p>
+    <w:p>
+      <w:pPr>
+        <w:pStyle w:val="FirstParagraph"/>
+      </w:pPr>
+      <w:r>
+        <w:t xml:space="preserve">Logging shall observe application behaviour without changing business behaviour.</w:t>
       </w:r>
     </w:p>
     <w:p>
@@ -82,7 +198,7 @@
         <w:pStyle w:val="Compact"/>
         <w:numPr>
           <w:ilvl w:val="0"/>
-          <w:numId w:val="1001"/>
+          <w:numId w:val="1002"/>
         </w:numPr>
       </w:pPr>
       <w:r>
@@ -94,59 +210,155 @@
         <w:pStyle w:val="Compact"/>
         <w:numPr>
           <w:ilvl w:val="0"/>
-          <w:numId w:val="1001"/>
-        </w:numPr>
-      </w:pPr>
-      <w:r>
-        <w:t xml:space="preserve">deterministic output</w:t>
-      </w:r>
-    </w:p>
-    <w:p>
-      <w:pPr>
-        <w:pStyle w:val="Compact"/>
-        <w:numPr>
-          <w:ilvl w:val="0"/>
-          <w:numId w:val="1001"/>
-        </w:numPr>
-      </w:pPr>
-      <w:r>
-        <w:t xml:space="preserve">consistent formatting</w:t>
-      </w:r>
-    </w:p>
-    <w:p>
-      <w:pPr>
-        <w:pStyle w:val="Compact"/>
-        <w:numPr>
-          <w:ilvl w:val="0"/>
-          <w:numId w:val="1001"/>
-        </w:numPr>
-      </w:pPr>
-      <w:r>
-        <w:t xml:space="preserve">configurable log levels</w:t>
-      </w:r>
-    </w:p>
-    <w:p>
-      <w:pPr>
-        <w:pStyle w:val="Compact"/>
-        <w:numPr>
-          <w:ilvl w:val="0"/>
-          <w:numId w:val="1001"/>
-        </w:numPr>
-      </w:pPr>
-      <w:r>
-        <w:t xml:space="preserve">centralized configuration</w:t>
-      </w:r>
-    </w:p>
-    <w:p>
-      <w:pPr>
-        <w:pStyle w:val="Compact"/>
-        <w:numPr>
-          <w:ilvl w:val="0"/>
-          <w:numId w:val="1001"/>
-        </w:numPr>
-      </w:pPr>
-      <w:r>
-        <w:t xml:space="preserve">minimal runtime overhead</w:t>
+          <w:numId w:val="1002"/>
+        </w:numPr>
+      </w:pPr>
+      <w:r>
+        <w:t xml:space="preserve">deterministic event naming</w:t>
+      </w:r>
+    </w:p>
+    <w:p>
+      <w:pPr>
+        <w:pStyle w:val="Compact"/>
+        <w:numPr>
+          <w:ilvl w:val="0"/>
+          <w:numId w:val="1002"/>
+        </w:numPr>
+      </w:pPr>
+      <w:r>
+        <w:t xml:space="preserve">consistent event context</w:t>
+      </w:r>
+    </w:p>
+    <w:p>
+      <w:pPr>
+        <w:pStyle w:val="Compact"/>
+        <w:numPr>
+          <w:ilvl w:val="0"/>
+          <w:numId w:val="1002"/>
+        </w:numPr>
+      </w:pPr>
+      <w:r>
+        <w:t xml:space="preserve">explicit operational state</w:t>
+      </w:r>
+    </w:p>
+    <w:p>
+      <w:pPr>
+        <w:pStyle w:val="Compact"/>
+        <w:numPr>
+          <w:ilvl w:val="0"/>
+          <w:numId w:val="1002"/>
+        </w:numPr>
+      </w:pPr>
+      <w:r>
+        <w:t xml:space="preserve">traceable trading workflows</w:t>
+      </w:r>
+    </w:p>
+    <w:p>
+      <w:pPr>
+        <w:pStyle w:val="Compact"/>
+        <w:numPr>
+          <w:ilvl w:val="0"/>
+          <w:numId w:val="1002"/>
+        </w:numPr>
+      </w:pPr>
+      <w:r>
+        <w:t xml:space="preserve">PAPER and LIVE context</w:t>
+      </w:r>
+    </w:p>
+    <w:p>
+      <w:pPr>
+        <w:pStyle w:val="Compact"/>
+        <w:numPr>
+          <w:ilvl w:val="0"/>
+          <w:numId w:val="1002"/>
+        </w:numPr>
+      </w:pPr>
+      <w:r>
+        <w:t xml:space="preserve">broker lifecycle visibility</w:t>
+      </w:r>
+    </w:p>
+    <w:p>
+      <w:pPr>
+        <w:pStyle w:val="Compact"/>
+        <w:numPr>
+          <w:ilvl w:val="0"/>
+          <w:numId w:val="1002"/>
+        </w:numPr>
+      </w:pPr>
+      <w:r>
+        <w:t xml:space="preserve">market data lifecycle visibility</w:t>
+      </w:r>
+    </w:p>
+    <w:p>
+      <w:pPr>
+        <w:pStyle w:val="Compact"/>
+        <w:numPr>
+          <w:ilvl w:val="0"/>
+          <w:numId w:val="1002"/>
+        </w:numPr>
+      </w:pPr>
+      <w:r>
+        <w:t xml:space="preserve">order lifecycle visibility</w:t>
+      </w:r>
+    </w:p>
+    <w:p>
+      <w:pPr>
+        <w:pStyle w:val="Compact"/>
+        <w:numPr>
+          <w:ilvl w:val="0"/>
+          <w:numId w:val="1002"/>
+        </w:numPr>
+      </w:pPr>
+      <w:r>
+        <w:t xml:space="preserve">reconciliation visibility</w:t>
+      </w:r>
+    </w:p>
+    <w:p>
+      <w:pPr>
+        <w:pStyle w:val="Compact"/>
+        <w:numPr>
+          <w:ilvl w:val="0"/>
+          <w:numId w:val="1002"/>
+        </w:numPr>
+      </w:pPr>
+      <w:r>
+        <w:t xml:space="preserve">controlled exception logging</w:t>
+      </w:r>
+    </w:p>
+    <w:p>
+      <w:pPr>
+        <w:pStyle w:val="Compact"/>
+        <w:numPr>
+          <w:ilvl w:val="0"/>
+          <w:numId w:val="1002"/>
+        </w:numPr>
+      </w:pPr>
+      <w:r>
+        <w:t xml:space="preserve">sensitive data protection</w:t>
+      </w:r>
+    </w:p>
+    <w:p>
+      <w:pPr>
+        <w:pStyle w:val="Compact"/>
+        <w:numPr>
+          <w:ilvl w:val="0"/>
+          <w:numId w:val="1002"/>
+        </w:numPr>
+      </w:pPr>
+      <w:r>
+        <w:t xml:space="preserve">configurable retention</w:t>
+      </w:r>
+    </w:p>
+    <w:p>
+      <w:pPr>
+        <w:pStyle w:val="Compact"/>
+        <w:numPr>
+          <w:ilvl w:val="0"/>
+          <w:numId w:val="1002"/>
+        </w:numPr>
+      </w:pPr>
+      <w:r>
+        <w:t xml:space="preserve">acceptable runtime overhead</w:t>
       </w:r>
     </w:p>
     <w:p>
@@ -157,93 +369,193 @@
       </w:r>
     </w:p>
     <w:bookmarkEnd w:id="11"/>
-    <w:bookmarkStart w:id="12" w:name="design-principles"/>
+    <w:bookmarkStart w:id="12" w:name="logging-principles"/>
     <w:p>
       <w:pPr>
         <w:pStyle w:val="Heading1"/>
       </w:pPr>
       <w:r>
-        <w:t xml:space="preserve">Design Principles</w:t>
-      </w:r>
-    </w:p>
-    <w:p>
-      <w:pPr>
-        <w:pStyle w:val="FirstParagraph"/>
-      </w:pPr>
-      <w:r>
-        <w:t xml:space="preserve">Logging should be:</w:t>
-      </w:r>
-    </w:p>
-    <w:p>
-      <w:pPr>
-        <w:pStyle w:val="Compact"/>
-        <w:numPr>
-          <w:ilvl w:val="0"/>
-          <w:numId w:val="1002"/>
-        </w:numPr>
-      </w:pPr>
-      <w:r>
-        <w:t xml:space="preserve">consistent</w:t>
-      </w:r>
-    </w:p>
-    <w:p>
-      <w:pPr>
-        <w:pStyle w:val="Compact"/>
-        <w:numPr>
-          <w:ilvl w:val="0"/>
-          <w:numId w:val="1002"/>
-        </w:numPr>
-      </w:pPr>
-      <w:r>
-        <w:t xml:space="preserve">predictable</w:t>
-      </w:r>
-    </w:p>
-    <w:p>
-      <w:pPr>
-        <w:pStyle w:val="Compact"/>
-        <w:numPr>
-          <w:ilvl w:val="0"/>
-          <w:numId w:val="1002"/>
-        </w:numPr>
-      </w:pPr>
-      <w:r>
-        <w:t xml:space="preserve">informative</w:t>
-      </w:r>
-    </w:p>
-    <w:p>
-      <w:pPr>
-        <w:pStyle w:val="Compact"/>
-        <w:numPr>
-          <w:ilvl w:val="0"/>
-          <w:numId w:val="1002"/>
-        </w:numPr>
-      </w:pPr>
-      <w:r>
-        <w:t xml:space="preserve">lightweight</w:t>
-      </w:r>
-    </w:p>
-    <w:p>
-      <w:pPr>
-        <w:pStyle w:val="FirstParagraph"/>
-      </w:pPr>
-      <w:r>
-        <w:t xml:space="preserve">Log messages should explain</w:t>
-      </w:r>
-      <w:r>
-        <w:t xml:space="preserve"> </w:t>
-      </w:r>
-      <w:r>
-        <w:rPr>
-          <w:b/>
-          <w:bCs/>
-        </w:rPr>
+        <w:t xml:space="preserve">Logging Principles</w:t>
+      </w:r>
+    </w:p>
+    <w:p>
+      <w:pPr>
+        <w:pStyle w:val="FirstParagraph"/>
+      </w:pPr>
+      <w:r>
+        <w:t xml:space="preserve">Logging shall be:</w:t>
+      </w:r>
+    </w:p>
+    <w:p>
+      <w:pPr>
+        <w:pStyle w:val="Compact"/>
+        <w:numPr>
+          <w:ilvl w:val="0"/>
+          <w:numId w:val="1003"/>
+        </w:numPr>
+      </w:pPr>
+      <w:r>
+        <w:t xml:space="preserve">structured</w:t>
+      </w:r>
+    </w:p>
+    <w:p>
+      <w:pPr>
+        <w:pStyle w:val="Compact"/>
+        <w:numPr>
+          <w:ilvl w:val="0"/>
+          <w:numId w:val="1003"/>
+        </w:numPr>
+      </w:pPr>
+      <w:r>
+        <w:t xml:space="preserve">deterministic</w:t>
+      </w:r>
+    </w:p>
+    <w:p>
+      <w:pPr>
+        <w:pStyle w:val="Compact"/>
+        <w:numPr>
+          <w:ilvl w:val="0"/>
+          <w:numId w:val="1003"/>
+        </w:numPr>
+      </w:pPr>
+      <w:r>
+        <w:t xml:space="preserve">explicit</w:t>
+      </w:r>
+    </w:p>
+    <w:p>
+      <w:pPr>
+        <w:pStyle w:val="Compact"/>
+        <w:numPr>
+          <w:ilvl w:val="0"/>
+          <w:numId w:val="1003"/>
+        </w:numPr>
+      </w:pPr>
+      <w:r>
+        <w:t xml:space="preserve">concise</w:t>
+      </w:r>
+    </w:p>
+    <w:p>
+      <w:pPr>
+        <w:pStyle w:val="Compact"/>
+        <w:numPr>
+          <w:ilvl w:val="0"/>
+          <w:numId w:val="1003"/>
+        </w:numPr>
+      </w:pPr>
+      <w:r>
+        <w:t xml:space="preserve">contextual</w:t>
+      </w:r>
+    </w:p>
+    <w:p>
+      <w:pPr>
+        <w:pStyle w:val="Compact"/>
+        <w:numPr>
+          <w:ilvl w:val="0"/>
+          <w:numId w:val="1003"/>
+        </w:numPr>
+      </w:pPr>
+      <w:r>
+        <w:t xml:space="preserve">searchable</w:t>
+      </w:r>
+    </w:p>
+    <w:p>
+      <w:pPr>
+        <w:pStyle w:val="Compact"/>
+        <w:numPr>
+          <w:ilvl w:val="0"/>
+          <w:numId w:val="1003"/>
+        </w:numPr>
+      </w:pPr>
+      <w:r>
+        <w:t xml:space="preserve">operationally meaningful</w:t>
+      </w:r>
+    </w:p>
+    <w:p>
+      <w:pPr>
+        <w:pStyle w:val="Compact"/>
+        <w:numPr>
+          <w:ilvl w:val="0"/>
+          <w:numId w:val="1003"/>
+        </w:numPr>
+      </w:pPr>
+      <w:r>
+        <w:t xml:space="preserve">secure</w:t>
+      </w:r>
+    </w:p>
+    <w:p>
+      <w:pPr>
+        <w:pStyle w:val="FirstParagraph"/>
+      </w:pPr>
+      <w:r>
+        <w:t xml:space="preserve">Logs shall explain:</w:t>
+      </w:r>
+    </w:p>
+    <w:p>
+      <w:pPr>
+        <w:pStyle w:val="Compact"/>
+        <w:numPr>
+          <w:ilvl w:val="0"/>
+          <w:numId w:val="1004"/>
+        </w:numPr>
+      </w:pPr>
+      <w:r>
         <w:t xml:space="preserve">what happened</w:t>
       </w:r>
-      <w:r>
-        <w:t xml:space="preserve"> </w:t>
-      </w:r>
-      <w:r>
-        <w:t xml:space="preserve">and provide sufficient context for diagnosis.</w:t>
+    </w:p>
+    <w:p>
+      <w:pPr>
+        <w:pStyle w:val="Compact"/>
+        <w:numPr>
+          <w:ilvl w:val="0"/>
+          <w:numId w:val="1004"/>
+        </w:numPr>
+      </w:pPr>
+      <w:r>
+        <w:t xml:space="preserve">which capability was affected</w:t>
+      </w:r>
+    </w:p>
+    <w:p>
+      <w:pPr>
+        <w:pStyle w:val="Compact"/>
+        <w:numPr>
+          <w:ilvl w:val="0"/>
+          <w:numId w:val="1004"/>
+        </w:numPr>
+      </w:pPr>
+      <w:r>
+        <w:t xml:space="preserve">which business or technical identity was involved</w:t>
+      </w:r>
+    </w:p>
+    <w:p>
+      <w:pPr>
+        <w:pStyle w:val="Compact"/>
+        <w:numPr>
+          <w:ilvl w:val="0"/>
+          <w:numId w:val="1004"/>
+        </w:numPr>
+      </w:pPr>
+      <w:r>
+        <w:t xml:space="preserve">what the resulting state is</w:t>
+      </w:r>
+    </w:p>
+    <w:p>
+      <w:pPr>
+        <w:pStyle w:val="Compact"/>
+        <w:numPr>
+          <w:ilvl w:val="0"/>
+          <w:numId w:val="1004"/>
+        </w:numPr>
+      </w:pPr>
+      <w:r>
+        <w:t xml:space="preserve">whether operational impact exists</w:t>
+      </w:r>
+    </w:p>
+    <w:p>
+      <w:pPr>
+        <w:pStyle w:val="FirstParagraph"/>
+      </w:pPr>
+      <w:r>
+        <w:t xml:space="preserve">Logging shall not become a substitute for persisted business state.</w:t>
       </w:r>
     </w:p>
     <w:p>
@@ -254,7 +566,529 @@
       </w:r>
     </w:p>
     <w:bookmarkEnd w:id="12"/>
-    <w:bookmarkStart w:id="13" w:name="log-levels"/>
+    <w:bookmarkStart w:id="13" w:name="logging-responsibility"/>
+    <w:p>
+      <w:pPr>
+        <w:pStyle w:val="Heading1"/>
+      </w:pPr>
+      <w:r>
+        <w:t xml:space="preserve">Logging Responsibility</w:t>
+      </w:r>
+    </w:p>
+    <w:p>
+      <w:pPr>
+        <w:pStyle w:val="FirstParagraph"/>
+      </w:pPr>
+      <w:r>
+        <w:t xml:space="preserve">Infrastructure provides the logging capability.</w:t>
+      </w:r>
+    </w:p>
+    <w:p>
+      <w:pPr>
+        <w:pStyle w:val="BodyText"/>
+      </w:pPr>
+      <w:r>
+        <w:t xml:space="preserve">Domain and Application components may emit meaningful events or logging context through approved abstractions.</w:t>
+      </w:r>
+    </w:p>
+    <w:p>
+      <w:pPr>
+        <w:pStyle w:val="BodyText"/>
+      </w:pPr>
+      <w:r>
+        <w:t xml:space="preserve">Logging infrastructure shall not:</w:t>
+      </w:r>
+    </w:p>
+    <w:p>
+      <w:pPr>
+        <w:pStyle w:val="Compact"/>
+        <w:numPr>
+          <w:ilvl w:val="0"/>
+          <w:numId w:val="1005"/>
+        </w:numPr>
+      </w:pPr>
+      <w:r>
+        <w:t xml:space="preserve">change Domain state</w:t>
+      </w:r>
+    </w:p>
+    <w:p>
+      <w:pPr>
+        <w:pStyle w:val="Compact"/>
+        <w:numPr>
+          <w:ilvl w:val="0"/>
+          <w:numId w:val="1005"/>
+        </w:numPr>
+      </w:pPr>
+      <w:r>
+        <w:t xml:space="preserve">make trading decisions</w:t>
+      </w:r>
+    </w:p>
+    <w:p>
+      <w:pPr>
+        <w:pStyle w:val="Compact"/>
+        <w:numPr>
+          <w:ilvl w:val="0"/>
+          <w:numId w:val="1005"/>
+        </w:numPr>
+      </w:pPr>
+      <w:r>
+        <w:t xml:space="preserve">submit orders</w:t>
+      </w:r>
+    </w:p>
+    <w:p>
+      <w:pPr>
+        <w:pStyle w:val="Compact"/>
+        <w:numPr>
+          <w:ilvl w:val="0"/>
+          <w:numId w:val="1005"/>
+        </w:numPr>
+      </w:pPr>
+      <w:r>
+        <w:t xml:space="preserve">retry failed operations</w:t>
+      </w:r>
+    </w:p>
+    <w:p>
+      <w:pPr>
+        <w:pStyle w:val="Compact"/>
+        <w:numPr>
+          <w:ilvl w:val="0"/>
+          <w:numId w:val="1005"/>
+        </w:numPr>
+      </w:pPr>
+      <w:r>
+        <w:t xml:space="preserve">repair reconciliation discrepancies</w:t>
+      </w:r>
+    </w:p>
+    <w:p>
+      <w:pPr>
+        <w:pStyle w:val="FirstParagraph"/>
+      </w:pPr>
+      <w:r>
+        <w:t xml:space="preserve">Logging observes behaviour.</w:t>
+      </w:r>
+    </w:p>
+    <w:p>
+      <w:r>
+        <w:pict>
+          <v:rect style="width:0;height:1.5pt" o:hralign="center" o:hrstd="t" o:hr="t"/>
+        </w:pict>
+      </w:r>
+    </w:p>
+    <w:bookmarkEnd w:id="13"/>
+    <w:bookmarkStart w:id="14" w:name="structured-logging"/>
+    <w:p>
+      <w:pPr>
+        <w:pStyle w:val="Heading1"/>
+      </w:pPr>
+      <w:r>
+        <w:t xml:space="preserve">Structured Logging</w:t>
+      </w:r>
+    </w:p>
+    <w:p>
+      <w:pPr>
+        <w:pStyle w:val="FirstParagraph"/>
+      </w:pPr>
+      <w:r>
+        <w:t xml:space="preserve">Operationally relevant logs shall use structured fields.</w:t>
+      </w:r>
+    </w:p>
+    <w:p>
+      <w:pPr>
+        <w:pStyle w:val="BodyText"/>
+      </w:pPr>
+      <w:r>
+        <w:t xml:space="preserve">Prefer:</w:t>
+      </w:r>
+    </w:p>
+    <w:p>
+      <w:pPr>
+        <w:pStyle w:val="SourceCode"/>
+      </w:pPr>
+      <w:r>
+        <w:rPr>
+          <w:rStyle w:val="VerbatimChar"/>
+        </w:rPr>
+        <w:t xml:space="preserve">event=ORDER_SUBMISSION_REQUESTED</w:t>
+      </w:r>
+      <w:r>
+        <w:br/>
+      </w:r>
+      <w:r>
+        <w:rPr>
+          <w:rStyle w:val="VerbatimChar"/>
+        </w:rPr>
+        <w:t xml:space="preserve">order_id=order-123</w:t>
+      </w:r>
+      <w:r>
+        <w:br/>
+      </w:r>
+      <w:r>
+        <w:rPr>
+          <w:rStyle w:val="VerbatimChar"/>
+        </w:rPr>
+        <w:t xml:space="preserve">instrument_id=instrument-456</w:t>
+      </w:r>
+      <w:r>
+        <w:br/>
+      </w:r>
+      <w:r>
+        <w:rPr>
+          <w:rStyle w:val="VerbatimChar"/>
+        </w:rPr>
+        <w:t xml:space="preserve">environment=PAPER</w:t>
+      </w:r>
+    </w:p>
+    <w:p>
+      <w:pPr>
+        <w:pStyle w:val="FirstParagraph"/>
+      </w:pPr>
+      <w:r>
+        <w:t xml:space="preserve">Avoid:</w:t>
+      </w:r>
+    </w:p>
+    <w:p>
+      <w:pPr>
+        <w:pStyle w:val="SourceCode"/>
+      </w:pPr>
+      <w:r>
+        <w:rPr>
+          <w:rStyle w:val="VerbatimChar"/>
+        </w:rPr>
+        <w:t xml:space="preserve">Submitting some order for instrument...</w:t>
+      </w:r>
+    </w:p>
+    <w:p>
+      <w:pPr>
+        <w:pStyle w:val="FirstParagraph"/>
+      </w:pPr>
+      <w:r>
+        <w:t xml:space="preserve">Free-form messages may supplement structured context but shall not replace critical fields.</w:t>
+      </w:r>
+    </w:p>
+    <w:p>
+      <w:r>
+        <w:pict>
+          <v:rect style="width:0;height:1.5pt" o:hralign="center" o:hrstd="t" o:hr="t"/>
+        </w:pict>
+      </w:r>
+    </w:p>
+    <w:bookmarkEnd w:id="14"/>
+    <w:bookmarkStart w:id="15" w:name="event-names"/>
+    <w:p>
+      <w:pPr>
+        <w:pStyle w:val="Heading1"/>
+      </w:pPr>
+      <w:r>
+        <w:t xml:space="preserve">Event Names</w:t>
+      </w:r>
+    </w:p>
+    <w:p>
+      <w:pPr>
+        <w:pStyle w:val="FirstParagraph"/>
+      </w:pPr>
+      <w:r>
+        <w:t xml:space="preserve">Operational event names shall use deterministic uppercase snake case.</w:t>
+      </w:r>
+    </w:p>
+    <w:p>
+      <w:pPr>
+        <w:pStyle w:val="BodyText"/>
+      </w:pPr>
+      <w:r>
+        <w:t xml:space="preserve">Examples:</w:t>
+      </w:r>
+    </w:p>
+    <w:p>
+      <w:pPr>
+        <w:pStyle w:val="SourceCode"/>
+      </w:pPr>
+      <w:r>
+        <w:rPr>
+          <w:rStyle w:val="VerbatimChar"/>
+        </w:rPr>
+        <w:t xml:space="preserve">RUNTIME_STARTING</w:t>
+      </w:r>
+      <w:r>
+        <w:br/>
+      </w:r>
+      <w:r>
+        <w:rPr>
+          <w:rStyle w:val="VerbatimChar"/>
+        </w:rPr>
+        <w:t xml:space="preserve">RUNTIME_OPERATIONAL</w:t>
+      </w:r>
+      <w:r>
+        <w:br/>
+      </w:r>
+      <w:r>
+        <w:rPr>
+          <w:rStyle w:val="VerbatimChar"/>
+        </w:rPr>
+        <w:t xml:space="preserve">BROKER_CONNECTING</w:t>
+      </w:r>
+      <w:r>
+        <w:br/>
+      </w:r>
+      <w:r>
+        <w:rPr>
+          <w:rStyle w:val="VerbatimChar"/>
+        </w:rPr>
+        <w:t xml:space="preserve">BROKER_CONNECTED</w:t>
+      </w:r>
+      <w:r>
+        <w:br/>
+      </w:r>
+      <w:r>
+        <w:rPr>
+          <w:rStyle w:val="VerbatimChar"/>
+        </w:rPr>
+        <w:t xml:space="preserve">MARKET_DATA_DISCONNECTED</w:t>
+      </w:r>
+      <w:r>
+        <w:br/>
+      </w:r>
+      <w:r>
+        <w:rPr>
+          <w:rStyle w:val="VerbatimChar"/>
+        </w:rPr>
+        <w:t xml:space="preserve">ORDER_SUBMISSION_REQUESTED</w:t>
+      </w:r>
+      <w:r>
+        <w:br/>
+      </w:r>
+      <w:r>
+        <w:rPr>
+          <w:rStyle w:val="VerbatimChar"/>
+        </w:rPr>
+        <w:t xml:space="preserve">ORDER_TRANSMITTED</w:t>
+      </w:r>
+      <w:r>
+        <w:br/>
+      </w:r>
+      <w:r>
+        <w:rPr>
+          <w:rStyle w:val="VerbatimChar"/>
+        </w:rPr>
+        <w:t xml:space="preserve">ORDER_ACKNOWLEDGED</w:t>
+      </w:r>
+      <w:r>
+        <w:br/>
+      </w:r>
+      <w:r>
+        <w:rPr>
+          <w:rStyle w:val="VerbatimChar"/>
+        </w:rPr>
+        <w:t xml:space="preserve">ORDER_REJECTED</w:t>
+      </w:r>
+      <w:r>
+        <w:br/>
+      </w:r>
+      <w:r>
+        <w:rPr>
+          <w:rStyle w:val="VerbatimChar"/>
+        </w:rPr>
+        <w:t xml:space="preserve">ORDER_EXECUTED</w:t>
+      </w:r>
+      <w:r>
+        <w:br/>
+      </w:r>
+      <w:r>
+        <w:rPr>
+          <w:rStyle w:val="VerbatimChar"/>
+        </w:rPr>
+        <w:t xml:space="preserve">RECONCILIATION_DISCREPANCY_DETECTED</w:t>
+      </w:r>
+    </w:p>
+    <w:p>
+      <w:pPr>
+        <w:pStyle w:val="FirstParagraph"/>
+      </w:pPr>
+      <w:r>
+        <w:t xml:space="preserve">Avoid inconsistent variants such as:</w:t>
+      </w:r>
+    </w:p>
+    <w:p>
+      <w:pPr>
+        <w:pStyle w:val="SourceCode"/>
+      </w:pPr>
+      <w:r>
+        <w:rPr>
+          <w:rStyle w:val="VerbatimChar"/>
+        </w:rPr>
+        <w:t xml:space="preserve">Order submitted</w:t>
+      </w:r>
+      <w:r>
+        <w:br/>
+      </w:r>
+      <w:r>
+        <w:rPr>
+          <w:rStyle w:val="VerbatimChar"/>
+        </w:rPr>
+        <w:t xml:space="preserve">ORDER_SUBMIT</w:t>
+      </w:r>
+      <w:r>
+        <w:br/>
+      </w:r>
+      <w:r>
+        <w:rPr>
+          <w:rStyle w:val="VerbatimChar"/>
+        </w:rPr>
+        <w:t xml:space="preserve">submitOrder</w:t>
+      </w:r>
+      <w:r>
+        <w:br/>
+      </w:r>
+      <w:r>
+        <w:rPr>
+          <w:rStyle w:val="VerbatimChar"/>
+        </w:rPr>
+        <w:t xml:space="preserve">order_sent</w:t>
+      </w:r>
+    </w:p>
+    <w:p>
+      <w:pPr>
+        <w:pStyle w:val="FirstParagraph"/>
+      </w:pPr>
+      <w:r>
+        <w:t xml:space="preserve">One operational meaning shall use one canonical event name.</w:t>
+      </w:r>
+    </w:p>
+    <w:p>
+      <w:r>
+        <w:pict>
+          <v:rect style="width:0;height:1.5pt" o:hralign="center" o:hrstd="t" o:hr="t"/>
+        </w:pict>
+      </w:r>
+    </w:p>
+    <w:bookmarkEnd w:id="15"/>
+    <w:bookmarkStart w:id="16" w:name="event-naming-rules"/>
+    <w:p>
+      <w:pPr>
+        <w:pStyle w:val="Heading1"/>
+      </w:pPr>
+      <w:r>
+        <w:t xml:space="preserve">Event Naming Rules</w:t>
+      </w:r>
+    </w:p>
+    <w:p>
+      <w:pPr>
+        <w:pStyle w:val="FirstParagraph"/>
+      </w:pPr>
+      <w:r>
+        <w:t xml:space="preserve">Event names shall:</w:t>
+      </w:r>
+    </w:p>
+    <w:p>
+      <w:pPr>
+        <w:pStyle w:val="Compact"/>
+        <w:numPr>
+          <w:ilvl w:val="0"/>
+          <w:numId w:val="1006"/>
+        </w:numPr>
+      </w:pPr>
+      <w:r>
+        <w:t xml:space="preserve">describe a completed observation or explicit operation state</w:t>
+      </w:r>
+    </w:p>
+    <w:p>
+      <w:pPr>
+        <w:pStyle w:val="Compact"/>
+        <w:numPr>
+          <w:ilvl w:val="0"/>
+          <w:numId w:val="1006"/>
+        </w:numPr>
+      </w:pPr>
+      <w:r>
+        <w:t xml:space="preserve">use capability language</w:t>
+      </w:r>
+    </w:p>
+    <w:p>
+      <w:pPr>
+        <w:pStyle w:val="Compact"/>
+        <w:numPr>
+          <w:ilvl w:val="0"/>
+          <w:numId w:val="1006"/>
+        </w:numPr>
+      </w:pPr>
+      <w:r>
+        <w:t xml:space="preserve">remain stable where practical</w:t>
+      </w:r>
+    </w:p>
+    <w:p>
+      <w:pPr>
+        <w:pStyle w:val="Compact"/>
+        <w:numPr>
+          <w:ilvl w:val="0"/>
+          <w:numId w:val="1006"/>
+        </w:numPr>
+      </w:pPr>
+      <w:r>
+        <w:t xml:space="preserve">avoid provider-specific terminology unless logging provider-specific adapter behaviour</w:t>
+      </w:r>
+    </w:p>
+    <w:p>
+      <w:pPr>
+        <w:pStyle w:val="FirstParagraph"/>
+      </w:pPr>
+      <w:r>
+        <w:t xml:space="preserve">Examples:</w:t>
+      </w:r>
+    </w:p>
+    <w:p>
+      <w:pPr>
+        <w:pStyle w:val="BodyText"/>
+      </w:pPr>
+      <w:r>
+        <w:t xml:space="preserve">Application-oriented:</w:t>
+      </w:r>
+    </w:p>
+    <w:p>
+      <w:pPr>
+        <w:pStyle w:val="SourceCode"/>
+      </w:pPr>
+      <w:r>
+        <w:rPr>
+          <w:rStyle w:val="VerbatimChar"/>
+        </w:rPr>
+        <w:t xml:space="preserve">ORDER_ACKNOWLEDGED</w:t>
+      </w:r>
+    </w:p>
+    <w:p>
+      <w:pPr>
+        <w:pStyle w:val="FirstParagraph"/>
+      </w:pPr>
+      <w:r>
+        <w:t xml:space="preserve">Provider-specific diagnostic event:</w:t>
+      </w:r>
+    </w:p>
+    <w:p>
+      <w:pPr>
+        <w:pStyle w:val="SourceCode"/>
+      </w:pPr>
+      <w:r>
+        <w:rPr>
+          <w:rStyle w:val="VerbatimChar"/>
+        </w:rPr>
+        <w:t xml:space="preserve">IB_ORDER_STATUS_RECEIVED</w:t>
+      </w:r>
+    </w:p>
+    <w:p>
+      <w:pPr>
+        <w:pStyle w:val="FirstParagraph"/>
+      </w:pPr>
+      <w:r>
+        <w:t xml:space="preserve">Provider-specific events shall not replace application-oriented lifecycle events.</w:t>
+      </w:r>
+    </w:p>
+    <w:p>
+      <w:r>
+        <w:pict>
+          <v:rect style="width:0;height:1.5pt" o:hralign="center" o:hrstd="t" o:hr="t"/>
+        </w:pict>
+      </w:r>
+    </w:p>
+    <w:bookmarkEnd w:id="16"/>
+    <w:bookmarkStart w:id="17" w:name="log-levels"/>
     <w:p>
       <w:pPr>
         <w:pStyle w:val="Heading1"/>
@@ -375,7 +1209,7 @@
               <w:pStyle w:val="Compact"/>
             </w:pPr>
             <w:r>
-              <w:t xml:space="preserve">Unexpected but recoverable situations</w:t>
+              <w:t xml:space="preserve">Unexpected or degraded but recoverable state</w:t>
             </w:r>
           </w:p>
         </w:tc>
@@ -399,7 +1233,7 @@
               <w:pStyle w:val="Compact"/>
             </w:pPr>
             <w:r>
-              <w:t xml:space="preserve">Operation failed</w:t>
+              <w:t xml:space="preserve">Operation or capability failed</w:t>
             </w:r>
           </w:p>
         </w:tc>
@@ -423,131 +1257,244 @@
               <w:pStyle w:val="Compact"/>
             </w:pPr>
             <w:r>
-              <w:t xml:space="preserve">System stability is affected</w:t>
+              <w:t xml:space="preserve">Safe continued operation may be affected</w:t>
             </w:r>
           </w:p>
         </w:tc>
       </w:tr>
     </w:tbl>
     <w:p>
+      <w:pPr>
+        <w:pStyle w:val="BodyText"/>
+      </w:pPr>
+      <w:r>
+        <w:t xml:space="preserve">Log level shall reflect operational impact.</w:t>
+      </w:r>
+    </w:p>
+    <w:p>
+      <w:pPr>
+        <w:pStyle w:val="BodyText"/>
+      </w:pPr>
+      <w:r>
+        <w:t xml:space="preserve">A business rejection is not automatically a technical error.</w:t>
+      </w:r>
+    </w:p>
+    <w:p>
+      <w:pPr>
+        <w:pStyle w:val="BodyText"/>
+      </w:pPr>
+      <w:r>
+        <w:t xml:space="preserve">Example:</w:t>
+      </w:r>
+    </w:p>
+    <w:p>
+      <w:pPr>
+        <w:pStyle w:val="SourceCode"/>
+      </w:pPr>
+      <w:r>
+        <w:rPr>
+          <w:rStyle w:val="VerbatimChar"/>
+        </w:rPr>
+        <w:t xml:space="preserve">ORDER_REJECTED</w:t>
+      </w:r>
+    </w:p>
+    <w:p>
+      <w:pPr>
+        <w:pStyle w:val="FirstParagraph"/>
+      </w:pPr>
+      <w:r>
+        <w:t xml:space="preserve">may be</w:t>
+      </w:r>
+      <w:r>
+        <w:t xml:space="preserve"> </w:t>
+      </w:r>
+      <w:r>
+        <w:rPr>
+          <w:rStyle w:val="VerbatimChar"/>
+        </w:rPr>
+        <w:t xml:space="preserve">WARNING</w:t>
+      </w:r>
+      <w:r>
+        <w:t xml:space="preserve"> </w:t>
+      </w:r>
+      <w:r>
+        <w:t xml:space="preserve">when the broker explicitly rejects an order and the application remains operational.</w:t>
+      </w:r>
+    </w:p>
+    <w:p>
       <w:r>
         <w:pict>
           <v:rect style="width:0;height:1.5pt" o:hralign="center" o:hrstd="t" o:hr="t"/>
         </w:pict>
       </w:r>
     </w:p>
-    <w:bookmarkEnd w:id="13"/>
-    <w:bookmarkStart w:id="14" w:name="logging-rules"/>
+    <w:bookmarkEnd w:id="17"/>
+    <w:bookmarkStart w:id="18" w:name="standard-context-fields"/>
     <w:p>
       <w:pPr>
         <w:pStyle w:val="Heading1"/>
       </w:pPr>
       <w:r>
-        <w:t xml:space="preserve">Logging Rules</w:t>
-      </w:r>
-    </w:p>
-    <w:p>
-      <w:pPr>
-        <w:pStyle w:val="FirstParagraph"/>
-      </w:pPr>
-      <w:r>
-        <w:t xml:space="preserve">Log when:</w:t>
-      </w:r>
-    </w:p>
-    <w:p>
-      <w:pPr>
-        <w:pStyle w:val="Compact"/>
-        <w:numPr>
-          <w:ilvl w:val="0"/>
-          <w:numId w:val="1003"/>
-        </w:numPr>
-      </w:pPr>
-      <w:r>
-        <w:t xml:space="preserve">services start or stop</w:t>
-      </w:r>
-    </w:p>
-    <w:p>
-      <w:pPr>
-        <w:pStyle w:val="Compact"/>
-        <w:numPr>
-          <w:ilvl w:val="0"/>
-          <w:numId w:val="1003"/>
-        </w:numPr>
-      </w:pPr>
-      <w:r>
-        <w:t xml:space="preserve">configuration is loaded</w:t>
-      </w:r>
-    </w:p>
-    <w:p>
-      <w:pPr>
-        <w:pStyle w:val="Compact"/>
-        <w:numPr>
-          <w:ilvl w:val="0"/>
-          <w:numId w:val="1003"/>
-        </w:numPr>
-      </w:pPr>
-      <w:r>
-        <w:t xml:space="preserve">external resources are initialized</w:t>
-      </w:r>
-    </w:p>
-    <w:p>
-      <w:pPr>
-        <w:pStyle w:val="Compact"/>
-        <w:numPr>
-          <w:ilvl w:val="0"/>
-          <w:numId w:val="1003"/>
-        </w:numPr>
-      </w:pPr>
-      <w:r>
-        <w:t xml:space="preserve">significant state changes occur</w:t>
-      </w:r>
-    </w:p>
-    <w:p>
-      <w:pPr>
-        <w:pStyle w:val="Compact"/>
-        <w:numPr>
-          <w:ilvl w:val="0"/>
-          <w:numId w:val="1003"/>
-        </w:numPr>
-      </w:pPr>
-      <w:r>
-        <w:t xml:space="preserve">recoverable errors happen</w:t>
-      </w:r>
-    </w:p>
-    <w:p>
-      <w:pPr>
-        <w:pStyle w:val="Compact"/>
-        <w:numPr>
-          <w:ilvl w:val="0"/>
-          <w:numId w:val="1003"/>
-        </w:numPr>
-      </w:pPr>
-      <w:r>
-        <w:t xml:space="preserve">unexpected exceptions occur</w:t>
-      </w:r>
-    </w:p>
-    <w:p>
-      <w:pPr>
-        <w:pStyle w:val="FirstParagraph"/>
-      </w:pPr>
-      <w:r>
-        <w:t xml:space="preserve">Do</w:t>
-      </w:r>
-      <w:r>
-        <w:t xml:space="preserve"> </w:t>
-      </w:r>
-      <w:r>
-        <w:rPr>
-          <w:b/>
-          <w:bCs/>
-        </w:rPr>
-        <w:t xml:space="preserve">not</w:t>
-      </w:r>
-      <w:r>
-        <w:t xml:space="preserve"> </w:t>
-      </w:r>
-      <w:r>
-        <w:t xml:space="preserve">log trivial implementation details.</w:t>
+        <w:t xml:space="preserve">Standard Context Fields</w:t>
+      </w:r>
+    </w:p>
+    <w:p>
+      <w:pPr>
+        <w:pStyle w:val="FirstParagraph"/>
+      </w:pPr>
+      <w:r>
+        <w:t xml:space="preserve">Structured logging may use standard context fields including:</w:t>
+      </w:r>
+    </w:p>
+    <w:p>
+      <w:pPr>
+        <w:pStyle w:val="Compact"/>
+        <w:numPr>
+          <w:ilvl w:val="0"/>
+          <w:numId w:val="1007"/>
+        </w:numPr>
+      </w:pPr>
+      <w:r>
+        <w:rPr>
+          <w:rStyle w:val="VerbatimChar"/>
+        </w:rPr>
+        <w:t xml:space="preserve">event</w:t>
+      </w:r>
+    </w:p>
+    <w:p>
+      <w:pPr>
+        <w:pStyle w:val="Compact"/>
+        <w:numPr>
+          <w:ilvl w:val="0"/>
+          <w:numId w:val="1007"/>
+        </w:numPr>
+      </w:pPr>
+      <w:r>
+        <w:rPr>
+          <w:rStyle w:val="VerbatimChar"/>
+        </w:rPr>
+        <w:t xml:space="preserve">component</w:t>
+      </w:r>
+    </w:p>
+    <w:p>
+      <w:pPr>
+        <w:pStyle w:val="Compact"/>
+        <w:numPr>
+          <w:ilvl w:val="0"/>
+          <w:numId w:val="1007"/>
+        </w:numPr>
+      </w:pPr>
+      <w:r>
+        <w:rPr>
+          <w:rStyle w:val="VerbatimChar"/>
+        </w:rPr>
+        <w:t xml:space="preserve">operation</w:t>
+      </w:r>
+    </w:p>
+    <w:p>
+      <w:pPr>
+        <w:pStyle w:val="Compact"/>
+        <w:numPr>
+          <w:ilvl w:val="0"/>
+          <w:numId w:val="1007"/>
+        </w:numPr>
+      </w:pPr>
+      <w:r>
+        <w:rPr>
+          <w:rStyle w:val="VerbatimChar"/>
+        </w:rPr>
+        <w:t xml:space="preserve">runtime_state</w:t>
+      </w:r>
+    </w:p>
+    <w:p>
+      <w:pPr>
+        <w:pStyle w:val="Compact"/>
+        <w:numPr>
+          <w:ilvl w:val="0"/>
+          <w:numId w:val="1007"/>
+        </w:numPr>
+      </w:pPr>
+      <w:r>
+        <w:rPr>
+          <w:rStyle w:val="VerbatimChar"/>
+        </w:rPr>
+        <w:t xml:space="preserve">environment</w:t>
+      </w:r>
+    </w:p>
+    <w:p>
+      <w:pPr>
+        <w:pStyle w:val="Compact"/>
+        <w:numPr>
+          <w:ilvl w:val="0"/>
+          <w:numId w:val="1007"/>
+        </w:numPr>
+      </w:pPr>
+      <w:r>
+        <w:rPr>
+          <w:rStyle w:val="VerbatimChar"/>
+        </w:rPr>
+        <w:t xml:space="preserve">profile</w:t>
+      </w:r>
+    </w:p>
+    <w:p>
+      <w:pPr>
+        <w:pStyle w:val="Compact"/>
+        <w:numPr>
+          <w:ilvl w:val="0"/>
+          <w:numId w:val="1007"/>
+        </w:numPr>
+      </w:pPr>
+      <w:r>
+        <w:rPr>
+          <w:rStyle w:val="VerbatimChar"/>
+        </w:rPr>
+        <w:t xml:space="preserve">correlation_id</w:t>
+      </w:r>
+    </w:p>
+    <w:p>
+      <w:pPr>
+        <w:pStyle w:val="Compact"/>
+        <w:numPr>
+          <w:ilvl w:val="0"/>
+          <w:numId w:val="1007"/>
+        </w:numPr>
+      </w:pPr>
+      <w:r>
+        <w:rPr>
+          <w:rStyle w:val="VerbatimChar"/>
+        </w:rPr>
+        <w:t xml:space="preserve">duration_ms</w:t>
+      </w:r>
+    </w:p>
+    <w:p>
+      <w:pPr>
+        <w:pStyle w:val="Compact"/>
+        <w:numPr>
+          <w:ilvl w:val="0"/>
+          <w:numId w:val="1007"/>
+        </w:numPr>
+      </w:pPr>
+      <w:r>
+        <w:rPr>
+          <w:rStyle w:val="VerbatimChar"/>
+        </w:rPr>
+        <w:t xml:space="preserve">timestamp</w:t>
+      </w:r>
+    </w:p>
+    <w:p>
+      <w:pPr>
+        <w:pStyle w:val="FirstParagraph"/>
+      </w:pPr>
+      <w:r>
+        <w:t xml:space="preserve">Only relevant fields shall be emitted.</w:t>
+      </w:r>
+    </w:p>
+    <w:p>
+      <w:pPr>
+        <w:pStyle w:val="BodyText"/>
+      </w:pPr>
+      <w:r>
+        <w:t xml:space="preserve">Avoid empty structured fields solely for schema completeness.</w:t>
       </w:r>
     </w:p>
     <w:p>
@@ -557,96 +1504,158 @@
         </w:pict>
       </w:r>
     </w:p>
-    <w:bookmarkEnd w:id="14"/>
-    <w:bookmarkStart w:id="15" w:name="message-style"/>
+    <w:bookmarkEnd w:id="18"/>
+    <w:bookmarkStart w:id="19" w:name="trading-context-fields"/>
     <w:p>
       <w:pPr>
         <w:pStyle w:val="Heading1"/>
       </w:pPr>
       <w:r>
-        <w:t xml:space="preserve">Message Style</w:t>
-      </w:r>
-    </w:p>
-    <w:p>
-      <w:pPr>
-        <w:pStyle w:val="FirstParagraph"/>
-      </w:pPr>
-      <w:r>
-        <w:t xml:space="preserve">Log messages should be:</w:t>
-      </w:r>
-    </w:p>
-    <w:p>
-      <w:pPr>
-        <w:pStyle w:val="Compact"/>
-        <w:numPr>
-          <w:ilvl w:val="0"/>
-          <w:numId w:val="1004"/>
-        </w:numPr>
-      </w:pPr>
-      <w:r>
-        <w:t xml:space="preserve">short</w:t>
-      </w:r>
-    </w:p>
-    <w:p>
-      <w:pPr>
-        <w:pStyle w:val="Compact"/>
-        <w:numPr>
-          <w:ilvl w:val="0"/>
-          <w:numId w:val="1004"/>
-        </w:numPr>
-      </w:pPr>
-      <w:r>
-        <w:t xml:space="preserve">descriptive</w:t>
-      </w:r>
-    </w:p>
-    <w:p>
-      <w:pPr>
-        <w:pStyle w:val="Compact"/>
-        <w:numPr>
-          <w:ilvl w:val="0"/>
-          <w:numId w:val="1004"/>
-        </w:numPr>
-      </w:pPr>
-      <w:r>
-        <w:t xml:space="preserve">consistent</w:t>
-      </w:r>
-    </w:p>
-    <w:p>
-      <w:pPr>
-        <w:pStyle w:val="FirstParagraph"/>
-      </w:pPr>
-      <w:r>
-        <w:t xml:space="preserve">Example:</w:t>
-      </w:r>
-    </w:p>
-    <w:p>
-      <w:pPr>
-        <w:pStyle w:val="SourceCode"/>
-      </w:pPr>
-      <w:r>
-        <w:rPr>
-          <w:rStyle w:val="VerbatimChar"/>
-        </w:rPr>
-        <w:t xml:space="preserve">Configuration loaded successfully.</w:t>
-      </w:r>
-    </w:p>
-    <w:p>
-      <w:pPr>
-        <w:pStyle w:val="FirstParagraph"/>
-      </w:pPr>
-      <w:r>
-        <w:t xml:space="preserve">Avoid:</w:t>
-      </w:r>
-    </w:p>
-    <w:p>
-      <w:pPr>
-        <w:pStyle w:val="SourceCode"/>
-      </w:pPr>
-      <w:r>
-        <w:rPr>
-          <w:rStyle w:val="VerbatimChar"/>
-        </w:rPr>
-        <w:t xml:space="preserve">Entered function xyz...</w:t>
+        <w:t xml:space="preserve">Trading Context Fields</w:t>
+      </w:r>
+    </w:p>
+    <w:p>
+      <w:pPr>
+        <w:pStyle w:val="FirstParagraph"/>
+      </w:pPr>
+      <w:r>
+        <w:t xml:space="preserve">Trading workflow logs may include:</w:t>
+      </w:r>
+    </w:p>
+    <w:p>
+      <w:pPr>
+        <w:pStyle w:val="Compact"/>
+        <w:numPr>
+          <w:ilvl w:val="0"/>
+          <w:numId w:val="1008"/>
+        </w:numPr>
+      </w:pPr>
+      <w:r>
+        <w:rPr>
+          <w:rStyle w:val="VerbatimChar"/>
+        </w:rPr>
+        <w:t xml:space="preserve">instrument_id</w:t>
+      </w:r>
+    </w:p>
+    <w:p>
+      <w:pPr>
+        <w:pStyle w:val="Compact"/>
+        <w:numPr>
+          <w:ilvl w:val="0"/>
+          <w:numId w:val="1008"/>
+        </w:numPr>
+      </w:pPr>
+      <w:r>
+        <w:rPr>
+          <w:rStyle w:val="VerbatimChar"/>
+        </w:rPr>
+        <w:t xml:space="preserve">symbol</w:t>
+      </w:r>
+    </w:p>
+    <w:p>
+      <w:pPr>
+        <w:pStyle w:val="Compact"/>
+        <w:numPr>
+          <w:ilvl w:val="0"/>
+          <w:numId w:val="1008"/>
+        </w:numPr>
+      </w:pPr>
+      <w:r>
+        <w:rPr>
+          <w:rStyle w:val="VerbatimChar"/>
+        </w:rPr>
+        <w:t xml:space="preserve">candidate_id</w:t>
+      </w:r>
+    </w:p>
+    <w:p>
+      <w:pPr>
+        <w:pStyle w:val="Compact"/>
+        <w:numPr>
+          <w:ilvl w:val="0"/>
+          <w:numId w:val="1008"/>
+        </w:numPr>
+      </w:pPr>
+      <w:r>
+        <w:rPr>
+          <w:rStyle w:val="VerbatimChar"/>
+        </w:rPr>
+        <w:t xml:space="preserve">decision_id</w:t>
+      </w:r>
+    </w:p>
+    <w:p>
+      <w:pPr>
+        <w:pStyle w:val="Compact"/>
+        <w:numPr>
+          <w:ilvl w:val="0"/>
+          <w:numId w:val="1008"/>
+        </w:numPr>
+      </w:pPr>
+      <w:r>
+        <w:rPr>
+          <w:rStyle w:val="VerbatimChar"/>
+        </w:rPr>
+        <w:t xml:space="preserve">order_id</w:t>
+      </w:r>
+    </w:p>
+    <w:p>
+      <w:pPr>
+        <w:pStyle w:val="Compact"/>
+        <w:numPr>
+          <w:ilvl w:val="0"/>
+          <w:numId w:val="1008"/>
+        </w:numPr>
+      </w:pPr>
+      <w:r>
+        <w:rPr>
+          <w:rStyle w:val="VerbatimChar"/>
+        </w:rPr>
+        <w:t xml:space="preserve">position_id</w:t>
+      </w:r>
+    </w:p>
+    <w:p>
+      <w:pPr>
+        <w:pStyle w:val="Compact"/>
+        <w:numPr>
+          <w:ilvl w:val="0"/>
+          <w:numId w:val="1008"/>
+        </w:numPr>
+      </w:pPr>
+      <w:r>
+        <w:rPr>
+          <w:rStyle w:val="VerbatimChar"/>
+        </w:rPr>
+        <w:t xml:space="preserve">portfolio_id</w:t>
+      </w:r>
+    </w:p>
+    <w:p>
+      <w:pPr>
+        <w:pStyle w:val="Compact"/>
+        <w:numPr>
+          <w:ilvl w:val="0"/>
+          <w:numId w:val="1008"/>
+        </w:numPr>
+      </w:pPr>
+      <w:r>
+        <w:rPr>
+          <w:rStyle w:val="VerbatimChar"/>
+        </w:rPr>
+        <w:t xml:space="preserve">review_id</w:t>
+      </w:r>
+    </w:p>
+    <w:p>
+      <w:pPr>
+        <w:pStyle w:val="FirstParagraph"/>
+      </w:pPr>
+      <w:r>
+        <w:t xml:space="preserve">Business identifiers shall use canonical internal identities where available.</w:t>
+      </w:r>
+    </w:p>
+    <w:p>
+      <w:pPr>
+        <w:pStyle w:val="BodyText"/>
+      </w:pPr>
+      <w:r>
+        <w:t xml:space="preserve">Provider identifiers may be included as additional diagnostic fields.</w:t>
       </w:r>
     </w:p>
     <w:p>
@@ -656,90 +1665,136 @@
         </w:pict>
       </w:r>
     </w:p>
-    <w:bookmarkEnd w:id="15"/>
-    <w:bookmarkStart w:id="16" w:name="structured-logging"/>
+    <w:bookmarkEnd w:id="19"/>
+    <w:bookmarkStart w:id="20" w:name="broker-context-fields"/>
     <w:p>
       <w:pPr>
         <w:pStyle w:val="Heading1"/>
       </w:pPr>
       <w:r>
-        <w:t xml:space="preserve">Structured Logging</w:t>
-      </w:r>
-    </w:p>
-    <w:p>
-      <w:pPr>
-        <w:pStyle w:val="FirstParagraph"/>
-      </w:pPr>
-      <w:r>
-        <w:t xml:space="preserve">Whenever practical, include structured context:</w:t>
-      </w:r>
-    </w:p>
-    <w:p>
-      <w:pPr>
-        <w:pStyle w:val="Compact"/>
-        <w:numPr>
-          <w:ilvl w:val="0"/>
-          <w:numId w:val="1005"/>
-        </w:numPr>
-      </w:pPr>
-      <w:r>
-        <w:t xml:space="preserve">component</w:t>
-      </w:r>
-    </w:p>
-    <w:p>
-      <w:pPr>
-        <w:pStyle w:val="Compact"/>
-        <w:numPr>
-          <w:ilvl w:val="0"/>
-          <w:numId w:val="1005"/>
-        </w:numPr>
-      </w:pPr>
-      <w:r>
-        <w:t xml:space="preserve">operation</w:t>
-      </w:r>
-    </w:p>
-    <w:p>
-      <w:pPr>
-        <w:pStyle w:val="Compact"/>
-        <w:numPr>
-          <w:ilvl w:val="0"/>
-          <w:numId w:val="1005"/>
-        </w:numPr>
-      </w:pPr>
-      <w:r>
-        <w:t xml:space="preserve">identifier</w:t>
-      </w:r>
-    </w:p>
-    <w:p>
-      <w:pPr>
-        <w:pStyle w:val="Compact"/>
-        <w:numPr>
-          <w:ilvl w:val="0"/>
-          <w:numId w:val="1005"/>
-        </w:numPr>
-      </w:pPr>
-      <w:r>
-        <w:t xml:space="preserve">execution time</w:t>
-      </w:r>
-    </w:p>
-    <w:p>
-      <w:pPr>
-        <w:pStyle w:val="Compact"/>
-        <w:numPr>
-          <w:ilvl w:val="0"/>
-          <w:numId w:val="1005"/>
-        </w:numPr>
-      </w:pPr>
-      <w:r>
-        <w:t xml:space="preserve">correlation id</w:t>
-      </w:r>
-    </w:p>
-    <w:p>
-      <w:pPr>
-        <w:pStyle w:val="FirstParagraph"/>
-      </w:pPr>
-      <w:r>
-        <w:t xml:space="preserve">Avoid embedding complex data inside free-form text.</w:t>
+        <w:t xml:space="preserve">Broker Context Fields</w:t>
+      </w:r>
+    </w:p>
+    <w:p>
+      <w:pPr>
+        <w:pStyle w:val="FirstParagraph"/>
+      </w:pPr>
+      <w:r>
+        <w:t xml:space="preserve">Broker logs may include:</w:t>
+      </w:r>
+    </w:p>
+    <w:p>
+      <w:pPr>
+        <w:pStyle w:val="Compact"/>
+        <w:numPr>
+          <w:ilvl w:val="0"/>
+          <w:numId w:val="1009"/>
+        </w:numPr>
+      </w:pPr>
+      <w:r>
+        <w:rPr>
+          <w:rStyle w:val="VerbatimChar"/>
+        </w:rPr>
+        <w:t xml:space="preserve">broker_provider</w:t>
+      </w:r>
+    </w:p>
+    <w:p>
+      <w:pPr>
+        <w:pStyle w:val="Compact"/>
+        <w:numPr>
+          <w:ilvl w:val="0"/>
+          <w:numId w:val="1009"/>
+        </w:numPr>
+      </w:pPr>
+      <w:r>
+        <w:rPr>
+          <w:rStyle w:val="VerbatimChar"/>
+        </w:rPr>
+        <w:t xml:space="preserve">broker_connection_state</w:t>
+      </w:r>
+    </w:p>
+    <w:p>
+      <w:pPr>
+        <w:pStyle w:val="Compact"/>
+        <w:numPr>
+          <w:ilvl w:val="0"/>
+          <w:numId w:val="1009"/>
+        </w:numPr>
+      </w:pPr>
+      <w:r>
+        <w:rPr>
+          <w:rStyle w:val="VerbatimChar"/>
+        </w:rPr>
+        <w:t xml:space="preserve">broker_order_id</w:t>
+      </w:r>
+    </w:p>
+    <w:p>
+      <w:pPr>
+        <w:pStyle w:val="Compact"/>
+        <w:numPr>
+          <w:ilvl w:val="0"/>
+          <w:numId w:val="1009"/>
+        </w:numPr>
+      </w:pPr>
+      <w:r>
+        <w:rPr>
+          <w:rStyle w:val="VerbatimChar"/>
+        </w:rPr>
+        <w:t xml:space="preserve">broker_execution_id</w:t>
+      </w:r>
+    </w:p>
+    <w:p>
+      <w:pPr>
+        <w:pStyle w:val="Compact"/>
+        <w:numPr>
+          <w:ilvl w:val="0"/>
+          <w:numId w:val="1009"/>
+        </w:numPr>
+      </w:pPr>
+      <w:r>
+        <w:rPr>
+          <w:rStyle w:val="VerbatimChar"/>
+        </w:rPr>
+        <w:t xml:space="preserve">broker_timestamp</w:t>
+      </w:r>
+    </w:p>
+    <w:p>
+      <w:pPr>
+        <w:pStyle w:val="Compact"/>
+        <w:numPr>
+          <w:ilvl w:val="0"/>
+          <w:numId w:val="1009"/>
+        </w:numPr>
+      </w:pPr>
+      <w:r>
+        <w:rPr>
+          <w:rStyle w:val="VerbatimChar"/>
+        </w:rPr>
+        <w:t xml:space="preserve">account_reference</w:t>
+      </w:r>
+    </w:p>
+    <w:p>
+      <w:pPr>
+        <w:pStyle w:val="FirstParagraph"/>
+      </w:pPr>
+      <w:r>
+        <w:t xml:space="preserve">Broker-specific identifiers shall remain clearly named.</w:t>
+      </w:r>
+    </w:p>
+    <w:p>
+      <w:pPr>
+        <w:pStyle w:val="BodyText"/>
+      </w:pPr>
+      <w:r>
+        <w:t xml:space="preserve">Do not log broker credentials.</w:t>
+      </w:r>
+    </w:p>
+    <w:p>
+      <w:pPr>
+        <w:pStyle w:val="BodyText"/>
+      </w:pPr>
+      <w:r>
+        <w:t xml:space="preserve">Account references shall be masked where required.</w:t>
       </w:r>
     </w:p>
     <w:p>
@@ -749,66 +1804,168 @@
         </w:pict>
       </w:r>
     </w:p>
-    <w:bookmarkEnd w:id="16"/>
-    <w:bookmarkStart w:id="17" w:name="exception-logging"/>
+    <w:bookmarkEnd w:id="20"/>
+    <w:bookmarkStart w:id="21" w:name="market-data-context-fields"/>
     <w:p>
       <w:pPr>
         <w:pStyle w:val="Heading1"/>
       </w:pPr>
       <w:r>
-        <w:t xml:space="preserve">Exception Logging</w:t>
-      </w:r>
-    </w:p>
-    <w:p>
-      <w:pPr>
-        <w:pStyle w:val="FirstParagraph"/>
-      </w:pPr>
-      <w:r>
-        <w:t xml:space="preserve">Exceptions should:</w:t>
-      </w:r>
-    </w:p>
-    <w:p>
-      <w:pPr>
-        <w:pStyle w:val="Compact"/>
-        <w:numPr>
-          <w:ilvl w:val="0"/>
-          <w:numId w:val="1006"/>
-        </w:numPr>
-      </w:pPr>
-      <w:r>
-        <w:t xml:space="preserve">be logged once</w:t>
-      </w:r>
-    </w:p>
-    <w:p>
-      <w:pPr>
-        <w:pStyle w:val="Compact"/>
-        <w:numPr>
-          <w:ilvl w:val="0"/>
-          <w:numId w:val="1006"/>
-        </w:numPr>
-      </w:pPr>
-      <w:r>
-        <w:t xml:space="preserve">include the root cause</w:t>
-      </w:r>
-    </w:p>
-    <w:p>
-      <w:pPr>
-        <w:pStyle w:val="Compact"/>
-        <w:numPr>
-          <w:ilvl w:val="0"/>
-          <w:numId w:val="1006"/>
-        </w:numPr>
-      </w:pPr>
-      <w:r>
-        <w:t xml:space="preserve">preserve the stack trace</w:t>
-      </w:r>
-    </w:p>
-    <w:p>
-      <w:pPr>
-        <w:pStyle w:val="FirstParagraph"/>
-      </w:pPr>
-      <w:r>
-        <w:t xml:space="preserve">Avoid duplicate logging of the same exception.</w:t>
+        <w:t xml:space="preserve">Market Data Context Fields</w:t>
+      </w:r>
+    </w:p>
+    <w:p>
+      <w:pPr>
+        <w:pStyle w:val="FirstParagraph"/>
+      </w:pPr>
+      <w:r>
+        <w:t xml:space="preserve">Market data logs may include:</w:t>
+      </w:r>
+    </w:p>
+    <w:p>
+      <w:pPr>
+        <w:pStyle w:val="Compact"/>
+        <w:numPr>
+          <w:ilvl w:val="0"/>
+          <w:numId w:val="1010"/>
+        </w:numPr>
+      </w:pPr>
+      <w:r>
+        <w:rPr>
+          <w:rStyle w:val="VerbatimChar"/>
+        </w:rPr>
+        <w:t xml:space="preserve">market_data_provider</w:t>
+      </w:r>
+    </w:p>
+    <w:p>
+      <w:pPr>
+        <w:pStyle w:val="Compact"/>
+        <w:numPr>
+          <w:ilvl w:val="0"/>
+          <w:numId w:val="1010"/>
+        </w:numPr>
+      </w:pPr>
+      <w:r>
+        <w:rPr>
+          <w:rStyle w:val="VerbatimChar"/>
+        </w:rPr>
+        <w:t xml:space="preserve">market_data_state</w:t>
+      </w:r>
+    </w:p>
+    <w:p>
+      <w:pPr>
+        <w:pStyle w:val="Compact"/>
+        <w:numPr>
+          <w:ilvl w:val="0"/>
+          <w:numId w:val="1010"/>
+        </w:numPr>
+      </w:pPr>
+      <w:r>
+        <w:rPr>
+          <w:rStyle w:val="VerbatimChar"/>
+        </w:rPr>
+        <w:t xml:space="preserve">subscription_id</w:t>
+      </w:r>
+    </w:p>
+    <w:p>
+      <w:pPr>
+        <w:pStyle w:val="Compact"/>
+        <w:numPr>
+          <w:ilvl w:val="0"/>
+          <w:numId w:val="1010"/>
+        </w:numPr>
+      </w:pPr>
+      <w:r>
+        <w:rPr>
+          <w:rStyle w:val="VerbatimChar"/>
+        </w:rPr>
+        <w:t xml:space="preserve">instrument_id</w:t>
+      </w:r>
+    </w:p>
+    <w:p>
+      <w:pPr>
+        <w:pStyle w:val="Compact"/>
+        <w:numPr>
+          <w:ilvl w:val="0"/>
+          <w:numId w:val="1010"/>
+        </w:numPr>
+      </w:pPr>
+      <w:r>
+        <w:rPr>
+          <w:rStyle w:val="VerbatimChar"/>
+        </w:rPr>
+        <w:t xml:space="preserve">source_timestamp</w:t>
+      </w:r>
+    </w:p>
+    <w:p>
+      <w:pPr>
+        <w:pStyle w:val="Compact"/>
+        <w:numPr>
+          <w:ilvl w:val="0"/>
+          <w:numId w:val="1010"/>
+        </w:numPr>
+      </w:pPr>
+      <w:r>
+        <w:rPr>
+          <w:rStyle w:val="VerbatimChar"/>
+        </w:rPr>
+        <w:t xml:space="preserve">freshness_state</w:t>
+      </w:r>
+    </w:p>
+    <w:p>
+      <w:pPr>
+        <w:pStyle w:val="FirstParagraph"/>
+      </w:pPr>
+      <w:r>
+        <w:t xml:space="preserve">Market data logs shall preserve the distinction between:</w:t>
+      </w:r>
+    </w:p>
+    <w:p>
+      <w:pPr>
+        <w:pStyle w:val="Compact"/>
+        <w:numPr>
+          <w:ilvl w:val="0"/>
+          <w:numId w:val="1011"/>
+        </w:numPr>
+      </w:pPr>
+      <w:r>
+        <w:t xml:space="preserve">current</w:t>
+      </w:r>
+    </w:p>
+    <w:p>
+      <w:pPr>
+        <w:pStyle w:val="Compact"/>
+        <w:numPr>
+          <w:ilvl w:val="0"/>
+          <w:numId w:val="1011"/>
+        </w:numPr>
+      </w:pPr>
+      <w:r>
+        <w:t xml:space="preserve">stale</w:t>
+      </w:r>
+    </w:p>
+    <w:p>
+      <w:pPr>
+        <w:pStyle w:val="Compact"/>
+        <w:numPr>
+          <w:ilvl w:val="0"/>
+          <w:numId w:val="1011"/>
+        </w:numPr>
+      </w:pPr>
+      <w:r>
+        <w:t xml:space="preserve">unavailable</w:t>
+      </w:r>
+    </w:p>
+    <w:p>
+      <w:pPr>
+        <w:pStyle w:val="Compact"/>
+        <w:numPr>
+          <w:ilvl w:val="0"/>
+          <w:numId w:val="1011"/>
+        </w:numPr>
+      </w:pPr>
+      <w:r>
+        <w:t xml:space="preserve">disconnected</w:t>
       </w:r>
     </w:p>
     <w:p>
@@ -818,90 +1975,76 @@
         </w:pict>
       </w:r>
     </w:p>
-    <w:bookmarkEnd w:id="17"/>
-    <w:bookmarkStart w:id="18" w:name="sensitive-data"/>
+    <w:bookmarkEnd w:id="21"/>
+    <w:bookmarkStart w:id="22" w:name="paper-and-live-context"/>
     <w:p>
       <w:pPr>
         <w:pStyle w:val="Heading1"/>
       </w:pPr>
       <w:r>
-        <w:t xml:space="preserve">Sensitive Data</w:t>
-      </w:r>
-    </w:p>
-    <w:p>
-      <w:pPr>
-        <w:pStyle w:val="FirstParagraph"/>
-      </w:pPr>
-      <w:r>
-        <w:t xml:space="preserve">Never log:</w:t>
-      </w:r>
-    </w:p>
-    <w:p>
-      <w:pPr>
-        <w:pStyle w:val="Compact"/>
-        <w:numPr>
-          <w:ilvl w:val="0"/>
-          <w:numId w:val="1007"/>
-        </w:numPr>
-      </w:pPr>
-      <w:r>
-        <w:t xml:space="preserve">passwords</w:t>
-      </w:r>
-    </w:p>
-    <w:p>
-      <w:pPr>
-        <w:pStyle w:val="Compact"/>
-        <w:numPr>
-          <w:ilvl w:val="0"/>
-          <w:numId w:val="1007"/>
-        </w:numPr>
-      </w:pPr>
-      <w:r>
-        <w:t xml:space="preserve">API keys</w:t>
-      </w:r>
-    </w:p>
-    <w:p>
-      <w:pPr>
-        <w:pStyle w:val="Compact"/>
-        <w:numPr>
-          <w:ilvl w:val="0"/>
-          <w:numId w:val="1007"/>
-        </w:numPr>
-      </w:pPr>
-      <w:r>
-        <w:t xml:space="preserve">authentication tokens</w:t>
-      </w:r>
-    </w:p>
-    <w:p>
-      <w:pPr>
-        <w:pStyle w:val="Compact"/>
-        <w:numPr>
-          <w:ilvl w:val="0"/>
-          <w:numId w:val="1007"/>
-        </w:numPr>
-      </w:pPr>
-      <w:r>
-        <w:t xml:space="preserve">broker credentials</w:t>
-      </w:r>
-    </w:p>
-    <w:p>
-      <w:pPr>
-        <w:pStyle w:val="Compact"/>
-        <w:numPr>
-          <w:ilvl w:val="0"/>
-          <w:numId w:val="1007"/>
-        </w:numPr>
-      </w:pPr>
-      <w:r>
-        <w:t xml:space="preserve">personal information</w:t>
-      </w:r>
-    </w:p>
-    <w:p>
-      <w:pPr>
-        <w:pStyle w:val="FirstParagraph"/>
-      </w:pPr>
-      <w:r>
-        <w:t xml:space="preserve">Sensitive values must always be masked or omitted.</w:t>
+        <w:t xml:space="preserve">PAPER and LIVE Context</w:t>
+      </w:r>
+    </w:p>
+    <w:p>
+      <w:pPr>
+        <w:pStyle w:val="FirstParagraph"/>
+      </w:pPr>
+      <w:r>
+        <w:t xml:space="preserve">Trading-related operational logs shall expose execution environment where relevant.</w:t>
+      </w:r>
+    </w:p>
+    <w:p>
+      <w:pPr>
+        <w:pStyle w:val="BodyText"/>
+      </w:pPr>
+      <w:r>
+        <w:t xml:space="preserve">Use:</w:t>
+      </w:r>
+    </w:p>
+    <w:p>
+      <w:pPr>
+        <w:pStyle w:val="SourceCode"/>
+      </w:pPr>
+      <w:r>
+        <w:rPr>
+          <w:rStyle w:val="VerbatimChar"/>
+        </w:rPr>
+        <w:t xml:space="preserve">environment=PAPER</w:t>
+      </w:r>
+    </w:p>
+    <w:p>
+      <w:pPr>
+        <w:pStyle w:val="FirstParagraph"/>
+      </w:pPr>
+      <w:r>
+        <w:t xml:space="preserve">or:</w:t>
+      </w:r>
+    </w:p>
+    <w:p>
+      <w:pPr>
+        <w:pStyle w:val="SourceCode"/>
+      </w:pPr>
+      <w:r>
+        <w:rPr>
+          <w:rStyle w:val="VerbatimChar"/>
+        </w:rPr>
+        <w:t xml:space="preserve">environment=LIVE</w:t>
+      </w:r>
+    </w:p>
+    <w:p>
+      <w:pPr>
+        <w:pStyle w:val="FirstParagraph"/>
+      </w:pPr>
+      <w:r>
+        <w:t xml:space="preserve">LIVE order lifecycle events shall always contain explicit LIVE context.</w:t>
+      </w:r>
+    </w:p>
+    <w:p>
+      <w:pPr>
+        <w:pStyle w:val="BodyText"/>
+      </w:pPr>
+      <w:r>
+        <w:t xml:space="preserve">The execution environment shall not be inferred from broker endpoint details during log analysis.</w:t>
       </w:r>
     </w:p>
     <w:p>
@@ -911,58 +2054,160 @@
         </w:pict>
       </w:r>
     </w:p>
-    <w:bookmarkEnd w:id="18"/>
-    <w:bookmarkStart w:id="19" w:name="performance"/>
+    <w:bookmarkEnd w:id="22"/>
+    <w:bookmarkStart w:id="23" w:name="runtime-logging"/>
     <w:p>
       <w:pPr>
         <w:pStyle w:val="Heading1"/>
       </w:pPr>
       <w:r>
-        <w:t xml:space="preserve">Performance</w:t>
-      </w:r>
-    </w:p>
-    <w:p>
-      <w:pPr>
-        <w:pStyle w:val="FirstParagraph"/>
-      </w:pPr>
-      <w:r>
-        <w:t xml:space="preserve">Logging should:</w:t>
-      </w:r>
-    </w:p>
-    <w:p>
-      <w:pPr>
-        <w:pStyle w:val="Compact"/>
-        <w:numPr>
-          <w:ilvl w:val="0"/>
-          <w:numId w:val="1008"/>
-        </w:numPr>
-      </w:pPr>
-      <w:r>
-        <w:t xml:space="preserve">avoid unnecessary string formatting</w:t>
-      </w:r>
-    </w:p>
-    <w:p>
-      <w:pPr>
-        <w:pStyle w:val="Compact"/>
-        <w:numPr>
-          <w:ilvl w:val="0"/>
-          <w:numId w:val="1008"/>
-        </w:numPr>
-      </w:pPr>
-      <w:r>
-        <w:t xml:space="preserve">avoid excessive allocations</w:t>
-      </w:r>
-    </w:p>
-    <w:p>
-      <w:pPr>
-        <w:pStyle w:val="Compact"/>
-        <w:numPr>
-          <w:ilvl w:val="0"/>
-          <w:numId w:val="1008"/>
-        </w:numPr>
-      </w:pPr>
-      <w:r>
-        <w:t xml:space="preserve">remain efficient in high-frequency code paths</w:t>
+        <w:t xml:space="preserve">Runtime Logging</w:t>
+      </w:r>
+    </w:p>
+    <w:p>
+      <w:pPr>
+        <w:pStyle w:val="FirstParagraph"/>
+      </w:pPr>
+      <w:r>
+        <w:t xml:space="preserve">Runtime lifecycle events shall be logged.</w:t>
+      </w:r>
+    </w:p>
+    <w:p>
+      <w:pPr>
+        <w:pStyle w:val="BodyText"/>
+      </w:pPr>
+      <w:r>
+        <w:t xml:space="preserve">Canonical runtime events may include:</w:t>
+      </w:r>
+    </w:p>
+    <w:p>
+      <w:pPr>
+        <w:pStyle w:val="SourceCode"/>
+      </w:pPr>
+      <w:r>
+        <w:rPr>
+          <w:rStyle w:val="VerbatimChar"/>
+        </w:rPr>
+        <w:t xml:space="preserve">RUNTIME_BOOTSTRAPPING</w:t>
+      </w:r>
+      <w:r>
+        <w:br/>
+      </w:r>
+      <w:r>
+        <w:rPr>
+          <w:rStyle w:val="VerbatimChar"/>
+        </w:rPr>
+        <w:t xml:space="preserve">RUNTIME_INITIALIZING</w:t>
+      </w:r>
+      <w:r>
+        <w:br/>
+      </w:r>
+      <w:r>
+        <w:rPr>
+          <w:rStyle w:val="VerbatimChar"/>
+        </w:rPr>
+        <w:t xml:space="preserve">RUNTIME_STARTING</w:t>
+      </w:r>
+      <w:r>
+        <w:br/>
+      </w:r>
+      <w:r>
+        <w:rPr>
+          <w:rStyle w:val="VerbatimChar"/>
+        </w:rPr>
+        <w:t xml:space="preserve">RUNTIME_OPERATIONAL</w:t>
+      </w:r>
+      <w:r>
+        <w:br/>
+      </w:r>
+      <w:r>
+        <w:rPr>
+          <w:rStyle w:val="VerbatimChar"/>
+        </w:rPr>
+        <w:t xml:space="preserve">RUNTIME_DEGRADED</w:t>
+      </w:r>
+      <w:r>
+        <w:br/>
+      </w:r>
+      <w:r>
+        <w:rPr>
+          <w:rStyle w:val="VerbatimChar"/>
+        </w:rPr>
+        <w:t xml:space="preserve">RUNTIME_STOPPING</w:t>
+      </w:r>
+      <w:r>
+        <w:br/>
+      </w:r>
+      <w:r>
+        <w:rPr>
+          <w:rStyle w:val="VerbatimChar"/>
+        </w:rPr>
+        <w:t xml:space="preserve">RUNTIME_STOPPED</w:t>
+      </w:r>
+      <w:r>
+        <w:br/>
+      </w:r>
+      <w:r>
+        <w:rPr>
+          <w:rStyle w:val="VerbatimChar"/>
+        </w:rPr>
+        <w:t xml:space="preserve">RUNTIME_FAILED</w:t>
+      </w:r>
+    </w:p>
+    <w:p>
+      <w:pPr>
+        <w:pStyle w:val="FirstParagraph"/>
+      </w:pPr>
+      <w:r>
+        <w:t xml:space="preserve">Runtime state transitions shall include:</w:t>
+      </w:r>
+    </w:p>
+    <w:p>
+      <w:pPr>
+        <w:pStyle w:val="Compact"/>
+        <w:numPr>
+          <w:ilvl w:val="0"/>
+          <w:numId w:val="1012"/>
+        </w:numPr>
+      </w:pPr>
+      <w:r>
+        <w:t xml:space="preserve">previous state where relevant</w:t>
+      </w:r>
+    </w:p>
+    <w:p>
+      <w:pPr>
+        <w:pStyle w:val="Compact"/>
+        <w:numPr>
+          <w:ilvl w:val="0"/>
+          <w:numId w:val="1012"/>
+        </w:numPr>
+      </w:pPr>
+      <w:r>
+        <w:t xml:space="preserve">new state</w:t>
+      </w:r>
+    </w:p>
+    <w:p>
+      <w:pPr>
+        <w:pStyle w:val="Compact"/>
+        <w:numPr>
+          <w:ilvl w:val="0"/>
+          <w:numId w:val="1012"/>
+        </w:numPr>
+      </w:pPr>
+      <w:r>
+        <w:t xml:space="preserve">affected capability where relevant</w:t>
+      </w:r>
+    </w:p>
+    <w:p>
+      <w:pPr>
+        <w:pStyle w:val="Compact"/>
+        <w:numPr>
+          <w:ilvl w:val="0"/>
+          <w:numId w:val="1012"/>
+        </w:numPr>
+      </w:pPr>
+      <w:r>
+        <w:t xml:space="preserve">failure context where relevant</w:t>
       </w:r>
     </w:p>
     <w:p>
@@ -972,22 +2217,22 @@
         </w:pict>
       </w:r>
     </w:p>
-    <w:bookmarkEnd w:id="19"/>
-    <w:bookmarkStart w:id="20" w:name="configuration"/>
+    <w:bookmarkEnd w:id="23"/>
+    <w:bookmarkStart w:id="24" w:name="startup-logging"/>
     <w:p>
       <w:pPr>
         <w:pStyle w:val="Heading1"/>
       </w:pPr>
       <w:r>
-        <w:t xml:space="preserve">Configuration</w:t>
-      </w:r>
-    </w:p>
-    <w:p>
-      <w:pPr>
-        <w:pStyle w:val="FirstParagraph"/>
-      </w:pPr>
-      <w:r>
-        <w:t xml:space="preserve">Logging configuration is managed centrally.</w:t>
+        <w:t xml:space="preserve">Startup Logging</w:t>
+      </w:r>
+    </w:p>
+    <w:p>
+      <w:pPr>
+        <w:pStyle w:val="FirstParagraph"/>
+      </w:pPr>
+      <w:r>
+        <w:t xml:space="preserve">Startup logs shall include non-sensitive operational context.</w:t>
       </w:r>
     </w:p>
     <w:p>
@@ -995,67 +2240,166 @@
         <w:pStyle w:val="BodyText"/>
       </w:pPr>
       <w:r>
-        <w:t xml:space="preserve">Typical configuration includes:</w:t>
-      </w:r>
-    </w:p>
-    <w:p>
-      <w:pPr>
-        <w:pStyle w:val="Compact"/>
-        <w:numPr>
-          <w:ilvl w:val="0"/>
-          <w:numId w:val="1009"/>
-        </w:numPr>
-      </w:pPr>
-      <w:r>
-        <w:t xml:space="preserve">log level</w:t>
-      </w:r>
-    </w:p>
-    <w:p>
-      <w:pPr>
-        <w:pStyle w:val="Compact"/>
-        <w:numPr>
-          <w:ilvl w:val="0"/>
-          <w:numId w:val="1009"/>
-        </w:numPr>
-      </w:pPr>
-      <w:r>
-        <w:t xml:space="preserve">output destination</w:t>
-      </w:r>
-    </w:p>
-    <w:p>
-      <w:pPr>
-        <w:pStyle w:val="Compact"/>
-        <w:numPr>
-          <w:ilvl w:val="0"/>
-          <w:numId w:val="1009"/>
-        </w:numPr>
-      </w:pPr>
-      <w:r>
-        <w:t xml:space="preserve">formatting</w:t>
-      </w:r>
-    </w:p>
-    <w:p>
-      <w:pPr>
-        <w:pStyle w:val="Compact"/>
-        <w:numPr>
-          <w:ilvl w:val="0"/>
-          <w:numId w:val="1009"/>
-        </w:numPr>
-      </w:pPr>
-      <w:r>
-        <w:t xml:space="preserve">file rotation</w:t>
-      </w:r>
-    </w:p>
-    <w:p>
-      <w:pPr>
-        <w:pStyle w:val="Compact"/>
-        <w:numPr>
-          <w:ilvl w:val="0"/>
-          <w:numId w:val="1009"/>
-        </w:numPr>
-      </w:pPr>
-      <w:r>
-        <w:t xml:space="preserve">retention policy</w:t>
+        <w:t xml:space="preserve">Examples:</w:t>
+      </w:r>
+    </w:p>
+    <w:p>
+      <w:pPr>
+        <w:pStyle w:val="SourceCode"/>
+      </w:pPr>
+      <w:r>
+        <w:rPr>
+          <w:rStyle w:val="VerbatimChar"/>
+        </w:rPr>
+        <w:t xml:space="preserve">APPLICATION_STARTING</w:t>
+      </w:r>
+      <w:r>
+        <w:br/>
+      </w:r>
+      <w:r>
+        <w:rPr>
+          <w:rStyle w:val="VerbatimChar"/>
+        </w:rPr>
+        <w:t xml:space="preserve">CONFIGURATION_LOADED</w:t>
+      </w:r>
+      <w:r>
+        <w:br/>
+      </w:r>
+      <w:r>
+        <w:rPr>
+          <w:rStyle w:val="VerbatimChar"/>
+        </w:rPr>
+        <w:t xml:space="preserve">CONFIGURATION_VALIDATED</w:t>
+      </w:r>
+      <w:r>
+        <w:br/>
+      </w:r>
+      <w:r>
+        <w:rPr>
+          <w:rStyle w:val="VerbatimChar"/>
+        </w:rPr>
+        <w:t xml:space="preserve">DEPENDENCY_CONTAINER_BUILT</w:t>
+      </w:r>
+      <w:r>
+        <w:br/>
+      </w:r>
+      <w:r>
+        <w:rPr>
+          <w:rStyle w:val="VerbatimChar"/>
+        </w:rPr>
+        <w:t xml:space="preserve">INFRASTRUCTURE_INITIALIZED</w:t>
+      </w:r>
+      <w:r>
+        <w:br/>
+      </w:r>
+      <w:r>
+        <w:rPr>
+          <w:rStyle w:val="VerbatimChar"/>
+        </w:rPr>
+        <w:t xml:space="preserve">APPLICATION_SERVICES_INITIALIZED</w:t>
+      </w:r>
+      <w:r>
+        <w:br/>
+      </w:r>
+      <w:r>
+        <w:rPr>
+          <w:rStyle w:val="VerbatimChar"/>
+        </w:rPr>
+        <w:t xml:space="preserve">PRESENTATION_INITIALIZED</w:t>
+      </w:r>
+      <w:r>
+        <w:br/>
+      </w:r>
+      <w:r>
+        <w:rPr>
+          <w:rStyle w:val="VerbatimChar"/>
+        </w:rPr>
+        <w:t xml:space="preserve">WORKSPACE_RESTORED</w:t>
+      </w:r>
+      <w:r>
+        <w:br/>
+      </w:r>
+      <w:r>
+        <w:rPr>
+          <w:rStyle w:val="VerbatimChar"/>
+        </w:rPr>
+        <w:t xml:space="preserve">RUNTIME_OPERATIONAL</w:t>
+      </w:r>
+    </w:p>
+    <w:p>
+      <w:pPr>
+        <w:pStyle w:val="FirstParagraph"/>
+      </w:pPr>
+      <w:r>
+        <w:t xml:space="preserve">Startup logs may include:</w:t>
+      </w:r>
+    </w:p>
+    <w:p>
+      <w:pPr>
+        <w:pStyle w:val="Compact"/>
+        <w:numPr>
+          <w:ilvl w:val="0"/>
+          <w:numId w:val="1013"/>
+        </w:numPr>
+      </w:pPr>
+      <w:r>
+        <w:t xml:space="preserve">application version</w:t>
+      </w:r>
+    </w:p>
+    <w:p>
+      <w:pPr>
+        <w:pStyle w:val="Compact"/>
+        <w:numPr>
+          <w:ilvl w:val="0"/>
+          <w:numId w:val="1013"/>
+        </w:numPr>
+      </w:pPr>
+      <w:r>
+        <w:t xml:space="preserve">active profile</w:t>
+      </w:r>
+    </w:p>
+    <w:p>
+      <w:pPr>
+        <w:pStyle w:val="Compact"/>
+        <w:numPr>
+          <w:ilvl w:val="0"/>
+          <w:numId w:val="1013"/>
+        </w:numPr>
+      </w:pPr>
+      <w:r>
+        <w:t xml:space="preserve">PAPER or LIVE environment</w:t>
+      </w:r>
+    </w:p>
+    <w:p>
+      <w:pPr>
+        <w:pStyle w:val="Compact"/>
+        <w:numPr>
+          <w:ilvl w:val="0"/>
+          <w:numId w:val="1013"/>
+        </w:numPr>
+      </w:pPr>
+      <w:r>
+        <w:t xml:space="preserve">broker provider</w:t>
+      </w:r>
+    </w:p>
+    <w:p>
+      <w:pPr>
+        <w:pStyle w:val="Compact"/>
+        <w:numPr>
+          <w:ilvl w:val="0"/>
+          <w:numId w:val="1013"/>
+        </w:numPr>
+      </w:pPr>
+      <w:r>
+        <w:t xml:space="preserve">market data provider</w:t>
+      </w:r>
+    </w:p>
+    <w:p>
+      <w:pPr>
+        <w:pStyle w:val="FirstParagraph"/>
+      </w:pPr>
+      <w:r>
+        <w:t xml:space="preserve">Secrets shall never be logged.</w:t>
       </w:r>
     </w:p>
     <w:p>
@@ -1065,22 +2409,78 @@
         </w:pict>
       </w:r>
     </w:p>
-    <w:bookmarkEnd w:id="20"/>
-    <w:bookmarkStart w:id="21" w:name="testing"/>
+    <w:bookmarkEnd w:id="24"/>
+    <w:bookmarkStart w:id="25" w:name="configuration-logging"/>
     <w:p>
       <w:pPr>
         <w:pStyle w:val="Heading1"/>
       </w:pPr>
       <w:r>
-        <w:t xml:space="preserve">Testing</w:t>
-      </w:r>
-    </w:p>
-    <w:p>
-      <w:pPr>
-        <w:pStyle w:val="FirstParagraph"/>
-      </w:pPr>
-      <w:r>
-        <w:t xml:space="preserve">Logging behaviour should be testable where appropriate.</w:t>
+        <w:t xml:space="preserve">Configuration Logging</w:t>
+      </w:r>
+    </w:p>
+    <w:p>
+      <w:pPr>
+        <w:pStyle w:val="FirstParagraph"/>
+      </w:pPr>
+      <w:r>
+        <w:t xml:space="preserve">Configuration logging shall record:</w:t>
+      </w:r>
+    </w:p>
+    <w:p>
+      <w:pPr>
+        <w:pStyle w:val="Compact"/>
+        <w:numPr>
+          <w:ilvl w:val="0"/>
+          <w:numId w:val="1014"/>
+        </w:numPr>
+      </w:pPr>
+      <w:r>
+        <w:t xml:space="preserve">active profile</w:t>
+      </w:r>
+    </w:p>
+    <w:p>
+      <w:pPr>
+        <w:pStyle w:val="Compact"/>
+        <w:numPr>
+          <w:ilvl w:val="0"/>
+          <w:numId w:val="1014"/>
+        </w:numPr>
+      </w:pPr>
+      <w:r>
+        <w:t xml:space="preserve">configuration validation result</w:t>
+      </w:r>
+    </w:p>
+    <w:p>
+      <w:pPr>
+        <w:pStyle w:val="Compact"/>
+        <w:numPr>
+          <w:ilvl w:val="0"/>
+          <w:numId w:val="1014"/>
+        </w:numPr>
+      </w:pPr>
+      <w:r>
+        <w:t xml:space="preserve">configuration source types where useful</w:t>
+      </w:r>
+    </w:p>
+    <w:p>
+      <w:pPr>
+        <w:pStyle w:val="Compact"/>
+        <w:numPr>
+          <w:ilvl w:val="0"/>
+          <w:numId w:val="1014"/>
+        </w:numPr>
+      </w:pPr>
+      <w:r>
+        <w:t xml:space="preserve">non-sensitive operational configuration context</w:t>
+      </w:r>
+    </w:p>
+    <w:p>
+      <w:pPr>
+        <w:pStyle w:val="FirstParagraph"/>
+      </w:pPr>
+      <w:r>
+        <w:t xml:space="preserve">Do not log complete configuration objects.</w:t>
       </w:r>
     </w:p>
     <w:p>
@@ -1088,7 +2488,75 @@
         <w:pStyle w:val="BodyText"/>
       </w:pPr>
       <w:r>
-        <w:t xml:space="preserve">Critical logging paths should be covered by automated tests.</w:t>
+        <w:t xml:space="preserve">Do not log:</w:t>
+      </w:r>
+    </w:p>
+    <w:p>
+      <w:pPr>
+        <w:pStyle w:val="Compact"/>
+        <w:numPr>
+          <w:ilvl w:val="0"/>
+          <w:numId w:val="1015"/>
+        </w:numPr>
+      </w:pPr>
+      <w:r>
+        <w:t xml:space="preserve">credentials</w:t>
+      </w:r>
+    </w:p>
+    <w:p>
+      <w:pPr>
+        <w:pStyle w:val="Compact"/>
+        <w:numPr>
+          <w:ilvl w:val="0"/>
+          <w:numId w:val="1015"/>
+        </w:numPr>
+      </w:pPr>
+      <w:r>
+        <w:t xml:space="preserve">API keys</w:t>
+      </w:r>
+    </w:p>
+    <w:p>
+      <w:pPr>
+        <w:pStyle w:val="Compact"/>
+        <w:numPr>
+          <w:ilvl w:val="0"/>
+          <w:numId w:val="1015"/>
+        </w:numPr>
+      </w:pPr>
+      <w:r>
+        <w:t xml:space="preserve">access tokens</w:t>
+      </w:r>
+    </w:p>
+    <w:p>
+      <w:pPr>
+        <w:pStyle w:val="Compact"/>
+        <w:numPr>
+          <w:ilvl w:val="0"/>
+          <w:numId w:val="1015"/>
+        </w:numPr>
+      </w:pPr>
+      <w:r>
+        <w:t xml:space="preserve">passwords</w:t>
+      </w:r>
+    </w:p>
+    <w:p>
+      <w:pPr>
+        <w:pStyle w:val="Compact"/>
+        <w:numPr>
+          <w:ilvl w:val="0"/>
+          <w:numId w:val="1015"/>
+        </w:numPr>
+      </w:pPr>
+      <w:r>
+        <w:t xml:space="preserve">secret environment variables</w:t>
+      </w:r>
+    </w:p>
+    <w:p>
+      <w:pPr>
+        <w:pStyle w:val="FirstParagraph"/>
+      </w:pPr>
+      <w:r>
+        <w:t xml:space="preserve">Configuration validation failures shall identify the affected configuration field without exposing secret values.</w:t>
       </w:r>
     </w:p>
     <w:p>
@@ -1098,22 +2566,22 @@
         </w:pict>
       </w:r>
     </w:p>
-    <w:bookmarkEnd w:id="21"/>
-    <w:bookmarkStart w:id="22" w:name="log-retention"/>
+    <w:bookmarkEnd w:id="25"/>
+    <w:bookmarkStart w:id="26" w:name="broker-lifecycle-logging"/>
     <w:p>
       <w:pPr>
         <w:pStyle w:val="Heading1"/>
       </w:pPr>
       <w:r>
-        <w:t xml:space="preserve">Log Retention</w:t>
-      </w:r>
-    </w:p>
-    <w:p>
-      <w:pPr>
-        <w:pStyle w:val="FirstParagraph"/>
-      </w:pPr>
-      <w:r>
-        <w:t xml:space="preserve">Log retention shall be configurable.</w:t>
+        <w:t xml:space="preserve">Broker Lifecycle Logging</w:t>
+      </w:r>
+    </w:p>
+    <w:p>
+      <w:pPr>
+        <w:pStyle w:val="FirstParagraph"/>
+      </w:pPr>
+      <w:r>
+        <w:t xml:space="preserve">Broker lifecycle shall remain observable.</w:t>
       </w:r>
     </w:p>
     <w:p>
@@ -1121,55 +2589,154 @@
         <w:pStyle w:val="BodyText"/>
       </w:pPr>
       <w:r>
-        <w:t xml:space="preserve">Retention policies should define:</w:t>
-      </w:r>
-    </w:p>
-    <w:p>
-      <w:pPr>
-        <w:pStyle w:val="Compact"/>
-        <w:numPr>
-          <w:ilvl w:val="0"/>
-          <w:numId w:val="1010"/>
-        </w:numPr>
-      </w:pPr>
-      <w:r>
-        <w:t xml:space="preserve">retention period</w:t>
-      </w:r>
-    </w:p>
-    <w:p>
-      <w:pPr>
-        <w:pStyle w:val="Compact"/>
-        <w:numPr>
-          <w:ilvl w:val="0"/>
-          <w:numId w:val="1010"/>
-        </w:numPr>
-      </w:pPr>
-      <w:r>
-        <w:t xml:space="preserve">maximum file size</w:t>
-      </w:r>
-    </w:p>
-    <w:p>
-      <w:pPr>
-        <w:pStyle w:val="Compact"/>
-        <w:numPr>
-          <w:ilvl w:val="0"/>
-          <w:numId w:val="1010"/>
-        </w:numPr>
-      </w:pPr>
-      <w:r>
-        <w:t xml:space="preserve">rotation strategy</w:t>
-      </w:r>
-    </w:p>
-    <w:p>
-      <w:pPr>
-        <w:pStyle w:val="Compact"/>
-        <w:numPr>
-          <w:ilvl w:val="0"/>
-          <w:numId w:val="1010"/>
-        </w:numPr>
-      </w:pPr>
-      <w:r>
-        <w:t xml:space="preserve">archival rules</w:t>
+        <w:t xml:space="preserve">Canonical broker events may include:</w:t>
+      </w:r>
+    </w:p>
+    <w:p>
+      <w:pPr>
+        <w:pStyle w:val="SourceCode"/>
+      </w:pPr>
+      <w:r>
+        <w:rPr>
+          <w:rStyle w:val="VerbatimChar"/>
+        </w:rPr>
+        <w:t xml:space="preserve">BROKER_INITIALIZED</w:t>
+      </w:r>
+      <w:r>
+        <w:br/>
+      </w:r>
+      <w:r>
+        <w:rPr>
+          <w:rStyle w:val="VerbatimChar"/>
+        </w:rPr>
+        <w:t xml:space="preserve">BROKER_CONNECTING</w:t>
+      </w:r>
+      <w:r>
+        <w:br/>
+      </w:r>
+      <w:r>
+        <w:rPr>
+          <w:rStyle w:val="VerbatimChar"/>
+        </w:rPr>
+        <w:t xml:space="preserve">BROKER_CONNECTED</w:t>
+      </w:r>
+      <w:r>
+        <w:br/>
+      </w:r>
+      <w:r>
+        <w:rPr>
+          <w:rStyle w:val="VerbatimChar"/>
+        </w:rPr>
+        <w:t xml:space="preserve">BROKER_DEGRADED</w:t>
+      </w:r>
+      <w:r>
+        <w:br/>
+      </w:r>
+      <w:r>
+        <w:rPr>
+          <w:rStyle w:val="VerbatimChar"/>
+        </w:rPr>
+        <w:t xml:space="preserve">BROKER_DISCONNECTED</w:t>
+      </w:r>
+      <w:r>
+        <w:br/>
+      </w:r>
+      <w:r>
+        <w:rPr>
+          <w:rStyle w:val="VerbatimChar"/>
+        </w:rPr>
+        <w:t xml:space="preserve">BROKER_RECONNECTING</w:t>
+      </w:r>
+      <w:r>
+        <w:br/>
+      </w:r>
+      <w:r>
+        <w:rPr>
+          <w:rStyle w:val="VerbatimChar"/>
+        </w:rPr>
+        <w:t xml:space="preserve">BROKER_CONNECTION_FAILED</w:t>
+      </w:r>
+      <w:r>
+        <w:br/>
+      </w:r>
+      <w:r>
+        <w:rPr>
+          <w:rStyle w:val="VerbatimChar"/>
+        </w:rPr>
+        <w:t xml:space="preserve">BROKER_STOPPING</w:t>
+      </w:r>
+      <w:r>
+        <w:br/>
+      </w:r>
+      <w:r>
+        <w:rPr>
+          <w:rStyle w:val="VerbatimChar"/>
+        </w:rPr>
+        <w:t xml:space="preserve">BROKER_STOPPED</w:t>
+      </w:r>
+    </w:p>
+    <w:p>
+      <w:pPr>
+        <w:pStyle w:val="FirstParagraph"/>
+      </w:pPr>
+      <w:r>
+        <w:t xml:space="preserve">Connection logs shall include:</w:t>
+      </w:r>
+    </w:p>
+    <w:p>
+      <w:pPr>
+        <w:pStyle w:val="Compact"/>
+        <w:numPr>
+          <w:ilvl w:val="0"/>
+          <w:numId w:val="1016"/>
+        </w:numPr>
+      </w:pPr>
+      <w:r>
+        <w:t xml:space="preserve">broker provider</w:t>
+      </w:r>
+    </w:p>
+    <w:p>
+      <w:pPr>
+        <w:pStyle w:val="Compact"/>
+        <w:numPr>
+          <w:ilvl w:val="0"/>
+          <w:numId w:val="1016"/>
+        </w:numPr>
+      </w:pPr>
+      <w:r>
+        <w:t xml:space="preserve">environment</w:t>
+      </w:r>
+    </w:p>
+    <w:p>
+      <w:pPr>
+        <w:pStyle w:val="Compact"/>
+        <w:numPr>
+          <w:ilvl w:val="0"/>
+          <w:numId w:val="1016"/>
+        </w:numPr>
+      </w:pPr>
+      <w:r>
+        <w:t xml:space="preserve">connection state</w:t>
+      </w:r>
+    </w:p>
+    <w:p>
+      <w:pPr>
+        <w:pStyle w:val="Compact"/>
+        <w:numPr>
+          <w:ilvl w:val="0"/>
+          <w:numId w:val="1016"/>
+        </w:numPr>
+      </w:pPr>
+      <w:r>
+        <w:t xml:space="preserve">attempt number where relevant</w:t>
+      </w:r>
+    </w:p>
+    <w:p>
+      <w:pPr>
+        <w:pStyle w:val="FirstParagraph"/>
+      </w:pPr>
+      <w:r>
+        <w:t xml:space="preserve">Reconnection logs shall not imply repeated order submission.</w:t>
       </w:r>
     </w:p>
     <w:p>
@@ -1179,82 +2746,112 @@
         </w:pict>
       </w:r>
     </w:p>
-    <w:bookmarkEnd w:id="22"/>
-    <w:bookmarkStart w:id="23" w:name="log-review-checklist"/>
+    <w:bookmarkEnd w:id="26"/>
+    <w:bookmarkStart w:id="27" w:name="market-data-lifecycle-logging"/>
     <w:p>
       <w:pPr>
         <w:pStyle w:val="Heading1"/>
       </w:pPr>
       <w:r>
-        <w:t xml:space="preserve">Log Review Checklist</w:t>
-      </w:r>
-    </w:p>
-    <w:p>
-      <w:pPr>
-        <w:pStyle w:val="FirstParagraph"/>
-      </w:pPr>
-      <w:r>
-        <w:t xml:space="preserve">Before release verify:</w:t>
-      </w:r>
-    </w:p>
-    <w:p>
-      <w:pPr>
-        <w:pStyle w:val="Compact"/>
-        <w:numPr>
-          <w:ilvl w:val="0"/>
-          <w:numId w:val="1011"/>
-        </w:numPr>
-      </w:pPr>
-      <w:r>
-        <w:t xml:space="preserve">log levels are appropriate</w:t>
-      </w:r>
-    </w:p>
-    <w:p>
-      <w:pPr>
-        <w:pStyle w:val="Compact"/>
-        <w:numPr>
-          <w:ilvl w:val="0"/>
-          <w:numId w:val="1011"/>
-        </w:numPr>
-      </w:pPr>
-      <w:r>
-        <w:t xml:space="preserve">no duplicate logging</w:t>
-      </w:r>
-    </w:p>
-    <w:p>
-      <w:pPr>
-        <w:pStyle w:val="Compact"/>
-        <w:numPr>
-          <w:ilvl w:val="0"/>
-          <w:numId w:val="1011"/>
-        </w:numPr>
-      </w:pPr>
-      <w:r>
-        <w:t xml:space="preserve">no sensitive information logged</w:t>
-      </w:r>
-    </w:p>
-    <w:p>
-      <w:pPr>
-        <w:pStyle w:val="Compact"/>
-        <w:numPr>
-          <w:ilvl w:val="0"/>
-          <w:numId w:val="1011"/>
-        </w:numPr>
-      </w:pPr>
-      <w:r>
-        <w:t xml:space="preserve">structured context included where useful</w:t>
-      </w:r>
-    </w:p>
-    <w:p>
-      <w:pPr>
-        <w:pStyle w:val="Compact"/>
-        <w:numPr>
-          <w:ilvl w:val="0"/>
-          <w:numId w:val="1011"/>
-        </w:numPr>
-      </w:pPr>
-      <w:r>
-        <w:t xml:space="preserve">logging remains performant</w:t>
+        <w:t xml:space="preserve">Market Data Lifecycle Logging</w:t>
+      </w:r>
+    </w:p>
+    <w:p>
+      <w:pPr>
+        <w:pStyle w:val="FirstParagraph"/>
+      </w:pPr>
+      <w:r>
+        <w:t xml:space="preserve">Market data lifecycle shall remain observable.</w:t>
+      </w:r>
+    </w:p>
+    <w:p>
+      <w:pPr>
+        <w:pStyle w:val="BodyText"/>
+      </w:pPr>
+      <w:r>
+        <w:t xml:space="preserve">Canonical events may include:</w:t>
+      </w:r>
+    </w:p>
+    <w:p>
+      <w:pPr>
+        <w:pStyle w:val="SourceCode"/>
+      </w:pPr>
+      <w:r>
+        <w:rPr>
+          <w:rStyle w:val="VerbatimChar"/>
+        </w:rPr>
+        <w:t xml:space="preserve">MARKET_DATA_INITIALIZED</w:t>
+      </w:r>
+      <w:r>
+        <w:br/>
+      </w:r>
+      <w:r>
+        <w:rPr>
+          <w:rStyle w:val="VerbatimChar"/>
+        </w:rPr>
+        <w:t xml:space="preserve">MARKET_DATA_CONNECTING</w:t>
+      </w:r>
+      <w:r>
+        <w:br/>
+      </w:r>
+      <w:r>
+        <w:rPr>
+          <w:rStyle w:val="VerbatimChar"/>
+        </w:rPr>
+        <w:t xml:space="preserve">MARKET_DATA_CONNECTED</w:t>
+      </w:r>
+      <w:r>
+        <w:br/>
+      </w:r>
+      <w:r>
+        <w:rPr>
+          <w:rStyle w:val="VerbatimChar"/>
+        </w:rPr>
+        <w:t xml:space="preserve">MARKET_DATA_DEGRADED</w:t>
+      </w:r>
+      <w:r>
+        <w:br/>
+      </w:r>
+      <w:r>
+        <w:rPr>
+          <w:rStyle w:val="VerbatimChar"/>
+        </w:rPr>
+        <w:t xml:space="preserve">MARKET_DATA_DISCONNECTED</w:t>
+      </w:r>
+      <w:r>
+        <w:br/>
+      </w:r>
+      <w:r>
+        <w:rPr>
+          <w:rStyle w:val="VerbatimChar"/>
+        </w:rPr>
+        <w:t xml:space="preserve">MARKET_DATA_CONNECTION_FAILED</w:t>
+      </w:r>
+      <w:r>
+        <w:br/>
+      </w:r>
+      <w:r>
+        <w:rPr>
+          <w:rStyle w:val="VerbatimChar"/>
+        </w:rPr>
+        <w:t xml:space="preserve">MARKET_DATA_STOPPING</w:t>
+      </w:r>
+      <w:r>
+        <w:br/>
+      </w:r>
+      <w:r>
+        <w:rPr>
+          <w:rStyle w:val="VerbatimChar"/>
+        </w:rPr>
+        <w:t xml:space="preserve">MARKET_DATA_STOPPED</w:t>
+      </w:r>
+    </w:p>
+    <w:p>
+      <w:pPr>
+        <w:pStyle w:val="FirstParagraph"/>
+      </w:pPr>
+      <w:r>
+        <w:t xml:space="preserve">Market data connection state shall remain distinguishable from broker connection state.</w:t>
       </w:r>
     </w:p>
     <w:p>
@@ -1264,86 +2861,154 @@
         </w:pict>
       </w:r>
     </w:p>
-    <w:bookmarkEnd w:id="23"/>
-    <w:bookmarkStart w:id="24" w:name="audit-logging"/>
+    <w:bookmarkEnd w:id="27"/>
+    <w:bookmarkStart w:id="28" w:name="subscription-logging"/>
     <w:p>
       <w:pPr>
         <w:pStyle w:val="Heading1"/>
       </w:pPr>
       <w:r>
-        <w:t xml:space="preserve">Audit Logging</w:t>
-      </w:r>
-    </w:p>
-    <w:p>
-      <w:pPr>
-        <w:pStyle w:val="FirstParagraph"/>
-      </w:pPr>
-      <w:r>
-        <w:t xml:space="preserve">Security and business-critical events should produce audit logs.</w:t>
-      </w:r>
-    </w:p>
-    <w:p>
-      <w:pPr>
-        <w:pStyle w:val="BodyText"/>
-      </w:pPr>
-      <w:r>
-        <w:t xml:space="preserve">Examples:</w:t>
-      </w:r>
-    </w:p>
-    <w:p>
-      <w:pPr>
-        <w:pStyle w:val="Compact"/>
-        <w:numPr>
-          <w:ilvl w:val="0"/>
-          <w:numId w:val="1012"/>
-        </w:numPr>
-      </w:pPr>
-      <w:r>
-        <w:t xml:space="preserve">authentication events</w:t>
-      </w:r>
-    </w:p>
-    <w:p>
-      <w:pPr>
-        <w:pStyle w:val="Compact"/>
-        <w:numPr>
-          <w:ilvl w:val="0"/>
-          <w:numId w:val="1012"/>
-        </w:numPr>
-      </w:pPr>
-      <w:r>
-        <w:t xml:space="preserve">configuration changes</w:t>
-      </w:r>
-    </w:p>
-    <w:p>
-      <w:pPr>
-        <w:pStyle w:val="Compact"/>
-        <w:numPr>
-          <w:ilvl w:val="0"/>
-          <w:numId w:val="1012"/>
-        </w:numPr>
-      </w:pPr>
-      <w:r>
-        <w:t xml:space="preserve">order lifecycle events</w:t>
-      </w:r>
-    </w:p>
-    <w:p>
-      <w:pPr>
-        <w:pStyle w:val="Compact"/>
-        <w:numPr>
-          <w:ilvl w:val="0"/>
-          <w:numId w:val="1012"/>
-        </w:numPr>
-      </w:pPr>
-      <w:r>
-        <w:t xml:space="preserve">permission changes</w:t>
-      </w:r>
-    </w:p>
-    <w:p>
-      <w:pPr>
-        <w:pStyle w:val="FirstParagraph"/>
-      </w:pPr>
-      <w:r>
-        <w:t xml:space="preserve">Audit logs should be immutable where practical.</w:t>
+        <w:t xml:space="preserve">Subscription Logging</w:t>
+      </w:r>
+    </w:p>
+    <w:p>
+      <w:pPr>
+        <w:pStyle w:val="FirstParagraph"/>
+      </w:pPr>
+      <w:r>
+        <w:t xml:space="preserve">Market data subscription lifecycle may use:</w:t>
+      </w:r>
+    </w:p>
+    <w:p>
+      <w:pPr>
+        <w:pStyle w:val="SourceCode"/>
+      </w:pPr>
+      <w:r>
+        <w:rPr>
+          <w:rStyle w:val="VerbatimChar"/>
+        </w:rPr>
+        <w:t xml:space="preserve">MARKET_DATA_SUBSCRIPTION_REQUESTED</w:t>
+      </w:r>
+      <w:r>
+        <w:br/>
+      </w:r>
+      <w:r>
+        <w:rPr>
+          <w:rStyle w:val="VerbatimChar"/>
+        </w:rPr>
+        <w:t xml:space="preserve">MARKET_DATA_SUBSCRIPTION_ACTIVE</w:t>
+      </w:r>
+      <w:r>
+        <w:br/>
+      </w:r>
+      <w:r>
+        <w:rPr>
+          <w:rStyle w:val="VerbatimChar"/>
+        </w:rPr>
+        <w:t xml:space="preserve">MARKET_DATA_SUBSCRIPTION_STALE</w:t>
+      </w:r>
+      <w:r>
+        <w:br/>
+      </w:r>
+      <w:r>
+        <w:rPr>
+          <w:rStyle w:val="VerbatimChar"/>
+        </w:rPr>
+        <w:t xml:space="preserve">MARKET_DATA_SUBSCRIPTION_FAILED</w:t>
+      </w:r>
+      <w:r>
+        <w:br/>
+      </w:r>
+      <w:r>
+        <w:rPr>
+          <w:rStyle w:val="VerbatimChar"/>
+        </w:rPr>
+        <w:t xml:space="preserve">MARKET_DATA_SUBSCRIPTION_CLOSING</w:t>
+      </w:r>
+      <w:r>
+        <w:br/>
+      </w:r>
+      <w:r>
+        <w:rPr>
+          <w:rStyle w:val="VerbatimChar"/>
+        </w:rPr>
+        <w:t xml:space="preserve">MARKET_DATA_SUBSCRIPTION_CLOSED</w:t>
+      </w:r>
+    </w:p>
+    <w:p>
+      <w:pPr>
+        <w:pStyle w:val="FirstParagraph"/>
+      </w:pPr>
+      <w:r>
+        <w:t xml:space="preserve">Subscription logs shall include where relevant:</w:t>
+      </w:r>
+    </w:p>
+    <w:p>
+      <w:pPr>
+        <w:pStyle w:val="Compact"/>
+        <w:numPr>
+          <w:ilvl w:val="0"/>
+          <w:numId w:val="1017"/>
+        </w:numPr>
+      </w:pPr>
+      <w:r>
+        <w:t xml:space="preserve">subscription identity</w:t>
+      </w:r>
+    </w:p>
+    <w:p>
+      <w:pPr>
+        <w:pStyle w:val="Compact"/>
+        <w:numPr>
+          <w:ilvl w:val="0"/>
+          <w:numId w:val="1017"/>
+        </w:numPr>
+      </w:pPr>
+      <w:r>
+        <w:t xml:space="preserve">instrument identity</w:t>
+      </w:r>
+    </w:p>
+    <w:p>
+      <w:pPr>
+        <w:pStyle w:val="Compact"/>
+        <w:numPr>
+          <w:ilvl w:val="0"/>
+          <w:numId w:val="1017"/>
+        </w:numPr>
+      </w:pPr>
+      <w:r>
+        <w:t xml:space="preserve">provider</w:t>
+      </w:r>
+    </w:p>
+    <w:p>
+      <w:pPr>
+        <w:pStyle w:val="Compact"/>
+        <w:numPr>
+          <w:ilvl w:val="0"/>
+          <w:numId w:val="1017"/>
+        </w:numPr>
+      </w:pPr>
+      <w:r>
+        <w:t xml:space="preserve">source timestamp</w:t>
+      </w:r>
+    </w:p>
+    <w:p>
+      <w:pPr>
+        <w:pStyle w:val="Compact"/>
+        <w:numPr>
+          <w:ilvl w:val="0"/>
+          <w:numId w:val="1017"/>
+        </w:numPr>
+      </w:pPr>
+      <w:r>
+        <w:t xml:space="preserve">freshness state</w:t>
+      </w:r>
+    </w:p>
+    <w:p>
+      <w:pPr>
+        <w:pStyle w:val="FirstParagraph"/>
+      </w:pPr>
+      <w:r>
+        <w:t xml:space="preserve">High-frequency quote updates shall not automatically produce INFO logs.</w:t>
       </w:r>
     </w:p>
     <w:p>
@@ -1353,13 +3018,4318 @@
         </w:pict>
       </w:r>
     </w:p>
-    <w:bookmarkEnd w:id="24"/>
-    <w:bookmarkStart w:id="25" w:name="related-documents"/>
+    <w:bookmarkEnd w:id="28"/>
+    <w:bookmarkStart w:id="29" w:name="high-frequency-data-logging"/>
     <w:p>
       <w:pPr>
         <w:pStyle w:val="Heading1"/>
       </w:pPr>
       <w:r>
+        <w:t xml:space="preserve">High-Frequency Data Logging</w:t>
+      </w:r>
+    </w:p>
+    <w:p>
+      <w:pPr>
+        <w:pStyle w:val="FirstParagraph"/>
+      </w:pPr>
+      <w:r>
+        <w:t xml:space="preserve">High-frequency market data paths require controlled logging.</w:t>
+      </w:r>
+    </w:p>
+    <w:p>
+      <w:pPr>
+        <w:pStyle w:val="BodyText"/>
+      </w:pPr>
+      <w:r>
+        <w:t xml:space="preserve">Do not log every quote update at INFO level.</w:t>
+      </w:r>
+    </w:p>
+    <w:p>
+      <w:pPr>
+        <w:pStyle w:val="BodyText"/>
+      </w:pPr>
+      <w:r>
+        <w:t xml:space="preserve">Detailed quote logging may be enabled at DEBUG level for controlled diagnostics.</w:t>
+      </w:r>
+    </w:p>
+    <w:p>
+      <w:pPr>
+        <w:pStyle w:val="BodyText"/>
+      </w:pPr>
+      <w:r>
+        <w:t xml:space="preserve">Logging shall avoid:</w:t>
+      </w:r>
+    </w:p>
+    <w:p>
+      <w:pPr>
+        <w:pStyle w:val="Compact"/>
+        <w:numPr>
+          <w:ilvl w:val="0"/>
+          <w:numId w:val="1018"/>
+        </w:numPr>
+      </w:pPr>
+      <w:r>
+        <w:t xml:space="preserve">excessive allocations</w:t>
+      </w:r>
+    </w:p>
+    <w:p>
+      <w:pPr>
+        <w:pStyle w:val="Compact"/>
+        <w:numPr>
+          <w:ilvl w:val="0"/>
+          <w:numId w:val="1018"/>
+        </w:numPr>
+      </w:pPr>
+      <w:r>
+        <w:t xml:space="preserve">uncontrolled file growth</w:t>
+      </w:r>
+    </w:p>
+    <w:p>
+      <w:pPr>
+        <w:pStyle w:val="Compact"/>
+        <w:numPr>
+          <w:ilvl w:val="0"/>
+          <w:numId w:val="1018"/>
+        </w:numPr>
+      </w:pPr>
+      <w:r>
+        <w:t xml:space="preserve">UI degradation</w:t>
+      </w:r>
+    </w:p>
+    <w:p>
+      <w:pPr>
+        <w:pStyle w:val="Compact"/>
+        <w:numPr>
+          <w:ilvl w:val="0"/>
+          <w:numId w:val="1018"/>
+        </w:numPr>
+      </w:pPr>
+      <w:r>
+        <w:t xml:space="preserve">event loop degradation</w:t>
+      </w:r>
+    </w:p>
+    <w:p>
+      <w:pPr>
+        <w:pStyle w:val="FirstParagraph"/>
+      </w:pPr>
+      <w:r>
+        <w:t xml:space="preserve">Operational state changes remain more important than individual data messages.</w:t>
+      </w:r>
+    </w:p>
+    <w:p>
+      <w:r>
+        <w:pict>
+          <v:rect style="width:0;height:1.5pt" o:hralign="center" o:hrstd="t" o:hr="t"/>
+        </w:pict>
+      </w:r>
+    </w:p>
+    <w:bookmarkEnd w:id="29"/>
+    <w:bookmarkStart w:id="30" w:name="trading-candidate-logging"/>
+    <w:p>
+      <w:pPr>
+        <w:pStyle w:val="Heading1"/>
+      </w:pPr>
+      <w:r>
+        <w:t xml:space="preserve">Trading Candidate Logging</w:t>
+      </w:r>
+    </w:p>
+    <w:p>
+      <w:pPr>
+        <w:pStyle w:val="FirstParagraph"/>
+      </w:pPr>
+      <w:r>
+        <w:t xml:space="preserve">Trading Candidate lifecycle may use:</w:t>
+      </w:r>
+    </w:p>
+    <w:p>
+      <w:pPr>
+        <w:pStyle w:val="SourceCode"/>
+      </w:pPr>
+      <w:r>
+        <w:rPr>
+          <w:rStyle w:val="VerbatimChar"/>
+        </w:rPr>
+        <w:t xml:space="preserve">TRADING_CANDIDATE_CREATED</w:t>
+      </w:r>
+      <w:r>
+        <w:br/>
+      </w:r>
+      <w:r>
+        <w:rPr>
+          <w:rStyle w:val="VerbatimChar"/>
+        </w:rPr>
+        <w:t xml:space="preserve">TRADING_CANDIDATE_REVIEW_STARTED</w:t>
+      </w:r>
+      <w:r>
+        <w:br/>
+      </w:r>
+      <w:r>
+        <w:rPr>
+          <w:rStyle w:val="VerbatimChar"/>
+        </w:rPr>
+        <w:t xml:space="preserve">TRADING_CANDIDATE_ACCEPTED</w:t>
+      </w:r>
+      <w:r>
+        <w:br/>
+      </w:r>
+      <w:r>
+        <w:rPr>
+          <w:rStyle w:val="VerbatimChar"/>
+        </w:rPr>
+        <w:t xml:space="preserve">TRADING_CANDIDATE_REJECTED</w:t>
+      </w:r>
+      <w:r>
+        <w:br/>
+      </w:r>
+      <w:r>
+        <w:rPr>
+          <w:rStyle w:val="VerbatimChar"/>
+        </w:rPr>
+        <w:t xml:space="preserve">TRADING_CANDIDATE_ARCHIVED</w:t>
+      </w:r>
+    </w:p>
+    <w:p>
+      <w:pPr>
+        <w:pStyle w:val="FirstParagraph"/>
+      </w:pPr>
+      <w:r>
+        <w:t xml:space="preserve">Candidate logs should include:</w:t>
+      </w:r>
+    </w:p>
+    <w:p>
+      <w:pPr>
+        <w:pStyle w:val="Compact"/>
+        <w:numPr>
+          <w:ilvl w:val="0"/>
+          <w:numId w:val="1019"/>
+        </w:numPr>
+      </w:pPr>
+      <w:r>
+        <w:t xml:space="preserve">candidate identity</w:t>
+      </w:r>
+    </w:p>
+    <w:p>
+      <w:pPr>
+        <w:pStyle w:val="Compact"/>
+        <w:numPr>
+          <w:ilvl w:val="0"/>
+          <w:numId w:val="1019"/>
+        </w:numPr>
+      </w:pPr>
+      <w:r>
+        <w:t xml:space="preserve">instrument identity</w:t>
+      </w:r>
+    </w:p>
+    <w:p>
+      <w:pPr>
+        <w:pStyle w:val="Compact"/>
+        <w:numPr>
+          <w:ilvl w:val="0"/>
+          <w:numId w:val="1019"/>
+        </w:numPr>
+      </w:pPr>
+      <w:r>
+        <w:t xml:space="preserve">origin where relevant</w:t>
+      </w:r>
+    </w:p>
+    <w:p>
+      <w:pPr>
+        <w:pStyle w:val="Compact"/>
+        <w:numPr>
+          <w:ilvl w:val="0"/>
+          <w:numId w:val="1019"/>
+        </w:numPr>
+      </w:pPr>
+      <w:r>
+        <w:t xml:space="preserve">resulting candidate state</w:t>
+      </w:r>
+    </w:p>
+    <w:p>
+      <w:pPr>
+        <w:pStyle w:val="FirstParagraph"/>
+      </w:pPr>
+      <w:r>
+        <w:t xml:space="preserve">Candidate notes or user-entered text shall not automatically be copied into operational logs.</w:t>
+      </w:r>
+    </w:p>
+    <w:p>
+      <w:r>
+        <w:pict>
+          <v:rect style="width:0;height:1.5pt" o:hralign="center" o:hrstd="t" o:hr="t"/>
+        </w:pict>
+      </w:r>
+    </w:p>
+    <w:bookmarkEnd w:id="30"/>
+    <w:bookmarkStart w:id="31" w:name="trading-decision-logging"/>
+    <w:p>
+      <w:pPr>
+        <w:pStyle w:val="Heading1"/>
+      </w:pPr>
+      <w:r>
+        <w:t xml:space="preserve">Trading Decision Logging</w:t>
+      </w:r>
+    </w:p>
+    <w:p>
+      <w:pPr>
+        <w:pStyle w:val="FirstParagraph"/>
+      </w:pPr>
+      <w:r>
+        <w:t xml:space="preserve">Trading Decision lifecycle may use:</w:t>
+      </w:r>
+    </w:p>
+    <w:p>
+      <w:pPr>
+        <w:pStyle w:val="SourceCode"/>
+      </w:pPr>
+      <w:r>
+        <w:rPr>
+          <w:rStyle w:val="VerbatimChar"/>
+        </w:rPr>
+        <w:t xml:space="preserve">TRADING_DECISION_CREATED</w:t>
+      </w:r>
+      <w:r>
+        <w:br/>
+      </w:r>
+      <w:r>
+        <w:rPr>
+          <w:rStyle w:val="VerbatimChar"/>
+        </w:rPr>
+        <w:t xml:space="preserve">TRADING_DECISION_ACCEPTED</w:t>
+      </w:r>
+      <w:r>
+        <w:br/>
+      </w:r>
+      <w:r>
+        <w:rPr>
+          <w:rStyle w:val="VerbatimChar"/>
+        </w:rPr>
+        <w:t xml:space="preserve">TRADING_DECISION_REJECTED</w:t>
+      </w:r>
+      <w:r>
+        <w:br/>
+      </w:r>
+      <w:r>
+        <w:rPr>
+          <w:rStyle w:val="VerbatimChar"/>
+        </w:rPr>
+        <w:t xml:space="preserve">TRADING_DECISION_CANCELLED</w:t>
+      </w:r>
+      <w:r>
+        <w:br/>
+      </w:r>
+      <w:r>
+        <w:rPr>
+          <w:rStyle w:val="VerbatimChar"/>
+        </w:rPr>
+        <w:t xml:space="preserve">TRADING_DECISION_EXECUTED</w:t>
+      </w:r>
+      <w:r>
+        <w:br/>
+      </w:r>
+      <w:r>
+        <w:rPr>
+          <w:rStyle w:val="VerbatimChar"/>
+        </w:rPr>
+        <w:t xml:space="preserve">TRADING_DECISION_REVIEWED</w:t>
+      </w:r>
+    </w:p>
+    <w:p>
+      <w:pPr>
+        <w:pStyle w:val="FirstParagraph"/>
+      </w:pPr>
+      <w:r>
+        <w:t xml:space="preserve">Decision logs should include:</w:t>
+      </w:r>
+    </w:p>
+    <w:p>
+      <w:pPr>
+        <w:pStyle w:val="Compact"/>
+        <w:numPr>
+          <w:ilvl w:val="0"/>
+          <w:numId w:val="1020"/>
+        </w:numPr>
+      </w:pPr>
+      <w:r>
+        <w:t xml:space="preserve">decision identity</w:t>
+      </w:r>
+    </w:p>
+    <w:p>
+      <w:pPr>
+        <w:pStyle w:val="Compact"/>
+        <w:numPr>
+          <w:ilvl w:val="0"/>
+          <w:numId w:val="1020"/>
+        </w:numPr>
+      </w:pPr>
+      <w:r>
+        <w:t xml:space="preserve">candidate identity where available</w:t>
+      </w:r>
+    </w:p>
+    <w:p>
+      <w:pPr>
+        <w:pStyle w:val="Compact"/>
+        <w:numPr>
+          <w:ilvl w:val="0"/>
+          <w:numId w:val="1020"/>
+        </w:numPr>
+      </w:pPr>
+      <w:r>
+        <w:t xml:space="preserve">instrument identity</w:t>
+      </w:r>
+    </w:p>
+    <w:p>
+      <w:pPr>
+        <w:pStyle w:val="Compact"/>
+        <w:numPr>
+          <w:ilvl w:val="0"/>
+          <w:numId w:val="1020"/>
+        </w:numPr>
+      </w:pPr>
+      <w:r>
+        <w:t xml:space="preserve">resulting decision state</w:t>
+      </w:r>
+    </w:p>
+    <w:p>
+      <w:pPr>
+        <w:pStyle w:val="FirstParagraph"/>
+      </w:pPr>
+      <w:r>
+        <w:t xml:space="preserve">An accepted decision shall not be logged as an executed order.</w:t>
+      </w:r>
+    </w:p>
+    <w:p>
+      <w:pPr>
+        <w:pStyle w:val="BodyText"/>
+      </w:pPr>
+      <w:r>
+        <w:t xml:space="preserve">Decision and order lifecycle events remain separate.</w:t>
+      </w:r>
+    </w:p>
+    <w:p>
+      <w:r>
+        <w:pict>
+          <v:rect style="width:0;height:1.5pt" o:hralign="center" o:hrstd="t" o:hr="t"/>
+        </w:pict>
+      </w:r>
+    </w:p>
+    <w:bookmarkEnd w:id="31"/>
+    <w:bookmarkStart w:id="32" w:name="order-lifecycle-logging"/>
+    <w:p>
+      <w:pPr>
+        <w:pStyle w:val="Heading1"/>
+      </w:pPr>
+      <w:r>
+        <w:t xml:space="preserve">Order Lifecycle Logging</w:t>
+      </w:r>
+    </w:p>
+    <w:p>
+      <w:pPr>
+        <w:pStyle w:val="FirstParagraph"/>
+      </w:pPr>
+      <w:r>
+        <w:t xml:space="preserve">Order lifecycle logging is business-critical.</w:t>
+      </w:r>
+    </w:p>
+    <w:p>
+      <w:pPr>
+        <w:pStyle w:val="BodyText"/>
+      </w:pPr>
+      <w:r>
+        <w:t xml:space="preserve">Canonical order events may include:</w:t>
+      </w:r>
+    </w:p>
+    <w:p>
+      <w:pPr>
+        <w:pStyle w:val="SourceCode"/>
+      </w:pPr>
+      <w:r>
+        <w:rPr>
+          <w:rStyle w:val="VerbatimChar"/>
+        </w:rPr>
+        <w:t xml:space="preserve">ORDER_CREATED</w:t>
+      </w:r>
+      <w:r>
+        <w:br/>
+      </w:r>
+      <w:r>
+        <w:rPr>
+          <w:rStyle w:val="VerbatimChar"/>
+        </w:rPr>
+        <w:t xml:space="preserve">ORDER_VALIDATED</w:t>
+      </w:r>
+      <w:r>
+        <w:br/>
+      </w:r>
+      <w:r>
+        <w:rPr>
+          <w:rStyle w:val="VerbatimChar"/>
+        </w:rPr>
+        <w:t xml:space="preserve">ORDER_VALIDATION_FAILED</w:t>
+      </w:r>
+      <w:r>
+        <w:br/>
+      </w:r>
+      <w:r>
+        <w:rPr>
+          <w:rStyle w:val="VerbatimChar"/>
+        </w:rPr>
+        <w:t xml:space="preserve">ORDER_SUBMISSION_REQUESTED</w:t>
+      </w:r>
+      <w:r>
+        <w:br/>
+      </w:r>
+      <w:r>
+        <w:rPr>
+          <w:rStyle w:val="VerbatimChar"/>
+        </w:rPr>
+        <w:t xml:space="preserve">ORDER_SUBMISSION_BLOCKED</w:t>
+      </w:r>
+      <w:r>
+        <w:br/>
+      </w:r>
+      <w:r>
+        <w:rPr>
+          <w:rStyle w:val="VerbatimChar"/>
+        </w:rPr>
+        <w:t xml:space="preserve">ORDER_TRANSMITTED</w:t>
+      </w:r>
+      <w:r>
+        <w:br/>
+      </w:r>
+      <w:r>
+        <w:rPr>
+          <w:rStyle w:val="VerbatimChar"/>
+        </w:rPr>
+        <w:t xml:space="preserve">ORDER_ACKNOWLEDGED</w:t>
+      </w:r>
+      <w:r>
+        <w:br/>
+      </w:r>
+      <w:r>
+        <w:rPr>
+          <w:rStyle w:val="VerbatimChar"/>
+        </w:rPr>
+        <w:t xml:space="preserve">ORDER_PARTIALLY_FILLED</w:t>
+      </w:r>
+      <w:r>
+        <w:br/>
+      </w:r>
+      <w:r>
+        <w:rPr>
+          <w:rStyle w:val="VerbatimChar"/>
+        </w:rPr>
+        <w:t xml:space="preserve">ORDER_FILLED</w:t>
+      </w:r>
+      <w:r>
+        <w:br/>
+      </w:r>
+      <w:r>
+        <w:rPr>
+          <w:rStyle w:val="VerbatimChar"/>
+        </w:rPr>
+        <w:t xml:space="preserve">ORDER_CANCELLATION_REQUESTED</w:t>
+      </w:r>
+      <w:r>
+        <w:br/>
+      </w:r>
+      <w:r>
+        <w:rPr>
+          <w:rStyle w:val="VerbatimChar"/>
+        </w:rPr>
+        <w:t xml:space="preserve">ORDER_CANCEL_PENDING</w:t>
+      </w:r>
+      <w:r>
+        <w:br/>
+      </w:r>
+      <w:r>
+        <w:rPr>
+          <w:rStyle w:val="VerbatimChar"/>
+        </w:rPr>
+        <w:t xml:space="preserve">ORDER_CANCELLED</w:t>
+      </w:r>
+      <w:r>
+        <w:br/>
+      </w:r>
+      <w:r>
+        <w:rPr>
+          <w:rStyle w:val="VerbatimChar"/>
+        </w:rPr>
+        <w:t xml:space="preserve">ORDER_REJECTED</w:t>
+      </w:r>
+      <w:r>
+        <w:br/>
+      </w:r>
+      <w:r>
+        <w:rPr>
+          <w:rStyle w:val="VerbatimChar"/>
+        </w:rPr>
+        <w:t xml:space="preserve">ORDER_EXECUTION_RECEIVED</w:t>
+      </w:r>
+    </w:p>
+    <w:p>
+      <w:pPr>
+        <w:pStyle w:val="FirstParagraph"/>
+      </w:pPr>
+      <w:r>
+        <w:t xml:space="preserve">Event names shall preserve lifecycle distinctions.</w:t>
+      </w:r>
+    </w:p>
+    <w:p>
+      <w:pPr>
+        <w:pStyle w:val="BodyText"/>
+      </w:pPr>
+      <w:r>
+        <w:t xml:space="preserve">Do not use one generic</w:t>
+      </w:r>
+      <w:r>
+        <w:t xml:space="preserve"> </w:t>
+      </w:r>
+      <w:r>
+        <w:rPr>
+          <w:rStyle w:val="VerbatimChar"/>
+        </w:rPr>
+        <w:t xml:space="preserve">ORDER_SUBMITTED</w:t>
+      </w:r>
+      <w:r>
+        <w:t xml:space="preserve"> </w:t>
+      </w:r>
+      <w:r>
+        <w:t xml:space="preserve">event for multiple states.</w:t>
+      </w:r>
+    </w:p>
+    <w:p>
+      <w:r>
+        <w:pict>
+          <v:rect style="width:0;height:1.5pt" o:hralign="center" o:hrstd="t" o:hr="t"/>
+        </w:pict>
+      </w:r>
+    </w:p>
+    <w:bookmarkEnd w:id="32"/>
+    <w:bookmarkStart w:id="33" w:name="order-submission-logging"/>
+    <w:p>
+      <w:pPr>
+        <w:pStyle w:val="Heading1"/>
+      </w:pPr>
+      <w:r>
+        <w:t xml:space="preserve">Order Submission Logging</w:t>
+      </w:r>
+    </w:p>
+    <w:p>
+      <w:pPr>
+        <w:pStyle w:val="FirstParagraph"/>
+      </w:pPr>
+      <w:r>
+        <w:t xml:space="preserve">Order submission logs shall distinguish:</w:t>
+      </w:r>
+    </w:p>
+    <w:p>
+      <w:pPr>
+        <w:pStyle w:val="Compact"/>
+        <w:numPr>
+          <w:ilvl w:val="0"/>
+          <w:numId w:val="1021"/>
+        </w:numPr>
+      </w:pPr>
+      <w:r>
+        <w:t xml:space="preserve">Application submission request</w:t>
+      </w:r>
+    </w:p>
+    <w:p>
+      <w:pPr>
+        <w:pStyle w:val="Compact"/>
+        <w:numPr>
+          <w:ilvl w:val="0"/>
+          <w:numId w:val="1021"/>
+        </w:numPr>
+      </w:pPr>
+      <w:r>
+        <w:t xml:space="preserve">Local validation</w:t>
+      </w:r>
+    </w:p>
+    <w:p>
+      <w:pPr>
+        <w:pStyle w:val="Compact"/>
+        <w:numPr>
+          <w:ilvl w:val="0"/>
+          <w:numId w:val="1021"/>
+        </w:numPr>
+      </w:pPr>
+      <w:r>
+        <w:t xml:space="preserve">Transmission attempt</w:t>
+      </w:r>
+    </w:p>
+    <w:p>
+      <w:pPr>
+        <w:pStyle w:val="Compact"/>
+        <w:numPr>
+          <w:ilvl w:val="0"/>
+          <w:numId w:val="1021"/>
+        </w:numPr>
+      </w:pPr>
+      <w:r>
+        <w:t xml:space="preserve">Broker acknowledgement</w:t>
+      </w:r>
+    </w:p>
+    <w:p>
+      <w:pPr>
+        <w:pStyle w:val="Compact"/>
+        <w:numPr>
+          <w:ilvl w:val="0"/>
+          <w:numId w:val="1021"/>
+        </w:numPr>
+      </w:pPr>
+      <w:r>
+        <w:t xml:space="preserve">Broker rejection</w:t>
+      </w:r>
+    </w:p>
+    <w:p>
+      <w:pPr>
+        <w:pStyle w:val="Compact"/>
+        <w:numPr>
+          <w:ilvl w:val="0"/>
+          <w:numId w:val="1021"/>
+        </w:numPr>
+      </w:pPr>
+      <w:r>
+        <w:t xml:space="preserve">Execution state</w:t>
+      </w:r>
+    </w:p>
+    <w:p>
+      <w:pPr>
+        <w:pStyle w:val="FirstParagraph"/>
+      </w:pPr>
+      <w:r>
+        <w:t xml:space="preserve">Example:</w:t>
+      </w:r>
+    </w:p>
+    <w:p>
+      <w:pPr>
+        <w:pStyle w:val="SourceCode"/>
+      </w:pPr>
+      <w:r>
+        <w:rPr>
+          <w:rStyle w:val="VerbatimChar"/>
+        </w:rPr>
+        <w:t xml:space="preserve">ORDER_SUBMISSION_REQUESTED</w:t>
+      </w:r>
+      <w:r>
+        <w:br/>
+      </w:r>
+      <w:r>
+        <w:rPr>
+          <w:rStyle w:val="VerbatimChar"/>
+        </w:rPr>
+        <w:t xml:space="preserve">ORDER_VALIDATED</w:t>
+      </w:r>
+      <w:r>
+        <w:br/>
+      </w:r>
+      <w:r>
+        <w:rPr>
+          <w:rStyle w:val="VerbatimChar"/>
+        </w:rPr>
+        <w:t xml:space="preserve">ORDER_TRANSMITTED</w:t>
+      </w:r>
+      <w:r>
+        <w:br/>
+      </w:r>
+      <w:r>
+        <w:rPr>
+          <w:rStyle w:val="VerbatimChar"/>
+        </w:rPr>
+        <w:t xml:space="preserve">ORDER_ACKNOWLEDGED</w:t>
+      </w:r>
+    </w:p>
+    <w:p>
+      <w:pPr>
+        <w:pStyle w:val="FirstParagraph"/>
+      </w:pPr>
+      <w:r>
+        <w:t xml:space="preserve">A successful adapter method call shall not automatically produce</w:t>
+      </w:r>
+      <w:r>
+        <w:t xml:space="preserve"> </w:t>
+      </w:r>
+      <w:r>
+        <w:rPr>
+          <w:rStyle w:val="VerbatimChar"/>
+        </w:rPr>
+        <w:t xml:space="preserve">ORDER_ACKNOWLEDGED</w:t>
+      </w:r>
+      <w:r>
+        <w:t xml:space="preserve">.</w:t>
+      </w:r>
+    </w:p>
+    <w:p>
+      <w:pPr>
+        <w:pStyle w:val="BodyText"/>
+      </w:pPr>
+      <w:r>
+        <w:t xml:space="preserve">Broker acknowledgement requires broker-derived acknowledgement state.</w:t>
+      </w:r>
+    </w:p>
+    <w:p>
+      <w:r>
+        <w:pict>
+          <v:rect style="width:0;height:1.5pt" o:hralign="center" o:hrstd="t" o:hr="t"/>
+        </w:pict>
+      </w:r>
+    </w:p>
+    <w:bookmarkEnd w:id="33"/>
+    <w:bookmarkStart w:id="34" w:name="order-submission-context"/>
+    <w:p>
+      <w:pPr>
+        <w:pStyle w:val="Heading1"/>
+      </w:pPr>
+      <w:r>
+        <w:t xml:space="preserve">Order Submission Context</w:t>
+      </w:r>
+    </w:p>
+    <w:p>
+      <w:pPr>
+        <w:pStyle w:val="FirstParagraph"/>
+      </w:pPr>
+      <w:r>
+        <w:t xml:space="preserve">Order submission logs may include:</w:t>
+      </w:r>
+    </w:p>
+    <w:p>
+      <w:pPr>
+        <w:pStyle w:val="Compact"/>
+        <w:numPr>
+          <w:ilvl w:val="0"/>
+          <w:numId w:val="1022"/>
+        </w:numPr>
+      </w:pPr>
+      <w:r>
+        <w:rPr>
+          <w:rStyle w:val="VerbatimChar"/>
+        </w:rPr>
+        <w:t xml:space="preserve">order_id</w:t>
+      </w:r>
+    </w:p>
+    <w:p>
+      <w:pPr>
+        <w:pStyle w:val="Compact"/>
+        <w:numPr>
+          <w:ilvl w:val="0"/>
+          <w:numId w:val="1022"/>
+        </w:numPr>
+      </w:pPr>
+      <w:r>
+        <w:rPr>
+          <w:rStyle w:val="VerbatimChar"/>
+        </w:rPr>
+        <w:t xml:space="preserve">instrument_id</w:t>
+      </w:r>
+    </w:p>
+    <w:p>
+      <w:pPr>
+        <w:pStyle w:val="Compact"/>
+        <w:numPr>
+          <w:ilvl w:val="0"/>
+          <w:numId w:val="1022"/>
+        </w:numPr>
+      </w:pPr>
+      <w:r>
+        <w:rPr>
+          <w:rStyle w:val="VerbatimChar"/>
+        </w:rPr>
+        <w:t xml:space="preserve">environment</w:t>
+      </w:r>
+    </w:p>
+    <w:p>
+      <w:pPr>
+        <w:pStyle w:val="Compact"/>
+        <w:numPr>
+          <w:ilvl w:val="0"/>
+          <w:numId w:val="1022"/>
+        </w:numPr>
+      </w:pPr>
+      <w:r>
+        <w:rPr>
+          <w:rStyle w:val="VerbatimChar"/>
+        </w:rPr>
+        <w:t xml:space="preserve">submission_key</w:t>
+      </w:r>
+    </w:p>
+    <w:p>
+      <w:pPr>
+        <w:pStyle w:val="Compact"/>
+        <w:numPr>
+          <w:ilvl w:val="0"/>
+          <w:numId w:val="1022"/>
+        </w:numPr>
+      </w:pPr>
+      <w:r>
+        <w:rPr>
+          <w:rStyle w:val="VerbatimChar"/>
+        </w:rPr>
+        <w:t xml:space="preserve">action</w:t>
+      </w:r>
+    </w:p>
+    <w:p>
+      <w:pPr>
+        <w:pStyle w:val="Compact"/>
+        <w:numPr>
+          <w:ilvl w:val="0"/>
+          <w:numId w:val="1022"/>
+        </w:numPr>
+      </w:pPr>
+      <w:r>
+        <w:rPr>
+          <w:rStyle w:val="VerbatimChar"/>
+        </w:rPr>
+        <w:t xml:space="preserve">quantity</w:t>
+      </w:r>
+    </w:p>
+    <w:p>
+      <w:pPr>
+        <w:pStyle w:val="Compact"/>
+        <w:numPr>
+          <w:ilvl w:val="0"/>
+          <w:numId w:val="1022"/>
+        </w:numPr>
+      </w:pPr>
+      <w:r>
+        <w:rPr>
+          <w:rStyle w:val="VerbatimChar"/>
+        </w:rPr>
+        <w:t xml:space="preserve">order_type</w:t>
+      </w:r>
+    </w:p>
+    <w:p>
+      <w:pPr>
+        <w:pStyle w:val="FirstParagraph"/>
+      </w:pPr>
+      <w:r>
+        <w:t xml:space="preserve">Price parameters may be logged when operationally required and not sensitive.</w:t>
+      </w:r>
+    </w:p>
+    <w:p>
+      <w:pPr>
+        <w:pStyle w:val="BodyText"/>
+      </w:pPr>
+      <w:r>
+        <w:t xml:space="preserve">Logs shall not become the authoritative order record.</w:t>
+      </w:r>
+    </w:p>
+    <w:p>
+      <w:pPr>
+        <w:pStyle w:val="BodyText"/>
+      </w:pPr>
+      <w:r>
+        <w:t xml:space="preserve">Persisted order state remains authoritative.</w:t>
+      </w:r>
+    </w:p>
+    <w:p>
+      <w:r>
+        <w:pict>
+          <v:rect style="width:0;height:1.5pt" o:hralign="center" o:hrstd="t" o:hr="t"/>
+        </w:pict>
+      </w:r>
+    </w:p>
+    <w:bookmarkEnd w:id="34"/>
+    <w:bookmarkStart w:id="35" w:name="duplicate-submission-logging"/>
+    <w:p>
+      <w:pPr>
+        <w:pStyle w:val="Heading1"/>
+      </w:pPr>
+      <w:r>
+        <w:t xml:space="preserve">Duplicate Submission Logging</w:t>
+      </w:r>
+    </w:p>
+    <w:p>
+      <w:pPr>
+        <w:pStyle w:val="FirstParagraph"/>
+      </w:pPr>
+      <w:r>
+        <w:t xml:space="preserve">Duplicate-prevention behaviour shall remain observable.</w:t>
+      </w:r>
+    </w:p>
+    <w:p>
+      <w:pPr>
+        <w:pStyle w:val="BodyText"/>
+      </w:pPr>
+      <w:r>
+        <w:t xml:space="preserve">Canonical events may include:</w:t>
+      </w:r>
+    </w:p>
+    <w:p>
+      <w:pPr>
+        <w:pStyle w:val="SourceCode"/>
+      </w:pPr>
+      <w:r>
+        <w:rPr>
+          <w:rStyle w:val="VerbatimChar"/>
+        </w:rPr>
+        <w:t xml:space="preserve">ORDER_DUPLICATE_CHECK_STARTED</w:t>
+      </w:r>
+      <w:r>
+        <w:br/>
+      </w:r>
+      <w:r>
+        <w:rPr>
+          <w:rStyle w:val="VerbatimChar"/>
+        </w:rPr>
+        <w:t xml:space="preserve">ORDER_DUPLICATE_CHECK_PASSED</w:t>
+      </w:r>
+      <w:r>
+        <w:br/>
+      </w:r>
+      <w:r>
+        <w:rPr>
+          <w:rStyle w:val="VerbatimChar"/>
+        </w:rPr>
+        <w:t xml:space="preserve">ORDER_DUPLICATE_SUBMISSION_BLOCKED</w:t>
+      </w:r>
+    </w:p>
+    <w:p>
+      <w:pPr>
+        <w:pStyle w:val="FirstParagraph"/>
+      </w:pPr>
+      <w:r>
+        <w:t xml:space="preserve">Logs should include:</w:t>
+      </w:r>
+    </w:p>
+    <w:p>
+      <w:pPr>
+        <w:pStyle w:val="Compact"/>
+        <w:numPr>
+          <w:ilvl w:val="0"/>
+          <w:numId w:val="1023"/>
+        </w:numPr>
+      </w:pPr>
+      <w:r>
+        <w:t xml:space="preserve">order identity</w:t>
+      </w:r>
+    </w:p>
+    <w:p>
+      <w:pPr>
+        <w:pStyle w:val="Compact"/>
+        <w:numPr>
+          <w:ilvl w:val="0"/>
+          <w:numId w:val="1023"/>
+        </w:numPr>
+      </w:pPr>
+      <w:r>
+        <w:t xml:space="preserve">submission key where applicable</w:t>
+      </w:r>
+    </w:p>
+    <w:p>
+      <w:pPr>
+        <w:pStyle w:val="Compact"/>
+        <w:numPr>
+          <w:ilvl w:val="0"/>
+          <w:numId w:val="1023"/>
+        </w:numPr>
+      </w:pPr>
+      <w:r>
+        <w:t xml:space="preserve">environment</w:t>
+      </w:r>
+    </w:p>
+    <w:p>
+      <w:pPr>
+        <w:pStyle w:val="Compact"/>
+        <w:numPr>
+          <w:ilvl w:val="0"/>
+          <w:numId w:val="1023"/>
+        </w:numPr>
+      </w:pPr>
+      <w:r>
+        <w:t xml:space="preserve">blocking reason</w:t>
+      </w:r>
+    </w:p>
+    <w:p>
+      <w:pPr>
+        <w:pStyle w:val="FirstParagraph"/>
+      </w:pPr>
+      <w:r>
+        <w:t xml:space="preserve">The logging system shall not perform duplicate detection.</w:t>
+      </w:r>
+    </w:p>
+    <w:p>
+      <w:pPr>
+        <w:pStyle w:val="BodyText"/>
+      </w:pPr>
+      <w:r>
+        <w:t xml:space="preserve">The Application workflow owns duplicate-prevention rules.</w:t>
+      </w:r>
+    </w:p>
+    <w:p>
+      <w:r>
+        <w:pict>
+          <v:rect style="width:0;height:1.5pt" o:hralign="center" o:hrstd="t" o:hr="t"/>
+        </w:pict>
+      </w:r>
+    </w:p>
+    <w:bookmarkEnd w:id="35"/>
+    <w:bookmarkStart w:id="36" w:name="order-retry-logging"/>
+    <w:p>
+      <w:pPr>
+        <w:pStyle w:val="Heading1"/>
+      </w:pPr>
+      <w:r>
+        <w:t xml:space="preserve">Order Retry Logging</w:t>
+      </w:r>
+    </w:p>
+    <w:p>
+      <w:pPr>
+        <w:pStyle w:val="FirstParagraph"/>
+      </w:pPr>
+      <w:r>
+        <w:t xml:space="preserve">Order submission shall not be blindly retried.</w:t>
+      </w:r>
+    </w:p>
+    <w:p>
+      <w:pPr>
+        <w:pStyle w:val="BodyText"/>
+      </w:pPr>
+      <w:r>
+        <w:t xml:space="preserve">If an explicitly approved order workflow performs a retry, logs shall include:</w:t>
+      </w:r>
+    </w:p>
+    <w:p>
+      <w:pPr>
+        <w:pStyle w:val="Compact"/>
+        <w:numPr>
+          <w:ilvl w:val="0"/>
+          <w:numId w:val="1024"/>
+        </w:numPr>
+      </w:pPr>
+      <w:r>
+        <w:t xml:space="preserve">retry attempt</w:t>
+      </w:r>
+    </w:p>
+    <w:p>
+      <w:pPr>
+        <w:pStyle w:val="Compact"/>
+        <w:numPr>
+          <w:ilvl w:val="0"/>
+          <w:numId w:val="1024"/>
+        </w:numPr>
+      </w:pPr>
+      <w:r>
+        <w:t xml:space="preserve">previous failure state</w:t>
+      </w:r>
+    </w:p>
+    <w:p>
+      <w:pPr>
+        <w:pStyle w:val="Compact"/>
+        <w:numPr>
+          <w:ilvl w:val="0"/>
+          <w:numId w:val="1024"/>
+        </w:numPr>
+      </w:pPr>
+      <w:r>
+        <w:t xml:space="preserve">retry reason</w:t>
+      </w:r>
+    </w:p>
+    <w:p>
+      <w:pPr>
+        <w:pStyle w:val="Compact"/>
+        <w:numPr>
+          <w:ilvl w:val="0"/>
+          <w:numId w:val="1024"/>
+        </w:numPr>
+      </w:pPr>
+      <w:r>
+        <w:t xml:space="preserve">order identity</w:t>
+      </w:r>
+    </w:p>
+    <w:p>
+      <w:pPr>
+        <w:pStyle w:val="Compact"/>
+        <w:numPr>
+          <w:ilvl w:val="0"/>
+          <w:numId w:val="1024"/>
+        </w:numPr>
+      </w:pPr>
+      <w:r>
+        <w:t xml:space="preserve">submission identity</w:t>
+      </w:r>
+    </w:p>
+    <w:p>
+      <w:pPr>
+        <w:pStyle w:val="FirstParagraph"/>
+      </w:pPr>
+      <w:r>
+        <w:t xml:space="preserve">Canonical event example:</w:t>
+      </w:r>
+    </w:p>
+    <w:p>
+      <w:pPr>
+        <w:pStyle w:val="SourceCode"/>
+      </w:pPr>
+      <w:r>
+        <w:rPr>
+          <w:rStyle w:val="VerbatimChar"/>
+        </w:rPr>
+        <w:t xml:space="preserve">ORDER_SUBMISSION_RETRY_REQUESTED</w:t>
+      </w:r>
+    </w:p>
+    <w:p>
+      <w:pPr>
+        <w:pStyle w:val="FirstParagraph"/>
+      </w:pPr>
+      <w:r>
+        <w:t xml:space="preserve">Logging a retry does not authorize the retry.</w:t>
+      </w:r>
+    </w:p>
+    <w:p>
+      <w:pPr>
+        <w:pStyle w:val="BodyText"/>
+      </w:pPr>
+      <w:r>
+        <w:t xml:space="preserve">Retry policy belongs to the Application workflow.</w:t>
+      </w:r>
+    </w:p>
+    <w:p>
+      <w:r>
+        <w:pict>
+          <v:rect style="width:0;height:1.5pt" o:hralign="center" o:hrstd="t" o:hr="t"/>
+        </w:pict>
+      </w:r>
+    </w:p>
+    <w:bookmarkEnd w:id="36"/>
+    <w:bookmarkStart w:id="37" w:name="order-rejection-logging"/>
+    <w:p>
+      <w:pPr>
+        <w:pStyle w:val="Heading1"/>
+      </w:pPr>
+      <w:r>
+        <w:t xml:space="preserve">Order Rejection Logging</w:t>
+      </w:r>
+    </w:p>
+    <w:p>
+      <w:pPr>
+        <w:pStyle w:val="FirstParagraph"/>
+      </w:pPr>
+      <w:r>
+        <w:t xml:space="preserve">Broker rejection shall remain explicit.</w:t>
+      </w:r>
+    </w:p>
+    <w:p>
+      <w:pPr>
+        <w:pStyle w:val="BodyText"/>
+      </w:pPr>
+      <w:r>
+        <w:t xml:space="preserve">Example:</w:t>
+      </w:r>
+    </w:p>
+    <w:p>
+      <w:pPr>
+        <w:pStyle w:val="SourceCode"/>
+      </w:pPr>
+      <w:r>
+        <w:rPr>
+          <w:rStyle w:val="VerbatimChar"/>
+        </w:rPr>
+        <w:t xml:space="preserve">event=ORDER_REJECTED</w:t>
+      </w:r>
+      <w:r>
+        <w:br/>
+      </w:r>
+      <w:r>
+        <w:rPr>
+          <w:rStyle w:val="VerbatimChar"/>
+        </w:rPr>
+        <w:t xml:space="preserve">order_id=order-123</w:t>
+      </w:r>
+      <w:r>
+        <w:br/>
+      </w:r>
+      <w:r>
+        <w:rPr>
+          <w:rStyle w:val="VerbatimChar"/>
+        </w:rPr>
+        <w:t xml:space="preserve">broker_provider=interactive_brokers</w:t>
+      </w:r>
+      <w:r>
+        <w:br/>
+      </w:r>
+      <w:r>
+        <w:rPr>
+          <w:rStyle w:val="VerbatimChar"/>
+        </w:rPr>
+        <w:t xml:space="preserve">environment=PAPER</w:t>
+      </w:r>
+    </w:p>
+    <w:p>
+      <w:pPr>
+        <w:pStyle w:val="FirstParagraph"/>
+      </w:pPr>
+      <w:r>
+        <w:t xml:space="preserve">Rejection context may include:</w:t>
+      </w:r>
+    </w:p>
+    <w:p>
+      <w:pPr>
+        <w:pStyle w:val="Compact"/>
+        <w:numPr>
+          <w:ilvl w:val="0"/>
+          <w:numId w:val="1025"/>
+        </w:numPr>
+      </w:pPr>
+      <w:r>
+        <w:t xml:space="preserve">normalized rejection reason</w:t>
+      </w:r>
+    </w:p>
+    <w:p>
+      <w:pPr>
+        <w:pStyle w:val="Compact"/>
+        <w:numPr>
+          <w:ilvl w:val="0"/>
+          <w:numId w:val="1025"/>
+        </w:numPr>
+      </w:pPr>
+      <w:r>
+        <w:t xml:space="preserve">provider error code</w:t>
+      </w:r>
+    </w:p>
+    <w:p>
+      <w:pPr>
+        <w:pStyle w:val="Compact"/>
+        <w:numPr>
+          <w:ilvl w:val="0"/>
+          <w:numId w:val="1025"/>
+        </w:numPr>
+      </w:pPr>
+      <w:r>
+        <w:t xml:space="preserve">provider error reference</w:t>
+      </w:r>
+    </w:p>
+    <w:p>
+      <w:pPr>
+        <w:pStyle w:val="FirstParagraph"/>
+      </w:pPr>
+      <w:r>
+        <w:t xml:space="preserve">Sensitive provider payloads shall not be logged blindly.</w:t>
+      </w:r>
+    </w:p>
+    <w:p>
+      <w:r>
+        <w:pict>
+          <v:rect style="width:0;height:1.5pt" o:hralign="center" o:hrstd="t" o:hr="t"/>
+        </w:pict>
+      </w:r>
+    </w:p>
+    <w:bookmarkEnd w:id="37"/>
+    <w:bookmarkStart w:id="38" w:name="execution-logging"/>
+    <w:p>
+      <w:pPr>
+        <w:pStyle w:val="Heading1"/>
+      </w:pPr>
+      <w:r>
+        <w:t xml:space="preserve">Execution Logging</w:t>
+      </w:r>
+    </w:p>
+    <w:p>
+      <w:pPr>
+        <w:pStyle w:val="FirstParagraph"/>
+      </w:pPr>
+      <w:r>
+        <w:t xml:space="preserve">Execution lifecycle may use:</w:t>
+      </w:r>
+    </w:p>
+    <w:p>
+      <w:pPr>
+        <w:pStyle w:val="SourceCode"/>
+      </w:pPr>
+      <w:r>
+        <w:rPr>
+          <w:rStyle w:val="VerbatimChar"/>
+        </w:rPr>
+        <w:t xml:space="preserve">ORDER_EXECUTION_RECEIVED</w:t>
+      </w:r>
+      <w:r>
+        <w:br/>
+      </w:r>
+      <w:r>
+        <w:rPr>
+          <w:rStyle w:val="VerbatimChar"/>
+        </w:rPr>
+        <w:t xml:space="preserve">ORDER_PARTIALLY_FILLED</w:t>
+      </w:r>
+      <w:r>
+        <w:br/>
+      </w:r>
+      <w:r>
+        <w:rPr>
+          <w:rStyle w:val="VerbatimChar"/>
+        </w:rPr>
+        <w:t xml:space="preserve">ORDER_FILLED</w:t>
+      </w:r>
+    </w:p>
+    <w:p>
+      <w:pPr>
+        <w:pStyle w:val="FirstParagraph"/>
+      </w:pPr>
+      <w:r>
+        <w:t xml:space="preserve">Execution logs may include:</w:t>
+      </w:r>
+    </w:p>
+    <w:p>
+      <w:pPr>
+        <w:pStyle w:val="Compact"/>
+        <w:numPr>
+          <w:ilvl w:val="0"/>
+          <w:numId w:val="1026"/>
+        </w:numPr>
+      </w:pPr>
+      <w:r>
+        <w:t xml:space="preserve">order identity</w:t>
+      </w:r>
+    </w:p>
+    <w:p>
+      <w:pPr>
+        <w:pStyle w:val="Compact"/>
+        <w:numPr>
+          <w:ilvl w:val="0"/>
+          <w:numId w:val="1026"/>
+        </w:numPr>
+      </w:pPr>
+      <w:r>
+        <w:t xml:space="preserve">broker order identity</w:t>
+      </w:r>
+    </w:p>
+    <w:p>
+      <w:pPr>
+        <w:pStyle w:val="Compact"/>
+        <w:numPr>
+          <w:ilvl w:val="0"/>
+          <w:numId w:val="1026"/>
+        </w:numPr>
+      </w:pPr>
+      <w:r>
+        <w:t xml:space="preserve">broker execution identity</w:t>
+      </w:r>
+    </w:p>
+    <w:p>
+      <w:pPr>
+        <w:pStyle w:val="Compact"/>
+        <w:numPr>
+          <w:ilvl w:val="0"/>
+          <w:numId w:val="1026"/>
+        </w:numPr>
+      </w:pPr>
+      <w:r>
+        <w:t xml:space="preserve">filled quantity</w:t>
+      </w:r>
+    </w:p>
+    <w:p>
+      <w:pPr>
+        <w:pStyle w:val="Compact"/>
+        <w:numPr>
+          <w:ilvl w:val="0"/>
+          <w:numId w:val="1026"/>
+        </w:numPr>
+      </w:pPr>
+      <w:r>
+        <w:t xml:space="preserve">remaining quantity</w:t>
+      </w:r>
+    </w:p>
+    <w:p>
+      <w:pPr>
+        <w:pStyle w:val="Compact"/>
+        <w:numPr>
+          <w:ilvl w:val="0"/>
+          <w:numId w:val="1026"/>
+        </w:numPr>
+      </w:pPr>
+      <w:r>
+        <w:t xml:space="preserve">execution price</w:t>
+      </w:r>
+    </w:p>
+    <w:p>
+      <w:pPr>
+        <w:pStyle w:val="Compact"/>
+        <w:numPr>
+          <w:ilvl w:val="0"/>
+          <w:numId w:val="1026"/>
+        </w:numPr>
+      </w:pPr>
+      <w:r>
+        <w:t xml:space="preserve">broker timestamp</w:t>
+      </w:r>
+    </w:p>
+    <w:p>
+      <w:pPr>
+        <w:pStyle w:val="Compact"/>
+        <w:numPr>
+          <w:ilvl w:val="0"/>
+          <w:numId w:val="1026"/>
+        </w:numPr>
+      </w:pPr>
+      <w:r>
+        <w:t xml:space="preserve">environment</w:t>
+      </w:r>
+    </w:p>
+    <w:p>
+      <w:pPr>
+        <w:pStyle w:val="FirstParagraph"/>
+      </w:pPr>
+      <w:r>
+        <w:t xml:space="preserve">Execution logs shall preserve broker-derived timestamps where available.</w:t>
+      </w:r>
+    </w:p>
+    <w:p>
+      <w:r>
+        <w:pict>
+          <v:rect style="width:0;height:1.5pt" o:hralign="center" o:hrstd="t" o:hr="t"/>
+        </w:pict>
+      </w:r>
+    </w:p>
+    <w:bookmarkEnd w:id="38"/>
+    <w:bookmarkStart w:id="39" w:name="position-lifecycle-logging"/>
+    <w:p>
+      <w:pPr>
+        <w:pStyle w:val="Heading1"/>
+      </w:pPr>
+      <w:r>
+        <w:t xml:space="preserve">Position Lifecycle Logging</w:t>
+      </w:r>
+    </w:p>
+    <w:p>
+      <w:pPr>
+        <w:pStyle w:val="FirstParagraph"/>
+      </w:pPr>
+      <w:r>
+        <w:t xml:space="preserve">Position lifecycle may use:</w:t>
+      </w:r>
+    </w:p>
+    <w:p>
+      <w:pPr>
+        <w:pStyle w:val="SourceCode"/>
+      </w:pPr>
+      <w:r>
+        <w:rPr>
+          <w:rStyle w:val="VerbatimChar"/>
+        </w:rPr>
+        <w:t xml:space="preserve">POSITION_OPENED</w:t>
+      </w:r>
+      <w:r>
+        <w:br/>
+      </w:r>
+      <w:r>
+        <w:rPr>
+          <w:rStyle w:val="VerbatimChar"/>
+        </w:rPr>
+        <w:t xml:space="preserve">POSITION_UPDATED</w:t>
+      </w:r>
+      <w:r>
+        <w:br/>
+      </w:r>
+      <w:r>
+        <w:rPr>
+          <w:rStyle w:val="VerbatimChar"/>
+        </w:rPr>
+        <w:t xml:space="preserve">POSITION_CLOSING</w:t>
+      </w:r>
+      <w:r>
+        <w:br/>
+      </w:r>
+      <w:r>
+        <w:rPr>
+          <w:rStyle w:val="VerbatimChar"/>
+        </w:rPr>
+        <w:t xml:space="preserve">POSITION_CLOSED</w:t>
+      </w:r>
+    </w:p>
+    <w:p>
+      <w:pPr>
+        <w:pStyle w:val="FirstParagraph"/>
+      </w:pPr>
+      <w:r>
+        <w:t xml:space="preserve">Position logs should include:</w:t>
+      </w:r>
+    </w:p>
+    <w:p>
+      <w:pPr>
+        <w:pStyle w:val="Compact"/>
+        <w:numPr>
+          <w:ilvl w:val="0"/>
+          <w:numId w:val="1027"/>
+        </w:numPr>
+      </w:pPr>
+      <w:r>
+        <w:t xml:space="preserve">position identity</w:t>
+      </w:r>
+    </w:p>
+    <w:p>
+      <w:pPr>
+        <w:pStyle w:val="Compact"/>
+        <w:numPr>
+          <w:ilvl w:val="0"/>
+          <w:numId w:val="1027"/>
+        </w:numPr>
+      </w:pPr>
+      <w:r>
+        <w:t xml:space="preserve">instrument identity</w:t>
+      </w:r>
+    </w:p>
+    <w:p>
+      <w:pPr>
+        <w:pStyle w:val="Compact"/>
+        <w:numPr>
+          <w:ilvl w:val="0"/>
+          <w:numId w:val="1027"/>
+        </w:numPr>
+      </w:pPr>
+      <w:r>
+        <w:t xml:space="preserve">resulting position state</w:t>
+      </w:r>
+    </w:p>
+    <w:p>
+      <w:pPr>
+        <w:pStyle w:val="Compact"/>
+        <w:numPr>
+          <w:ilvl w:val="0"/>
+          <w:numId w:val="1027"/>
+        </w:numPr>
+      </w:pPr>
+      <w:r>
+        <w:t xml:space="preserve">environment where relevant</w:t>
+      </w:r>
+    </w:p>
+    <w:p>
+      <w:pPr>
+        <w:pStyle w:val="FirstParagraph"/>
+      </w:pPr>
+      <w:r>
+        <w:t xml:space="preserve">Position lifecycle events shall not be inferred solely from UI state.</w:t>
+      </w:r>
+    </w:p>
+    <w:p>
+      <w:r>
+        <w:pict>
+          <v:rect style="width:0;height:1.5pt" o:hralign="center" o:hrstd="t" o:hr="t"/>
+        </w:pict>
+      </w:r>
+    </w:p>
+    <w:bookmarkEnd w:id="39"/>
+    <w:bookmarkStart w:id="40" w:name="reconciliation-logging"/>
+    <w:p>
+      <w:pPr>
+        <w:pStyle w:val="Heading1"/>
+      </w:pPr>
+      <w:r>
+        <w:t xml:space="preserve">Reconciliation Logging</w:t>
+      </w:r>
+    </w:p>
+    <w:p>
+      <w:pPr>
+        <w:pStyle w:val="FirstParagraph"/>
+      </w:pPr>
+      <w:r>
+        <w:t xml:space="preserve">Reconciliation is operationally critical.</w:t>
+      </w:r>
+    </w:p>
+    <w:p>
+      <w:pPr>
+        <w:pStyle w:val="BodyText"/>
+      </w:pPr>
+      <w:r>
+        <w:t xml:space="preserve">Canonical reconciliation events may include:</w:t>
+      </w:r>
+    </w:p>
+    <w:p>
+      <w:pPr>
+        <w:pStyle w:val="SourceCode"/>
+      </w:pPr>
+      <w:r>
+        <w:rPr>
+          <w:rStyle w:val="VerbatimChar"/>
+        </w:rPr>
+        <w:t xml:space="preserve">RECONCILIATION_STARTED</w:t>
+      </w:r>
+      <w:r>
+        <w:br/>
+      </w:r>
+      <w:r>
+        <w:rPr>
+          <w:rStyle w:val="VerbatimChar"/>
+        </w:rPr>
+        <w:t xml:space="preserve">RECONCILIATION_STATE_LOADED</w:t>
+      </w:r>
+      <w:r>
+        <w:br/>
+      </w:r>
+      <w:r>
+        <w:rPr>
+          <w:rStyle w:val="VerbatimChar"/>
+        </w:rPr>
+        <w:t xml:space="preserve">RECONCILIATION_DISCREPANCY_DETECTED</w:t>
+      </w:r>
+      <w:r>
+        <w:br/>
+      </w:r>
+      <w:r>
+        <w:rPr>
+          <w:rStyle w:val="VerbatimChar"/>
+        </w:rPr>
+        <w:t xml:space="preserve">RECONCILIATION_NO_DISCREPANCY</w:t>
+      </w:r>
+      <w:r>
+        <w:br/>
+      </w:r>
+      <w:r>
+        <w:rPr>
+          <w:rStyle w:val="VerbatimChar"/>
+        </w:rPr>
+        <w:t xml:space="preserve">RECONCILIATION_ACTION_REQUIRED</w:t>
+      </w:r>
+      <w:r>
+        <w:br/>
+      </w:r>
+      <w:r>
+        <w:rPr>
+          <w:rStyle w:val="VerbatimChar"/>
+        </w:rPr>
+        <w:t xml:space="preserve">RECONCILIATION_COMPLETED</w:t>
+      </w:r>
+      <w:r>
+        <w:br/>
+      </w:r>
+      <w:r>
+        <w:rPr>
+          <w:rStyle w:val="VerbatimChar"/>
+        </w:rPr>
+        <w:t xml:space="preserve">RECONCILIATION_FAILED</w:t>
+      </w:r>
+    </w:p>
+    <w:p>
+      <w:pPr>
+        <w:pStyle w:val="FirstParagraph"/>
+      </w:pPr>
+      <w:r>
+        <w:t xml:space="preserve">Reconciliation logs may include:</w:t>
+      </w:r>
+    </w:p>
+    <w:p>
+      <w:pPr>
+        <w:pStyle w:val="Compact"/>
+        <w:numPr>
+          <w:ilvl w:val="0"/>
+          <w:numId w:val="1028"/>
+        </w:numPr>
+      </w:pPr>
+      <w:r>
+        <w:t xml:space="preserve">local state reference</w:t>
+      </w:r>
+    </w:p>
+    <w:p>
+      <w:pPr>
+        <w:pStyle w:val="Compact"/>
+        <w:numPr>
+          <w:ilvl w:val="0"/>
+          <w:numId w:val="1028"/>
+        </w:numPr>
+      </w:pPr>
+      <w:r>
+        <w:t xml:space="preserve">broker state reference</w:t>
+      </w:r>
+    </w:p>
+    <w:p>
+      <w:pPr>
+        <w:pStyle w:val="Compact"/>
+        <w:numPr>
+          <w:ilvl w:val="0"/>
+          <w:numId w:val="1028"/>
+        </w:numPr>
+      </w:pPr>
+      <w:r>
+        <w:t xml:space="preserve">discrepancy classification</w:t>
+      </w:r>
+    </w:p>
+    <w:p>
+      <w:pPr>
+        <w:pStyle w:val="Compact"/>
+        <w:numPr>
+          <w:ilvl w:val="0"/>
+          <w:numId w:val="1028"/>
+        </w:numPr>
+      </w:pPr>
+      <w:r>
+        <w:t xml:space="preserve">affected capability</w:t>
+      </w:r>
+    </w:p>
+    <w:p>
+      <w:pPr>
+        <w:pStyle w:val="Compact"/>
+        <w:numPr>
+          <w:ilvl w:val="0"/>
+          <w:numId w:val="1028"/>
+        </w:numPr>
+      </w:pPr>
+      <w:r>
+        <w:t xml:space="preserve">affected identity</w:t>
+      </w:r>
+    </w:p>
+    <w:p>
+      <w:pPr>
+        <w:pStyle w:val="FirstParagraph"/>
+      </w:pPr>
+      <w:r>
+        <w:t xml:space="preserve">Reconciliation logs shall not silently change business state.</w:t>
+      </w:r>
+    </w:p>
+    <w:p>
+      <w:r>
+        <w:pict>
+          <v:rect style="width:0;height:1.5pt" o:hralign="center" o:hrstd="t" o:hr="t"/>
+        </w:pict>
+      </w:r>
+    </w:p>
+    <w:bookmarkEnd w:id="40"/>
+    <w:bookmarkStart w:id="41" w:name="reconciliation-discrepancies"/>
+    <w:p>
+      <w:pPr>
+        <w:pStyle w:val="Heading1"/>
+      </w:pPr>
+      <w:r>
+        <w:t xml:space="preserve">Reconciliation Discrepancies</w:t>
+      </w:r>
+    </w:p>
+    <w:p>
+      <w:pPr>
+        <w:pStyle w:val="FirstParagraph"/>
+      </w:pPr>
+      <w:r>
+        <w:t xml:space="preserve">Discrepancies shall remain explicit.</w:t>
+      </w:r>
+    </w:p>
+    <w:p>
+      <w:pPr>
+        <w:pStyle w:val="BodyText"/>
+      </w:pPr>
+      <w:r>
+        <w:t xml:space="preserve">Example context:</w:t>
+      </w:r>
+    </w:p>
+    <w:p>
+      <w:pPr>
+        <w:pStyle w:val="SourceCode"/>
+      </w:pPr>
+      <w:r>
+        <w:rPr>
+          <w:rStyle w:val="VerbatimChar"/>
+        </w:rPr>
+        <w:t xml:space="preserve">event=RECONCILIATION_DISCREPANCY_DETECTED</w:t>
+      </w:r>
+      <w:r>
+        <w:br/>
+      </w:r>
+      <w:r>
+        <w:rPr>
+          <w:rStyle w:val="VerbatimChar"/>
+        </w:rPr>
+        <w:t xml:space="preserve">capability=position</w:t>
+      </w:r>
+      <w:r>
+        <w:br/>
+      </w:r>
+      <w:r>
+        <w:rPr>
+          <w:rStyle w:val="VerbatimChar"/>
+        </w:rPr>
+        <w:t xml:space="preserve">position_id=position-123</w:t>
+      </w:r>
+      <w:r>
+        <w:br/>
+      </w:r>
+      <w:r>
+        <w:rPr>
+          <w:rStyle w:val="VerbatimChar"/>
+        </w:rPr>
+        <w:t xml:space="preserve">classification=STATE_MISMATCH</w:t>
+      </w:r>
+      <w:r>
+        <w:br/>
+      </w:r>
+      <w:r>
+        <w:rPr>
+          <w:rStyle w:val="VerbatimChar"/>
+        </w:rPr>
+        <w:t xml:space="preserve">environment=PAPER</w:t>
+      </w:r>
+    </w:p>
+    <w:p>
+      <w:pPr>
+        <w:pStyle w:val="FirstParagraph"/>
+      </w:pPr>
+      <w:r>
+        <w:t xml:space="preserve">Avoid embedding complete broker payloads in free-form log messages.</w:t>
+      </w:r>
+    </w:p>
+    <w:p>
+      <w:pPr>
+        <w:pStyle w:val="BodyText"/>
+      </w:pPr>
+      <w:r>
+        <w:t xml:space="preserve">Persist detailed evidence separately when required by the reconciliation workflow.</w:t>
+      </w:r>
+    </w:p>
+    <w:p>
+      <w:r>
+        <w:pict>
+          <v:rect style="width:0;height:1.5pt" o:hralign="center" o:hrstd="t" o:hr="t"/>
+        </w:pict>
+      </w:r>
+    </w:p>
+    <w:bookmarkEnd w:id="41"/>
+    <w:bookmarkStart w:id="42" w:name="workspace-logging"/>
+    <w:p>
+      <w:pPr>
+        <w:pStyle w:val="Heading1"/>
+      </w:pPr>
+      <w:r>
+        <w:t xml:space="preserve">Workspace Logging</w:t>
+      </w:r>
+    </w:p>
+    <w:p>
+      <w:pPr>
+        <w:pStyle w:val="FirstParagraph"/>
+      </w:pPr>
+      <w:r>
+        <w:t xml:space="preserve">Workspace lifecycle may use:</w:t>
+      </w:r>
+    </w:p>
+    <w:p>
+      <w:pPr>
+        <w:pStyle w:val="SourceCode"/>
+      </w:pPr>
+      <w:r>
+        <w:rPr>
+          <w:rStyle w:val="VerbatimChar"/>
+        </w:rPr>
+        <w:t xml:space="preserve">WORKSPACE_LOADING</w:t>
+      </w:r>
+      <w:r>
+        <w:br/>
+      </w:r>
+      <w:r>
+        <w:rPr>
+          <w:rStyle w:val="VerbatimChar"/>
+        </w:rPr>
+        <w:t xml:space="preserve">WORKSPACE_RESTORED</w:t>
+      </w:r>
+      <w:r>
+        <w:br/>
+      </w:r>
+      <w:r>
+        <w:rPr>
+          <w:rStyle w:val="VerbatimChar"/>
+        </w:rPr>
+        <w:t xml:space="preserve">WORKSPACE_RESTORE_FAILED</w:t>
+      </w:r>
+      <w:r>
+        <w:br/>
+      </w:r>
+      <w:r>
+        <w:rPr>
+          <w:rStyle w:val="VerbatimChar"/>
+        </w:rPr>
+        <w:t xml:space="preserve">WORKSPACE_FALLBACK_LOADED</w:t>
+      </w:r>
+      <w:r>
+        <w:br/>
+      </w:r>
+      <w:r>
+        <w:rPr>
+          <w:rStyle w:val="VerbatimChar"/>
+        </w:rPr>
+        <w:t xml:space="preserve">WORKSPACE_PERSISTED</w:t>
+      </w:r>
+      <w:r>
+        <w:br/>
+      </w:r>
+      <w:r>
+        <w:rPr>
+          <w:rStyle w:val="VerbatimChar"/>
+        </w:rPr>
+        <w:t xml:space="preserve">WORKSPACE_PERSIST_FAILED</w:t>
+      </w:r>
+    </w:p>
+    <w:p>
+      <w:pPr>
+        <w:pStyle w:val="FirstParagraph"/>
+      </w:pPr>
+      <w:r>
+        <w:t xml:space="preserve">Workspace logging shall not contain business data snapshots.</w:t>
+      </w:r>
+    </w:p>
+    <w:p>
+      <w:pPr>
+        <w:pStyle w:val="BodyText"/>
+      </w:pPr>
+      <w:r>
+        <w:t xml:space="preserve">Widget layout state is presentation state.</w:t>
+      </w:r>
+    </w:p>
+    <w:p>
+      <w:r>
+        <w:pict>
+          <v:rect style="width:0;height:1.5pt" o:hralign="center" o:hrstd="t" o:hr="t"/>
+        </w:pict>
+      </w:r>
+    </w:p>
+    <w:bookmarkEnd w:id="42"/>
+    <w:bookmarkStart w:id="43" w:name="ui-logging"/>
+    <w:p>
+      <w:pPr>
+        <w:pStyle w:val="Heading1"/>
+      </w:pPr>
+      <w:r>
+        <w:t xml:space="preserve">UI Logging</w:t>
+      </w:r>
+    </w:p>
+    <w:p>
+      <w:pPr>
+        <w:pStyle w:val="FirstParagraph"/>
+      </w:pPr>
+      <w:r>
+        <w:t xml:space="preserve">UI logging should focus on operationally relevant failures and state transitions.</w:t>
+      </w:r>
+    </w:p>
+    <w:p>
+      <w:pPr>
+        <w:pStyle w:val="BodyText"/>
+      </w:pPr>
+      <w:r>
+        <w:t xml:space="preserve">Do not log:</w:t>
+      </w:r>
+    </w:p>
+    <w:p>
+      <w:pPr>
+        <w:pStyle w:val="Compact"/>
+        <w:numPr>
+          <w:ilvl w:val="0"/>
+          <w:numId w:val="1029"/>
+        </w:numPr>
+      </w:pPr>
+      <w:r>
+        <w:t xml:space="preserve">every button click</w:t>
+      </w:r>
+    </w:p>
+    <w:p>
+      <w:pPr>
+        <w:pStyle w:val="Compact"/>
+        <w:numPr>
+          <w:ilvl w:val="0"/>
+          <w:numId w:val="1029"/>
+        </w:numPr>
+      </w:pPr>
+      <w:r>
+        <w:t xml:space="preserve">every mouse movement</w:t>
+      </w:r>
+    </w:p>
+    <w:p>
+      <w:pPr>
+        <w:pStyle w:val="Compact"/>
+        <w:numPr>
+          <w:ilvl w:val="0"/>
+          <w:numId w:val="1029"/>
+        </w:numPr>
+      </w:pPr>
+      <w:r>
+        <w:t xml:space="preserve">every table selection</w:t>
+      </w:r>
+    </w:p>
+    <w:p>
+      <w:pPr>
+        <w:pStyle w:val="Compact"/>
+        <w:numPr>
+          <w:ilvl w:val="0"/>
+          <w:numId w:val="1029"/>
+        </w:numPr>
+      </w:pPr>
+      <w:r>
+        <w:t xml:space="preserve">trivial widget repaint activity</w:t>
+      </w:r>
+    </w:p>
+    <w:p>
+      <w:pPr>
+        <w:pStyle w:val="FirstParagraph"/>
+      </w:pPr>
+      <w:r>
+        <w:t xml:space="preserve">Relevant UI events may include:</w:t>
+      </w:r>
+    </w:p>
+    <w:p>
+      <w:pPr>
+        <w:pStyle w:val="SourceCode"/>
+      </w:pPr>
+      <w:r>
+        <w:rPr>
+          <w:rStyle w:val="VerbatimChar"/>
+        </w:rPr>
+        <w:t xml:space="preserve">PRESENTATION_INITIALIZED</w:t>
+      </w:r>
+      <w:r>
+        <w:br/>
+      </w:r>
+      <w:r>
+        <w:rPr>
+          <w:rStyle w:val="VerbatimChar"/>
+        </w:rPr>
+        <w:t xml:space="preserve">WIDGET_INITIALIZATION_FAILED</w:t>
+      </w:r>
+      <w:r>
+        <w:br/>
+      </w:r>
+      <w:r>
+        <w:rPr>
+          <w:rStyle w:val="VerbatimChar"/>
+        </w:rPr>
+        <w:t xml:space="preserve">CRITICAL_NOTIFICATION_PRESENTED</w:t>
+      </w:r>
+    </w:p>
+    <w:p>
+      <w:pPr>
+        <w:pStyle w:val="FirstParagraph"/>
+      </w:pPr>
+      <w:r>
+        <w:t xml:space="preserve">User trading actions shall be represented through Application workflow events rather than duplicate UI-only logs.</w:t>
+      </w:r>
+    </w:p>
+    <w:p>
+      <w:r>
+        <w:pict>
+          <v:rect style="width:0;height:1.5pt" o:hralign="center" o:hrstd="t" o:hr="t"/>
+        </w:pict>
+      </w:r>
+    </w:p>
+    <w:bookmarkEnd w:id="43"/>
+    <w:bookmarkStart w:id="44" w:name="exception-logging"/>
+    <w:p>
+      <w:pPr>
+        <w:pStyle w:val="Heading1"/>
+      </w:pPr>
+      <w:r>
+        <w:t xml:space="preserve">Exception Logging</w:t>
+      </w:r>
+    </w:p>
+    <w:p>
+      <w:pPr>
+        <w:pStyle w:val="FirstParagraph"/>
+      </w:pPr>
+      <w:r>
+        <w:t xml:space="preserve">Exceptions shall be logged at the boundary that owns failure handling.</w:t>
+      </w:r>
+    </w:p>
+    <w:p>
+      <w:pPr>
+        <w:pStyle w:val="BodyText"/>
+      </w:pPr>
+      <w:r>
+        <w:t xml:space="preserve">An exception should normally be logged once.</w:t>
+      </w:r>
+    </w:p>
+    <w:p>
+      <w:pPr>
+        <w:pStyle w:val="BodyText"/>
+      </w:pPr>
+      <w:r>
+        <w:t xml:space="preserve">Exception logs shall include:</w:t>
+      </w:r>
+    </w:p>
+    <w:p>
+      <w:pPr>
+        <w:pStyle w:val="Compact"/>
+        <w:numPr>
+          <w:ilvl w:val="0"/>
+          <w:numId w:val="1030"/>
+        </w:numPr>
+      </w:pPr>
+      <w:r>
+        <w:t xml:space="preserve">canonical event name</w:t>
+      </w:r>
+    </w:p>
+    <w:p>
+      <w:pPr>
+        <w:pStyle w:val="Compact"/>
+        <w:numPr>
+          <w:ilvl w:val="0"/>
+          <w:numId w:val="1030"/>
+        </w:numPr>
+      </w:pPr>
+      <w:r>
+        <w:t xml:space="preserve">component</w:t>
+      </w:r>
+    </w:p>
+    <w:p>
+      <w:pPr>
+        <w:pStyle w:val="Compact"/>
+        <w:numPr>
+          <w:ilvl w:val="0"/>
+          <w:numId w:val="1030"/>
+        </w:numPr>
+      </w:pPr>
+      <w:r>
+        <w:t xml:space="preserve">operation</w:t>
+      </w:r>
+    </w:p>
+    <w:p>
+      <w:pPr>
+        <w:pStyle w:val="Compact"/>
+        <w:numPr>
+          <w:ilvl w:val="0"/>
+          <w:numId w:val="1030"/>
+        </w:numPr>
+      </w:pPr>
+      <w:r>
+        <w:t xml:space="preserve">relevant identity</w:t>
+      </w:r>
+    </w:p>
+    <w:p>
+      <w:pPr>
+        <w:pStyle w:val="Compact"/>
+        <w:numPr>
+          <w:ilvl w:val="0"/>
+          <w:numId w:val="1030"/>
+        </w:numPr>
+      </w:pPr>
+      <w:r>
+        <w:t xml:space="preserve">operational impact</w:t>
+      </w:r>
+    </w:p>
+    <w:p>
+      <w:pPr>
+        <w:pStyle w:val="Compact"/>
+        <w:numPr>
+          <w:ilvl w:val="0"/>
+          <w:numId w:val="1030"/>
+        </w:numPr>
+      </w:pPr>
+      <w:r>
+        <w:t xml:space="preserve">exception context</w:t>
+      </w:r>
+    </w:p>
+    <w:p>
+      <w:pPr>
+        <w:pStyle w:val="FirstParagraph"/>
+      </w:pPr>
+      <w:r>
+        <w:t xml:space="preserve">Stack traces shall be preserved for unexpected technical failures.</w:t>
+      </w:r>
+    </w:p>
+    <w:p>
+      <w:pPr>
+        <w:pStyle w:val="BodyText"/>
+      </w:pPr>
+      <w:r>
+        <w:t xml:space="preserve">Avoid logging the same exception repeatedly across every architecture layer.</w:t>
+      </w:r>
+    </w:p>
+    <w:p>
+      <w:r>
+        <w:pict>
+          <v:rect style="width:0;height:1.5pt" o:hralign="center" o:hrstd="t" o:hr="t"/>
+        </w:pict>
+      </w:r>
+    </w:p>
+    <w:bookmarkEnd w:id="44"/>
+    <w:bookmarkStart w:id="45" w:name="expected-failures"/>
+    <w:p>
+      <w:pPr>
+        <w:pStyle w:val="Heading1"/>
+      </w:pPr>
+      <w:r>
+        <w:t xml:space="preserve">Expected Failures</w:t>
+      </w:r>
+    </w:p>
+    <w:p>
+      <w:pPr>
+        <w:pStyle w:val="FirstParagraph"/>
+      </w:pPr>
+      <w:r>
+        <w:t xml:space="preserve">Expected failures shall use meaningful operational events.</w:t>
+      </w:r>
+    </w:p>
+    <w:p>
+      <w:pPr>
+        <w:pStyle w:val="BodyText"/>
+      </w:pPr>
+      <w:r>
+        <w:t xml:space="preserve">Examples:</w:t>
+      </w:r>
+    </w:p>
+    <w:p>
+      <w:pPr>
+        <w:pStyle w:val="SourceCode"/>
+      </w:pPr>
+      <w:r>
+        <w:rPr>
+          <w:rStyle w:val="VerbatimChar"/>
+        </w:rPr>
+        <w:t xml:space="preserve">ORDER_REJECTED</w:t>
+      </w:r>
+      <w:r>
+        <w:br/>
+      </w:r>
+      <w:r>
+        <w:rPr>
+          <w:rStyle w:val="VerbatimChar"/>
+        </w:rPr>
+        <w:t xml:space="preserve">BROKER_DISCONNECTED</w:t>
+      </w:r>
+      <w:r>
+        <w:br/>
+      </w:r>
+      <w:r>
+        <w:rPr>
+          <w:rStyle w:val="VerbatimChar"/>
+        </w:rPr>
+        <w:t xml:space="preserve">MARKET_DATA_UNAVAILABLE</w:t>
+      </w:r>
+    </w:p>
+    <w:p>
+      <w:pPr>
+        <w:pStyle w:val="FirstParagraph"/>
+      </w:pPr>
+      <w:r>
+        <w:t xml:space="preserve">Expected operational failures do not always require stack traces.</w:t>
+      </w:r>
+    </w:p>
+    <w:p>
+      <w:pPr>
+        <w:pStyle w:val="BodyText"/>
+      </w:pPr>
+      <w:r>
+        <w:t xml:space="preserve">Use stack traces for unexpected technical failures.</w:t>
+      </w:r>
+    </w:p>
+    <w:p>
+      <w:r>
+        <w:pict>
+          <v:rect style="width:0;height:1.5pt" o:hralign="center" o:hrstd="t" o:hr="t"/>
+        </w:pict>
+      </w:r>
+    </w:p>
+    <w:bookmarkEnd w:id="45"/>
+    <w:bookmarkStart w:id="46" w:name="unexpected-failures"/>
+    <w:p>
+      <w:pPr>
+        <w:pStyle w:val="Heading1"/>
+      </w:pPr>
+      <w:r>
+        <w:t xml:space="preserve">Unexpected Failures</w:t>
+      </w:r>
+    </w:p>
+    <w:p>
+      <w:pPr>
+        <w:pStyle w:val="FirstParagraph"/>
+      </w:pPr>
+      <w:r>
+        <w:t xml:space="preserve">Unexpected failures shall preserve technical context.</w:t>
+      </w:r>
+    </w:p>
+    <w:p>
+      <w:pPr>
+        <w:pStyle w:val="BodyText"/>
+      </w:pPr>
+      <w:r>
+        <w:t xml:space="preserve">Example:</w:t>
+      </w:r>
+    </w:p>
+    <w:p>
+      <w:pPr>
+        <w:pStyle w:val="SourceCode"/>
+      </w:pPr>
+      <w:r>
+        <w:rPr>
+          <w:rStyle w:val="VerbatimChar"/>
+        </w:rPr>
+        <w:t xml:space="preserve">RUNTIME_COMPONENT_FAILED</w:t>
+      </w:r>
+    </w:p>
+    <w:p>
+      <w:pPr>
+        <w:pStyle w:val="FirstParagraph"/>
+      </w:pPr>
+      <w:r>
+        <w:t xml:space="preserve">Relevant fields may include:</w:t>
+      </w:r>
+    </w:p>
+    <w:p>
+      <w:pPr>
+        <w:pStyle w:val="Compact"/>
+        <w:numPr>
+          <w:ilvl w:val="0"/>
+          <w:numId w:val="1031"/>
+        </w:numPr>
+      </w:pPr>
+      <w:r>
+        <w:t xml:space="preserve">component</w:t>
+      </w:r>
+    </w:p>
+    <w:p>
+      <w:pPr>
+        <w:pStyle w:val="Compact"/>
+        <w:numPr>
+          <w:ilvl w:val="0"/>
+          <w:numId w:val="1031"/>
+        </w:numPr>
+      </w:pPr>
+      <w:r>
+        <w:t xml:space="preserve">operation</w:t>
+      </w:r>
+    </w:p>
+    <w:p>
+      <w:pPr>
+        <w:pStyle w:val="Compact"/>
+        <w:numPr>
+          <w:ilvl w:val="0"/>
+          <w:numId w:val="1031"/>
+        </w:numPr>
+      </w:pPr>
+      <w:r>
+        <w:t xml:space="preserve">runtime state</w:t>
+      </w:r>
+    </w:p>
+    <w:p>
+      <w:pPr>
+        <w:pStyle w:val="Compact"/>
+        <w:numPr>
+          <w:ilvl w:val="0"/>
+          <w:numId w:val="1031"/>
+        </w:numPr>
+      </w:pPr>
+      <w:r>
+        <w:t xml:space="preserve">correlation id</w:t>
+      </w:r>
+    </w:p>
+    <w:p>
+      <w:pPr>
+        <w:pStyle w:val="Compact"/>
+        <w:numPr>
+          <w:ilvl w:val="0"/>
+          <w:numId w:val="1031"/>
+        </w:numPr>
+      </w:pPr>
+      <w:r>
+        <w:t xml:space="preserve">exception type</w:t>
+      </w:r>
+    </w:p>
+    <w:p>
+      <w:pPr>
+        <w:pStyle w:val="FirstParagraph"/>
+      </w:pPr>
+      <w:r>
+        <w:t xml:space="preserve">Unexpected failures shall not terminate the application silently.</w:t>
+      </w:r>
+    </w:p>
+    <w:p>
+      <w:r>
+        <w:pict>
+          <v:rect style="width:0;height:1.5pt" o:hralign="center" o:hrstd="t" o:hr="t"/>
+        </w:pict>
+      </w:r>
+    </w:p>
+    <w:bookmarkEnd w:id="46"/>
+    <w:bookmarkStart w:id="47" w:name="correlation"/>
+    <w:p>
+      <w:pPr>
+        <w:pStyle w:val="Heading1"/>
+      </w:pPr>
+      <w:r>
+        <w:t xml:space="preserve">Correlation</w:t>
+      </w:r>
+    </w:p>
+    <w:p>
+      <w:pPr>
+        <w:pStyle w:val="FirstParagraph"/>
+      </w:pPr>
+      <w:r>
+        <w:t xml:space="preserve">Correlation identifiers may be used for multi-step workflows.</w:t>
+      </w:r>
+    </w:p>
+    <w:p>
+      <w:pPr>
+        <w:pStyle w:val="BodyText"/>
+      </w:pPr>
+      <w:r>
+        <w:t xml:space="preserve">Examples:</w:t>
+      </w:r>
+    </w:p>
+    <w:p>
+      <w:pPr>
+        <w:pStyle w:val="Compact"/>
+        <w:numPr>
+          <w:ilvl w:val="0"/>
+          <w:numId w:val="1032"/>
+        </w:numPr>
+      </w:pPr>
+      <w:r>
+        <w:t xml:space="preserve">order submission workflow</w:t>
+      </w:r>
+    </w:p>
+    <w:p>
+      <w:pPr>
+        <w:pStyle w:val="Compact"/>
+        <w:numPr>
+          <w:ilvl w:val="0"/>
+          <w:numId w:val="1032"/>
+        </w:numPr>
+      </w:pPr>
+      <w:r>
+        <w:t xml:space="preserve">reconciliation cycle</w:t>
+      </w:r>
+    </w:p>
+    <w:p>
+      <w:pPr>
+        <w:pStyle w:val="Compact"/>
+        <w:numPr>
+          <w:ilvl w:val="0"/>
+          <w:numId w:val="1032"/>
+        </w:numPr>
+      </w:pPr>
+      <w:r>
+        <w:t xml:space="preserve">runtime startup</w:t>
+      </w:r>
+    </w:p>
+    <w:p>
+      <w:pPr>
+        <w:pStyle w:val="Compact"/>
+        <w:numPr>
+          <w:ilvl w:val="0"/>
+          <w:numId w:val="1032"/>
+        </w:numPr>
+      </w:pPr>
+      <w:r>
+        <w:t xml:space="preserve">controlled shutdown</w:t>
+      </w:r>
+    </w:p>
+    <w:p>
+      <w:pPr>
+        <w:pStyle w:val="FirstParagraph"/>
+      </w:pPr>
+      <w:r>
+        <w:t xml:space="preserve">A correlation identifier shall remain stable for one logical workflow.</w:t>
+      </w:r>
+    </w:p>
+    <w:p>
+      <w:pPr>
+        <w:pStyle w:val="BodyText"/>
+      </w:pPr>
+      <w:r>
+        <w:t xml:space="preserve">Do not use one global correlation identifier for the complete application session when finer workflow identity is required.</w:t>
+      </w:r>
+    </w:p>
+    <w:p>
+      <w:r>
+        <w:pict>
+          <v:rect style="width:0;height:1.5pt" o:hralign="center" o:hrstd="t" o:hr="t"/>
+        </w:pict>
+      </w:r>
+    </w:p>
+    <w:bookmarkEnd w:id="47"/>
+    <w:bookmarkStart w:id="48" w:name="correlation-example"/>
+    <w:p>
+      <w:pPr>
+        <w:pStyle w:val="Heading1"/>
+      </w:pPr>
+      <w:r>
+        <w:t xml:space="preserve">Correlation Example</w:t>
+      </w:r>
+    </w:p>
+    <w:p>
+      <w:pPr>
+        <w:pStyle w:val="FirstParagraph"/>
+      </w:pPr>
+      <w:r>
+        <w:t xml:space="preserve">Example order workflow:</w:t>
+      </w:r>
+    </w:p>
+    <w:p>
+      <w:pPr>
+        <w:pStyle w:val="SourceCode"/>
+      </w:pPr>
+      <w:r>
+        <w:rPr>
+          <w:rStyle w:val="VerbatimChar"/>
+        </w:rPr>
+        <w:t xml:space="preserve">correlation_id=workflow-abc</w:t>
+      </w:r>
+      <w:r>
+        <w:br/>
+      </w:r>
+      <w:r>
+        <w:rPr>
+          <w:rStyle w:val="VerbatimChar"/>
+        </w:rPr>
+        <w:t xml:space="preserve">event=ORDER_SUBMISSION_REQUESTED</w:t>
+      </w:r>
+      <w:r>
+        <w:br/>
+      </w:r>
+      <w:r>
+        <w:br/>
+      </w:r>
+      <w:r>
+        <w:rPr>
+          <w:rStyle w:val="VerbatimChar"/>
+        </w:rPr>
+        <w:t xml:space="preserve">correlation_id=workflow-abc</w:t>
+      </w:r>
+      <w:r>
+        <w:br/>
+      </w:r>
+      <w:r>
+        <w:rPr>
+          <w:rStyle w:val="VerbatimChar"/>
+        </w:rPr>
+        <w:t xml:space="preserve">event=ORDER_TRANSMITTED</w:t>
+      </w:r>
+      <w:r>
+        <w:br/>
+      </w:r>
+      <w:r>
+        <w:br/>
+      </w:r>
+      <w:r>
+        <w:rPr>
+          <w:rStyle w:val="VerbatimChar"/>
+        </w:rPr>
+        <w:t xml:space="preserve">correlation_id=workflow-abc</w:t>
+      </w:r>
+      <w:r>
+        <w:br/>
+      </w:r>
+      <w:r>
+        <w:rPr>
+          <w:rStyle w:val="VerbatimChar"/>
+        </w:rPr>
+        <w:t xml:space="preserve">event=ORDER_ACKNOWLEDGED</w:t>
+      </w:r>
+    </w:p>
+    <w:p>
+      <w:pPr>
+        <w:pStyle w:val="FirstParagraph"/>
+      </w:pPr>
+      <w:r>
+        <w:t xml:space="preserve">The canonical</w:t>
+      </w:r>
+      <w:r>
+        <w:t xml:space="preserve"> </w:t>
+      </w:r>
+      <w:r>
+        <w:rPr>
+          <w:rStyle w:val="VerbatimChar"/>
+        </w:rPr>
+        <w:t xml:space="preserve">order_id</w:t>
+      </w:r>
+      <w:r>
+        <w:t xml:space="preserve"> </w:t>
+      </w:r>
+      <w:r>
+        <w:t xml:space="preserve">remains the business identity.</w:t>
+      </w:r>
+    </w:p>
+    <w:p>
+      <w:pPr>
+        <w:pStyle w:val="BodyText"/>
+      </w:pPr>
+      <w:r>
+        <w:t xml:space="preserve">The correlation identifier supports workflow tracing.</w:t>
+      </w:r>
+    </w:p>
+    <w:p>
+      <w:r>
+        <w:pict>
+          <v:rect style="width:0;height:1.5pt" o:hralign="center" o:hrstd="t" o:hr="t"/>
+        </w:pict>
+      </w:r>
+    </w:p>
+    <w:bookmarkEnd w:id="48"/>
+    <w:bookmarkStart w:id="49" w:name="timestamps"/>
+    <w:p>
+      <w:pPr>
+        <w:pStyle w:val="Heading1"/>
+      </w:pPr>
+      <w:r>
+        <w:t xml:space="preserve">Timestamps</w:t>
+      </w:r>
+    </w:p>
+    <w:p>
+      <w:pPr>
+        <w:pStyle w:val="FirstParagraph"/>
+      </w:pPr>
+      <w:r>
+        <w:t xml:space="preserve">Structured logs shall include application log timestamps.</w:t>
+      </w:r>
+    </w:p>
+    <w:p>
+      <w:pPr>
+        <w:pStyle w:val="BodyText"/>
+      </w:pPr>
+      <w:r>
+        <w:t xml:space="preserve">Time-dependent external events may additionally include:</w:t>
+      </w:r>
+    </w:p>
+    <w:p>
+      <w:pPr>
+        <w:pStyle w:val="Compact"/>
+        <w:numPr>
+          <w:ilvl w:val="0"/>
+          <w:numId w:val="1033"/>
+        </w:numPr>
+      </w:pPr>
+      <w:r>
+        <w:rPr>
+          <w:rStyle w:val="VerbatimChar"/>
+        </w:rPr>
+        <w:t xml:space="preserve">broker_timestamp</w:t>
+      </w:r>
+    </w:p>
+    <w:p>
+      <w:pPr>
+        <w:pStyle w:val="Compact"/>
+        <w:numPr>
+          <w:ilvl w:val="0"/>
+          <w:numId w:val="1033"/>
+        </w:numPr>
+      </w:pPr>
+      <w:r>
+        <w:rPr>
+          <w:rStyle w:val="VerbatimChar"/>
+        </w:rPr>
+        <w:t xml:space="preserve">source_timestamp</w:t>
+      </w:r>
+    </w:p>
+    <w:p>
+      <w:pPr>
+        <w:pStyle w:val="FirstParagraph"/>
+      </w:pPr>
+      <w:r>
+        <w:t xml:space="preserve">Timestamp semantics shall remain explicit.</w:t>
+      </w:r>
+    </w:p>
+    <w:p>
+      <w:pPr>
+        <w:pStyle w:val="BodyText"/>
+      </w:pPr>
+      <w:r>
+        <w:t xml:space="preserve">Logs shall not silently mix:</w:t>
+      </w:r>
+    </w:p>
+    <w:p>
+      <w:pPr>
+        <w:pStyle w:val="Compact"/>
+        <w:numPr>
+          <w:ilvl w:val="0"/>
+          <w:numId w:val="1034"/>
+        </w:numPr>
+      </w:pPr>
+      <w:r>
+        <w:t xml:space="preserve">local application time</w:t>
+      </w:r>
+    </w:p>
+    <w:p>
+      <w:pPr>
+        <w:pStyle w:val="Compact"/>
+        <w:numPr>
+          <w:ilvl w:val="0"/>
+          <w:numId w:val="1034"/>
+        </w:numPr>
+      </w:pPr>
+      <w:r>
+        <w:t xml:space="preserve">broker time</w:t>
+      </w:r>
+    </w:p>
+    <w:p>
+      <w:pPr>
+        <w:pStyle w:val="Compact"/>
+        <w:numPr>
+          <w:ilvl w:val="0"/>
+          <w:numId w:val="1034"/>
+        </w:numPr>
+      </w:pPr>
+      <w:r>
+        <w:t xml:space="preserve">market data source time</w:t>
+      </w:r>
+    </w:p>
+    <w:p>
+      <w:pPr>
+        <w:pStyle w:val="FirstParagraph"/>
+      </w:pPr>
+      <w:r>
+        <w:t xml:space="preserve">Timezone context shall be defined consistently.</w:t>
+      </w:r>
+    </w:p>
+    <w:p>
+      <w:r>
+        <w:pict>
+          <v:rect style="width:0;height:1.5pt" o:hralign="center" o:hrstd="t" o:hr="t"/>
+        </w:pict>
+      </w:r>
+    </w:p>
+    <w:bookmarkEnd w:id="49"/>
+    <w:bookmarkStart w:id="50" w:name="sensitive-data"/>
+    <w:p>
+      <w:pPr>
+        <w:pStyle w:val="Heading1"/>
+      </w:pPr>
+      <w:r>
+        <w:t xml:space="preserve">Sensitive Data</w:t>
+      </w:r>
+    </w:p>
+    <w:p>
+      <w:pPr>
+        <w:pStyle w:val="FirstParagraph"/>
+      </w:pPr>
+      <w:r>
+        <w:t xml:space="preserve">Never log:</w:t>
+      </w:r>
+    </w:p>
+    <w:p>
+      <w:pPr>
+        <w:pStyle w:val="Compact"/>
+        <w:numPr>
+          <w:ilvl w:val="0"/>
+          <w:numId w:val="1035"/>
+        </w:numPr>
+      </w:pPr>
+      <w:r>
+        <w:t xml:space="preserve">passwords</w:t>
+      </w:r>
+    </w:p>
+    <w:p>
+      <w:pPr>
+        <w:pStyle w:val="Compact"/>
+        <w:numPr>
+          <w:ilvl w:val="0"/>
+          <w:numId w:val="1035"/>
+        </w:numPr>
+      </w:pPr>
+      <w:r>
+        <w:t xml:space="preserve">API keys</w:t>
+      </w:r>
+    </w:p>
+    <w:p>
+      <w:pPr>
+        <w:pStyle w:val="Compact"/>
+        <w:numPr>
+          <w:ilvl w:val="0"/>
+          <w:numId w:val="1035"/>
+        </w:numPr>
+      </w:pPr>
+      <w:r>
+        <w:t xml:space="preserve">authentication tokens</w:t>
+      </w:r>
+    </w:p>
+    <w:p>
+      <w:pPr>
+        <w:pStyle w:val="Compact"/>
+        <w:numPr>
+          <w:ilvl w:val="0"/>
+          <w:numId w:val="1035"/>
+        </w:numPr>
+      </w:pPr>
+      <w:r>
+        <w:t xml:space="preserve">broker credentials</w:t>
+      </w:r>
+    </w:p>
+    <w:p>
+      <w:pPr>
+        <w:pStyle w:val="Compact"/>
+        <w:numPr>
+          <w:ilvl w:val="0"/>
+          <w:numId w:val="1035"/>
+        </w:numPr>
+      </w:pPr>
+      <w:r>
+        <w:t xml:space="preserve">secret environment variables</w:t>
+      </w:r>
+    </w:p>
+    <w:p>
+      <w:pPr>
+        <w:pStyle w:val="Compact"/>
+        <w:numPr>
+          <w:ilvl w:val="0"/>
+          <w:numId w:val="1035"/>
+        </w:numPr>
+      </w:pPr>
+      <w:r>
+        <w:t xml:space="preserve">private keys</w:t>
+      </w:r>
+    </w:p>
+    <w:p>
+      <w:pPr>
+        <w:pStyle w:val="FirstParagraph"/>
+      </w:pPr>
+      <w:r>
+        <w:t xml:space="preserve">Sensitive values shall be omitted or masked.</w:t>
+      </w:r>
+    </w:p>
+    <w:p>
+      <w:pPr>
+        <w:pStyle w:val="BodyText"/>
+      </w:pPr>
+      <w:r>
+        <w:t xml:space="preserve">Do not rely solely on developer discipline.</w:t>
+      </w:r>
+    </w:p>
+    <w:p>
+      <w:pPr>
+        <w:pStyle w:val="BodyText"/>
+      </w:pPr>
+      <w:r>
+        <w:t xml:space="preserve">Logging infrastructure should support redaction where practical.</w:t>
+      </w:r>
+    </w:p>
+    <w:p>
+      <w:r>
+        <w:pict>
+          <v:rect style="width:0;height:1.5pt" o:hralign="center" o:hrstd="t" o:hr="t"/>
+        </w:pict>
+      </w:r>
+    </w:p>
+    <w:bookmarkEnd w:id="50"/>
+    <w:bookmarkStart w:id="51" w:name="personal-and-account-information"/>
+    <w:p>
+      <w:pPr>
+        <w:pStyle w:val="Heading1"/>
+      </w:pPr>
+      <w:r>
+        <w:t xml:space="preserve">Personal and Account Information</w:t>
+      </w:r>
+    </w:p>
+    <w:p>
+      <w:pPr>
+        <w:pStyle w:val="FirstParagraph"/>
+      </w:pPr>
+      <w:r>
+        <w:t xml:space="preserve">Personal information shall not be logged unless explicitly required for a defined operational or regulatory purpose.</w:t>
+      </w:r>
+    </w:p>
+    <w:p>
+      <w:pPr>
+        <w:pStyle w:val="BodyText"/>
+      </w:pPr>
+      <w:r>
+        <w:t xml:space="preserve">Account references shall be masked where practical.</w:t>
+      </w:r>
+    </w:p>
+    <w:p>
+      <w:pPr>
+        <w:pStyle w:val="BodyText"/>
+      </w:pPr>
+      <w:r>
+        <w:t xml:space="preserve">Avoid logging complete external account payloads.</w:t>
+      </w:r>
+    </w:p>
+    <w:p>
+      <w:pPr>
+        <w:pStyle w:val="BodyText"/>
+      </w:pPr>
+      <w:r>
+        <w:t xml:space="preserve">Example masked value:</w:t>
+      </w:r>
+    </w:p>
+    <w:p>
+      <w:pPr>
+        <w:pStyle w:val="SourceCode"/>
+      </w:pPr>
+      <w:r>
+        <w:rPr>
+          <w:rStyle w:val="VerbatimChar"/>
+        </w:rPr>
+        <w:t xml:space="preserve">account_reference=****1234</w:t>
+      </w:r>
+    </w:p>
+    <w:p>
+      <w:r>
+        <w:pict>
+          <v:rect style="width:0;height:1.5pt" o:hralign="center" o:hrstd="t" o:hr="t"/>
+        </w:pict>
+      </w:r>
+    </w:p>
+    <w:bookmarkEnd w:id="51"/>
+    <w:bookmarkStart w:id="52" w:name="provider-payloads"/>
+    <w:p>
+      <w:pPr>
+        <w:pStyle w:val="Heading1"/>
+      </w:pPr>
+      <w:r>
+        <w:t xml:space="preserve">Provider Payloads</w:t>
+      </w:r>
+    </w:p>
+    <w:p>
+      <w:pPr>
+        <w:pStyle w:val="FirstParagraph"/>
+      </w:pPr>
+      <w:r>
+        <w:t xml:space="preserve">Raw provider payloads shall not be logged automatically.</w:t>
+      </w:r>
+    </w:p>
+    <w:p>
+      <w:pPr>
+        <w:pStyle w:val="BodyText"/>
+      </w:pPr>
+      <w:r>
+        <w:t xml:space="preserve">Provider payloads may contain:</w:t>
+      </w:r>
+    </w:p>
+    <w:p>
+      <w:pPr>
+        <w:pStyle w:val="Compact"/>
+        <w:numPr>
+          <w:ilvl w:val="0"/>
+          <w:numId w:val="1036"/>
+        </w:numPr>
+      </w:pPr>
+      <w:r>
+        <w:t xml:space="preserve">credentials</w:t>
+      </w:r>
+    </w:p>
+    <w:p>
+      <w:pPr>
+        <w:pStyle w:val="Compact"/>
+        <w:numPr>
+          <w:ilvl w:val="0"/>
+          <w:numId w:val="1036"/>
+        </w:numPr>
+      </w:pPr>
+      <w:r>
+        <w:t xml:space="preserve">account information</w:t>
+      </w:r>
+    </w:p>
+    <w:p>
+      <w:pPr>
+        <w:pStyle w:val="Compact"/>
+        <w:numPr>
+          <w:ilvl w:val="0"/>
+          <w:numId w:val="1036"/>
+        </w:numPr>
+      </w:pPr>
+      <w:r>
+        <w:t xml:space="preserve">undocumented fields</w:t>
+      </w:r>
+    </w:p>
+    <w:p>
+      <w:pPr>
+        <w:pStyle w:val="Compact"/>
+        <w:numPr>
+          <w:ilvl w:val="0"/>
+          <w:numId w:val="1036"/>
+        </w:numPr>
+      </w:pPr>
+      <w:r>
+        <w:t xml:space="preserve">personal information</w:t>
+      </w:r>
+    </w:p>
+    <w:p>
+      <w:pPr>
+        <w:pStyle w:val="Compact"/>
+        <w:numPr>
+          <w:ilvl w:val="0"/>
+          <w:numId w:val="1036"/>
+        </w:numPr>
+      </w:pPr>
+      <w:r>
+        <w:t xml:space="preserve">excessive data</w:t>
+      </w:r>
+    </w:p>
+    <w:p>
+      <w:pPr>
+        <w:pStyle w:val="FirstParagraph"/>
+      </w:pPr>
+      <w:r>
+        <w:t xml:space="preserve">Provider diagnostics shall use normalized structured fields.</w:t>
+      </w:r>
+    </w:p>
+    <w:p>
+      <w:pPr>
+        <w:pStyle w:val="BodyText"/>
+      </w:pPr>
+      <w:r>
+        <w:t xml:space="preserve">Controlled DEBUG diagnostics require explicit review.</w:t>
+      </w:r>
+    </w:p>
+    <w:p>
+      <w:r>
+        <w:pict>
+          <v:rect style="width:0;height:1.5pt" o:hralign="center" o:hrstd="t" o:hr="t"/>
+        </w:pict>
+      </w:r>
+    </w:p>
+    <w:bookmarkEnd w:id="52"/>
+    <w:bookmarkStart w:id="53" w:name="log-configuration"/>
+    <w:p>
+      <w:pPr>
+        <w:pStyle w:val="Heading1"/>
+      </w:pPr>
+      <w:r>
+        <w:t xml:space="preserve">Log Configuration</w:t>
+      </w:r>
+    </w:p>
+    <w:p>
+      <w:pPr>
+        <w:pStyle w:val="FirstParagraph"/>
+      </w:pPr>
+      <w:r>
+        <w:t xml:space="preserve">Logging configuration is managed centrally.</w:t>
+      </w:r>
+    </w:p>
+    <w:p>
+      <w:pPr>
+        <w:pStyle w:val="BodyText"/>
+      </w:pPr>
+      <w:r>
+        <w:t xml:space="preserve">Configuration may include:</w:t>
+      </w:r>
+    </w:p>
+    <w:p>
+      <w:pPr>
+        <w:pStyle w:val="Compact"/>
+        <w:numPr>
+          <w:ilvl w:val="0"/>
+          <w:numId w:val="1037"/>
+        </w:numPr>
+      </w:pPr>
+      <w:r>
+        <w:t xml:space="preserve">log level</w:t>
+      </w:r>
+    </w:p>
+    <w:p>
+      <w:pPr>
+        <w:pStyle w:val="Compact"/>
+        <w:numPr>
+          <w:ilvl w:val="0"/>
+          <w:numId w:val="1037"/>
+        </w:numPr>
+      </w:pPr>
+      <w:r>
+        <w:t xml:space="preserve">output destination</w:t>
+      </w:r>
+    </w:p>
+    <w:p>
+      <w:pPr>
+        <w:pStyle w:val="Compact"/>
+        <w:numPr>
+          <w:ilvl w:val="0"/>
+          <w:numId w:val="1037"/>
+        </w:numPr>
+      </w:pPr>
+      <w:r>
+        <w:t xml:space="preserve">structured format</w:t>
+      </w:r>
+    </w:p>
+    <w:p>
+      <w:pPr>
+        <w:pStyle w:val="Compact"/>
+        <w:numPr>
+          <w:ilvl w:val="0"/>
+          <w:numId w:val="1037"/>
+        </w:numPr>
+      </w:pPr>
+      <w:r>
+        <w:t xml:space="preserve">file rotation</w:t>
+      </w:r>
+    </w:p>
+    <w:p>
+      <w:pPr>
+        <w:pStyle w:val="Compact"/>
+        <w:numPr>
+          <w:ilvl w:val="0"/>
+          <w:numId w:val="1037"/>
+        </w:numPr>
+      </w:pPr>
+      <w:r>
+        <w:t xml:space="preserve">retention policy</w:t>
+      </w:r>
+    </w:p>
+    <w:p>
+      <w:pPr>
+        <w:pStyle w:val="Compact"/>
+        <w:numPr>
+          <w:ilvl w:val="0"/>
+          <w:numId w:val="1037"/>
+        </w:numPr>
+      </w:pPr>
+      <w:r>
+        <w:t xml:space="preserve">DEBUG diagnostics</w:t>
+      </w:r>
+    </w:p>
+    <w:p>
+      <w:pPr>
+        <w:pStyle w:val="FirstParagraph"/>
+      </w:pPr>
+      <w:r>
+        <w:t xml:space="preserve">Logging configuration shall not change trading behaviour.</w:t>
+      </w:r>
+    </w:p>
+    <w:p>
+      <w:pPr>
+        <w:pStyle w:val="BodyText"/>
+      </w:pPr>
+      <w:r>
+        <w:t xml:space="preserve">LIVE logging defaults shall avoid excessive high-frequency diagnostic output.</w:t>
+      </w:r>
+    </w:p>
+    <w:p>
+      <w:r>
+        <w:pict>
+          <v:rect style="width:0;height:1.5pt" o:hralign="center" o:hrstd="t" o:hr="t"/>
+        </w:pict>
+      </w:r>
+    </w:p>
+    <w:bookmarkEnd w:id="53"/>
+    <w:bookmarkStart w:id="54" w:name="log-output"/>
+    <w:p>
+      <w:pPr>
+        <w:pStyle w:val="Heading1"/>
+      </w:pPr>
+      <w:r>
+        <w:t xml:space="preserve">Log Output</w:t>
+      </w:r>
+    </w:p>
+    <w:p>
+      <w:pPr>
+        <w:pStyle w:val="FirstParagraph"/>
+      </w:pPr>
+      <w:r>
+        <w:t xml:space="preserve">The primary log format should support structured processing.</w:t>
+      </w:r>
+    </w:p>
+    <w:p>
+      <w:pPr>
+        <w:pStyle w:val="BodyText"/>
+      </w:pPr>
+      <w:r>
+        <w:t xml:space="preserve">JSON Lines may be used for structured file logging.</w:t>
+      </w:r>
+    </w:p>
+    <w:p>
+      <w:pPr>
+        <w:pStyle w:val="BodyText"/>
+      </w:pPr>
+      <w:r>
+        <w:t xml:space="preserve">Example:</w:t>
+      </w:r>
+    </w:p>
+    <w:p>
+      <w:pPr>
+        <w:pStyle w:val="SourceCode"/>
+      </w:pPr>
+      <w:r>
+        <w:rPr>
+          <w:rStyle w:val="VerbatimChar"/>
+        </w:rPr>
+        <w:t xml:space="preserve">{</w:t>
+      </w:r>
+      <w:r>
+        <w:br/>
+      </w:r>
+      <w:r>
+        <w:rPr>
+          <w:rStyle w:val="VerbatimChar"/>
+        </w:rPr>
+        <w:t xml:space="preserve">  "event": "ORDER_ACKNOWLEDGED",</w:t>
+      </w:r>
+      <w:r>
+        <w:br/>
+      </w:r>
+      <w:r>
+        <w:rPr>
+          <w:rStyle w:val="VerbatimChar"/>
+        </w:rPr>
+        <w:t xml:space="preserve">  "order_id": "order-123",</w:t>
+      </w:r>
+      <w:r>
+        <w:br/>
+      </w:r>
+      <w:r>
+        <w:rPr>
+          <w:rStyle w:val="VerbatimChar"/>
+        </w:rPr>
+        <w:t xml:space="preserve">  "environment": "PAPER"</w:t>
+      </w:r>
+      <w:r>
+        <w:br/>
+      </w:r>
+      <w:r>
+        <w:rPr>
+          <w:rStyle w:val="VerbatimChar"/>
+        </w:rPr>
+        <w:t xml:space="preserve">}</w:t>
+      </w:r>
+    </w:p>
+    <w:p>
+      <w:pPr>
+        <w:pStyle w:val="FirstParagraph"/>
+      </w:pPr>
+      <w:r>
+        <w:t xml:space="preserve">Human-readable console output may use a compact formatted representation.</w:t>
+      </w:r>
+    </w:p>
+    <w:p>
+      <w:pPr>
+        <w:pStyle w:val="BodyText"/>
+      </w:pPr>
+      <w:r>
+        <w:t xml:space="preserve">Canonical event names and structured fields shall remain preserved.</w:t>
+      </w:r>
+    </w:p>
+    <w:p>
+      <w:r>
+        <w:pict>
+          <v:rect style="width:0;height:1.5pt" o:hralign="center" o:hrstd="t" o:hr="t"/>
+        </w:pict>
+      </w:r>
+    </w:p>
+    <w:bookmarkEnd w:id="54"/>
+    <w:bookmarkStart w:id="55" w:name="performance"/>
+    <w:p>
+      <w:pPr>
+        <w:pStyle w:val="Heading1"/>
+      </w:pPr>
+      <w:r>
+        <w:t xml:space="preserve">Performance</w:t>
+      </w:r>
+    </w:p>
+    <w:p>
+      <w:pPr>
+        <w:pStyle w:val="FirstParagraph"/>
+      </w:pPr>
+      <w:r>
+        <w:t xml:space="preserve">Logging shall remain efficient.</w:t>
+      </w:r>
+    </w:p>
+    <w:p>
+      <w:pPr>
+        <w:pStyle w:val="BodyText"/>
+      </w:pPr>
+      <w:r>
+        <w:t xml:space="preserve">Logging shall:</w:t>
+      </w:r>
+    </w:p>
+    <w:p>
+      <w:pPr>
+        <w:pStyle w:val="Compact"/>
+        <w:numPr>
+          <w:ilvl w:val="0"/>
+          <w:numId w:val="1038"/>
+        </w:numPr>
+      </w:pPr>
+      <w:r>
+        <w:t xml:space="preserve">avoid unnecessary string formatting</w:t>
+      </w:r>
+    </w:p>
+    <w:p>
+      <w:pPr>
+        <w:pStyle w:val="Compact"/>
+        <w:numPr>
+          <w:ilvl w:val="0"/>
+          <w:numId w:val="1038"/>
+        </w:numPr>
+      </w:pPr>
+      <w:r>
+        <w:t xml:space="preserve">avoid expensive serialization in disabled log levels</w:t>
+      </w:r>
+    </w:p>
+    <w:p>
+      <w:pPr>
+        <w:pStyle w:val="Compact"/>
+        <w:numPr>
+          <w:ilvl w:val="0"/>
+          <w:numId w:val="1038"/>
+        </w:numPr>
+      </w:pPr>
+      <w:r>
+        <w:t xml:space="preserve">avoid uncontrolled high-frequency output</w:t>
+      </w:r>
+    </w:p>
+    <w:p>
+      <w:pPr>
+        <w:pStyle w:val="Compact"/>
+        <w:numPr>
+          <w:ilvl w:val="0"/>
+          <w:numId w:val="1038"/>
+        </w:numPr>
+      </w:pPr>
+      <w:r>
+        <w:t xml:space="preserve">avoid blocking the UI thread</w:t>
+      </w:r>
+    </w:p>
+    <w:p>
+      <w:pPr>
+        <w:pStyle w:val="Compact"/>
+        <w:numPr>
+          <w:ilvl w:val="0"/>
+          <w:numId w:val="1038"/>
+        </w:numPr>
+      </w:pPr>
+      <w:r>
+        <w:t xml:space="preserve">avoid blocking the AsyncIO event loop where practical</w:t>
+      </w:r>
+    </w:p>
+    <w:p>
+      <w:pPr>
+        <w:pStyle w:val="FirstParagraph"/>
+      </w:pPr>
+      <w:r>
+        <w:t xml:space="preserve">Business-critical events shall not be dropped silently solely for performance optimization.</w:t>
+      </w:r>
+    </w:p>
+    <w:p>
+      <w:r>
+        <w:pict>
+          <v:rect style="width:0;height:1.5pt" o:hralign="center" o:hrstd="t" o:hr="t"/>
+        </w:pict>
+      </w:r>
+    </w:p>
+    <w:bookmarkEnd w:id="55"/>
+    <w:bookmarkStart w:id="56" w:name="log-retention"/>
+    <w:p>
+      <w:pPr>
+        <w:pStyle w:val="Heading1"/>
+      </w:pPr>
+      <w:r>
+        <w:t xml:space="preserve">Log Retention</w:t>
+      </w:r>
+    </w:p>
+    <w:p>
+      <w:pPr>
+        <w:pStyle w:val="FirstParagraph"/>
+      </w:pPr>
+      <w:r>
+        <w:t xml:space="preserve">Log retention shall be configurable.</w:t>
+      </w:r>
+    </w:p>
+    <w:p>
+      <w:pPr>
+        <w:pStyle w:val="BodyText"/>
+      </w:pPr>
+      <w:r>
+        <w:t xml:space="preserve">Retention policy may define:</w:t>
+      </w:r>
+    </w:p>
+    <w:p>
+      <w:pPr>
+        <w:pStyle w:val="Compact"/>
+        <w:numPr>
+          <w:ilvl w:val="0"/>
+          <w:numId w:val="1039"/>
+        </w:numPr>
+      </w:pPr>
+      <w:r>
+        <w:t xml:space="preserve">retention period</w:t>
+      </w:r>
+    </w:p>
+    <w:p>
+      <w:pPr>
+        <w:pStyle w:val="Compact"/>
+        <w:numPr>
+          <w:ilvl w:val="0"/>
+          <w:numId w:val="1039"/>
+        </w:numPr>
+      </w:pPr>
+      <w:r>
+        <w:t xml:space="preserve">maximum file size</w:t>
+      </w:r>
+    </w:p>
+    <w:p>
+      <w:pPr>
+        <w:pStyle w:val="Compact"/>
+        <w:numPr>
+          <w:ilvl w:val="0"/>
+          <w:numId w:val="1039"/>
+        </w:numPr>
+      </w:pPr>
+      <w:r>
+        <w:t xml:space="preserve">rotation strategy</w:t>
+      </w:r>
+    </w:p>
+    <w:p>
+      <w:pPr>
+        <w:pStyle w:val="Compact"/>
+        <w:numPr>
+          <w:ilvl w:val="0"/>
+          <w:numId w:val="1039"/>
+        </w:numPr>
+      </w:pPr>
+      <w:r>
+        <w:t xml:space="preserve">archival behaviour</w:t>
+      </w:r>
+    </w:p>
+    <w:p>
+      <w:pPr>
+        <w:pStyle w:val="FirstParagraph"/>
+      </w:pPr>
+      <w:r>
+        <w:t xml:space="preserve">Retention shall consider:</w:t>
+      </w:r>
+    </w:p>
+    <w:p>
+      <w:pPr>
+        <w:pStyle w:val="Compact"/>
+        <w:numPr>
+          <w:ilvl w:val="0"/>
+          <w:numId w:val="1040"/>
+        </w:numPr>
+      </w:pPr>
+      <w:r>
+        <w:t xml:space="preserve">operational investigation</w:t>
+      </w:r>
+    </w:p>
+    <w:p>
+      <w:pPr>
+        <w:pStyle w:val="Compact"/>
+        <w:numPr>
+          <w:ilvl w:val="0"/>
+          <w:numId w:val="1040"/>
+        </w:numPr>
+      </w:pPr>
+      <w:r>
+        <w:t xml:space="preserve">storage limits</w:t>
+      </w:r>
+    </w:p>
+    <w:p>
+      <w:pPr>
+        <w:pStyle w:val="Compact"/>
+        <w:numPr>
+          <w:ilvl w:val="0"/>
+          <w:numId w:val="1040"/>
+        </w:numPr>
+      </w:pPr>
+      <w:r>
+        <w:t xml:space="preserve">security</w:t>
+      </w:r>
+    </w:p>
+    <w:p>
+      <w:pPr>
+        <w:pStyle w:val="Compact"/>
+        <w:numPr>
+          <w:ilvl w:val="0"/>
+          <w:numId w:val="1040"/>
+        </w:numPr>
+      </w:pPr>
+      <w:r>
+        <w:t xml:space="preserve">sensitive information exposure</w:t>
+      </w:r>
+    </w:p>
+    <w:p>
+      <w:pPr>
+        <w:pStyle w:val="FirstParagraph"/>
+      </w:pPr>
+      <w:r>
+        <w:t xml:space="preserve">Retention requirements may differ between development, PAPER and LIVE environments.</w:t>
+      </w:r>
+    </w:p>
+    <w:p>
+      <w:r>
+        <w:pict>
+          <v:rect style="width:0;height:1.5pt" o:hralign="center" o:hrstd="t" o:hr="t"/>
+        </w:pict>
+      </w:r>
+    </w:p>
+    <w:bookmarkEnd w:id="56"/>
+    <w:bookmarkStart w:id="57" w:name="audit-relevant-events"/>
+    <w:p>
+      <w:pPr>
+        <w:pStyle w:val="Heading1"/>
+      </w:pPr>
+      <w:r>
+        <w:t xml:space="preserve">Audit-Relevant Events</w:t>
+      </w:r>
+    </w:p>
+    <w:p>
+      <w:pPr>
+        <w:pStyle w:val="FirstParagraph"/>
+      </w:pPr>
+      <w:r>
+        <w:t xml:space="preserve">Business-critical events may require audit-oriented persistence or logging.</w:t>
+      </w:r>
+    </w:p>
+    <w:p>
+      <w:pPr>
+        <w:pStyle w:val="BodyText"/>
+      </w:pPr>
+      <w:r>
+        <w:t xml:space="preserve">Examples:</w:t>
+      </w:r>
+    </w:p>
+    <w:p>
+      <w:pPr>
+        <w:pStyle w:val="Compact"/>
+        <w:numPr>
+          <w:ilvl w:val="0"/>
+          <w:numId w:val="1041"/>
+        </w:numPr>
+      </w:pPr>
+      <w:r>
+        <w:t xml:space="preserve">LIVE environment activation</w:t>
+      </w:r>
+    </w:p>
+    <w:p>
+      <w:pPr>
+        <w:pStyle w:val="Compact"/>
+        <w:numPr>
+          <w:ilvl w:val="0"/>
+          <w:numId w:val="1041"/>
+        </w:numPr>
+      </w:pPr>
+      <w:r>
+        <w:t xml:space="preserve">order lifecycle state changes</w:t>
+      </w:r>
+    </w:p>
+    <w:p>
+      <w:pPr>
+        <w:pStyle w:val="Compact"/>
+        <w:numPr>
+          <w:ilvl w:val="0"/>
+          <w:numId w:val="1041"/>
+        </w:numPr>
+      </w:pPr>
+      <w:r>
+        <w:t xml:space="preserve">reconciliation discrepancies</w:t>
+      </w:r>
+    </w:p>
+    <w:p>
+      <w:pPr>
+        <w:pStyle w:val="Compact"/>
+        <w:numPr>
+          <w:ilvl w:val="0"/>
+          <w:numId w:val="1041"/>
+        </w:numPr>
+      </w:pPr>
+      <w:r>
+        <w:t xml:space="preserve">configuration changes affecting trading capability</w:t>
+      </w:r>
+    </w:p>
+    <w:p>
+      <w:pPr>
+        <w:pStyle w:val="Compact"/>
+        <w:numPr>
+          <w:ilvl w:val="0"/>
+          <w:numId w:val="1041"/>
+        </w:numPr>
+      </w:pPr>
+      <w:r>
+        <w:t xml:space="preserve">security-relevant changes</w:t>
+      </w:r>
+    </w:p>
+    <w:p>
+      <w:pPr>
+        <w:pStyle w:val="FirstParagraph"/>
+      </w:pPr>
+      <w:r>
+        <w:t xml:space="preserve">Audit requirements shall be defined explicitly.</w:t>
+      </w:r>
+    </w:p>
+    <w:p>
+      <w:pPr>
+        <w:pStyle w:val="BodyText"/>
+      </w:pPr>
+      <w:r>
+        <w:t xml:space="preserve">Operational logs are not automatically sufficient as a regulatory audit record.</w:t>
+      </w:r>
+    </w:p>
+    <w:p>
+      <w:r>
+        <w:pict>
+          <v:rect style="width:0;height:1.5pt" o:hralign="center" o:hrstd="t" o:hr="t"/>
+        </w:pict>
+      </w:r>
+    </w:p>
+    <w:bookmarkEnd w:id="57"/>
+    <w:bookmarkStart w:id="58" w:name="audit-logging"/>
+    <w:p>
+      <w:pPr>
+        <w:pStyle w:val="Heading1"/>
+      </w:pPr>
+      <w:r>
+        <w:t xml:space="preserve">Audit Logging</w:t>
+      </w:r>
+    </w:p>
+    <w:p>
+      <w:pPr>
+        <w:pStyle w:val="FirstParagraph"/>
+      </w:pPr>
+      <w:r>
+        <w:t xml:space="preserve">Where audit logging is implemented, audit records should be:</w:t>
+      </w:r>
+    </w:p>
+    <w:p>
+      <w:pPr>
+        <w:pStyle w:val="Compact"/>
+        <w:numPr>
+          <w:ilvl w:val="0"/>
+          <w:numId w:val="1042"/>
+        </w:numPr>
+      </w:pPr>
+      <w:r>
+        <w:t xml:space="preserve">append-oriented</w:t>
+      </w:r>
+    </w:p>
+    <w:p>
+      <w:pPr>
+        <w:pStyle w:val="Compact"/>
+        <w:numPr>
+          <w:ilvl w:val="0"/>
+          <w:numId w:val="1042"/>
+        </w:numPr>
+      </w:pPr>
+      <w:r>
+        <w:t xml:space="preserve">traceable</w:t>
+      </w:r>
+    </w:p>
+    <w:p>
+      <w:pPr>
+        <w:pStyle w:val="Compact"/>
+        <w:numPr>
+          <w:ilvl w:val="0"/>
+          <w:numId w:val="1042"/>
+        </w:numPr>
+      </w:pPr>
+      <w:r>
+        <w:t xml:space="preserve">timestamped</w:t>
+      </w:r>
+    </w:p>
+    <w:p>
+      <w:pPr>
+        <w:pStyle w:val="Compact"/>
+        <w:numPr>
+          <w:ilvl w:val="0"/>
+          <w:numId w:val="1042"/>
+        </w:numPr>
+      </w:pPr>
+      <w:r>
+        <w:t xml:space="preserve">identity-aware</w:t>
+      </w:r>
+    </w:p>
+    <w:p>
+      <w:pPr>
+        <w:pStyle w:val="Compact"/>
+        <w:numPr>
+          <w:ilvl w:val="0"/>
+          <w:numId w:val="1042"/>
+        </w:numPr>
+      </w:pPr>
+      <w:r>
+        <w:t xml:space="preserve">protected from silent modification where practical</w:t>
+      </w:r>
+    </w:p>
+    <w:p>
+      <w:pPr>
+        <w:pStyle w:val="FirstParagraph"/>
+      </w:pPr>
+      <w:r>
+        <w:t xml:space="preserve">Audit records shall preserve relevant business identity.</w:t>
+      </w:r>
+    </w:p>
+    <w:p>
+      <w:pPr>
+        <w:pStyle w:val="BodyText"/>
+      </w:pPr>
+      <w:r>
+        <w:t xml:space="preserve">Audit logging shall remain separate from mutable UI state.</w:t>
+      </w:r>
+    </w:p>
+    <w:p>
+      <w:r>
+        <w:pict>
+          <v:rect style="width:0;height:1.5pt" o:hralign="center" o:hrstd="t" o:hr="t"/>
+        </w:pict>
+      </w:r>
+    </w:p>
+    <w:bookmarkEnd w:id="58"/>
+    <w:bookmarkStart w:id="59" w:name="logging-tests"/>
+    <w:p>
+      <w:pPr>
+        <w:pStyle w:val="Heading1"/>
+      </w:pPr>
+      <w:r>
+        <w:t xml:space="preserve">Logging Tests</w:t>
+      </w:r>
+    </w:p>
+    <w:p>
+      <w:pPr>
+        <w:pStyle w:val="FirstParagraph"/>
+      </w:pPr>
+      <w:r>
+        <w:t xml:space="preserve">Critical logging behaviour requires automated tests.</w:t>
+      </w:r>
+    </w:p>
+    <w:p>
+      <w:pPr>
+        <w:pStyle w:val="BodyText"/>
+      </w:pPr>
+      <w:r>
+        <w:t xml:space="preserve">Tests shall verify where relevant:</w:t>
+      </w:r>
+    </w:p>
+    <w:p>
+      <w:pPr>
+        <w:pStyle w:val="Compact"/>
+        <w:numPr>
+          <w:ilvl w:val="0"/>
+          <w:numId w:val="1043"/>
+        </w:numPr>
+      </w:pPr>
+      <w:r>
+        <w:t xml:space="preserve">canonical event names</w:t>
+      </w:r>
+    </w:p>
+    <w:p>
+      <w:pPr>
+        <w:pStyle w:val="Compact"/>
+        <w:numPr>
+          <w:ilvl w:val="0"/>
+          <w:numId w:val="1043"/>
+        </w:numPr>
+      </w:pPr>
+      <w:r>
+        <w:t xml:space="preserve">required context fields</w:t>
+      </w:r>
+    </w:p>
+    <w:p>
+      <w:pPr>
+        <w:pStyle w:val="Compact"/>
+        <w:numPr>
+          <w:ilvl w:val="0"/>
+          <w:numId w:val="1043"/>
+        </w:numPr>
+      </w:pPr>
+      <w:r>
+        <w:t xml:space="preserve">PAPER and LIVE context</w:t>
+      </w:r>
+    </w:p>
+    <w:p>
+      <w:pPr>
+        <w:pStyle w:val="Compact"/>
+        <w:numPr>
+          <w:ilvl w:val="0"/>
+          <w:numId w:val="1043"/>
+        </w:numPr>
+      </w:pPr>
+      <w:r>
+        <w:t xml:space="preserve">order lifecycle distinctions</w:t>
+      </w:r>
+    </w:p>
+    <w:p>
+      <w:pPr>
+        <w:pStyle w:val="Compact"/>
+        <w:numPr>
+          <w:ilvl w:val="0"/>
+          <w:numId w:val="1043"/>
+        </w:numPr>
+      </w:pPr>
+      <w:r>
+        <w:t xml:space="preserve">broker acknowledgement distinction</w:t>
+      </w:r>
+    </w:p>
+    <w:p>
+      <w:pPr>
+        <w:pStyle w:val="Compact"/>
+        <w:numPr>
+          <w:ilvl w:val="0"/>
+          <w:numId w:val="1043"/>
+        </w:numPr>
+      </w:pPr>
+      <w:r>
+        <w:t xml:space="preserve">duplicate submission blocking events</w:t>
+      </w:r>
+    </w:p>
+    <w:p>
+      <w:pPr>
+        <w:pStyle w:val="Compact"/>
+        <w:numPr>
+          <w:ilvl w:val="0"/>
+          <w:numId w:val="1043"/>
+        </w:numPr>
+      </w:pPr>
+      <w:r>
+        <w:t xml:space="preserve">reconciliation discrepancy events</w:t>
+      </w:r>
+    </w:p>
+    <w:p>
+      <w:pPr>
+        <w:pStyle w:val="Compact"/>
+        <w:numPr>
+          <w:ilvl w:val="0"/>
+          <w:numId w:val="1043"/>
+        </w:numPr>
+      </w:pPr>
+      <w:r>
+        <w:t xml:space="preserve">exception logging ownership</w:t>
+      </w:r>
+    </w:p>
+    <w:p>
+      <w:pPr>
+        <w:pStyle w:val="Compact"/>
+        <w:numPr>
+          <w:ilvl w:val="0"/>
+          <w:numId w:val="1043"/>
+        </w:numPr>
+      </w:pPr>
+      <w:r>
+        <w:t xml:space="preserve">secret redaction</w:t>
+      </w:r>
+    </w:p>
+    <w:p>
+      <w:pPr>
+        <w:pStyle w:val="Compact"/>
+        <w:numPr>
+          <w:ilvl w:val="0"/>
+          <w:numId w:val="1043"/>
+        </w:numPr>
+      </w:pPr>
+      <w:r>
+        <w:t xml:space="preserve">account masking</w:t>
+      </w:r>
+    </w:p>
+    <w:p>
+      <w:pPr>
+        <w:pStyle w:val="Compact"/>
+        <w:numPr>
+          <w:ilvl w:val="0"/>
+          <w:numId w:val="1043"/>
+        </w:numPr>
+      </w:pPr>
+      <w:r>
+        <w:t xml:space="preserve">high-frequency log suppression</w:t>
+      </w:r>
+    </w:p>
+    <w:p>
+      <w:pPr>
+        <w:pStyle w:val="Compact"/>
+        <w:numPr>
+          <w:ilvl w:val="0"/>
+          <w:numId w:val="1043"/>
+        </w:numPr>
+      </w:pPr>
+      <w:r>
+        <w:t xml:space="preserve">timestamp semantics</w:t>
+      </w:r>
+    </w:p>
+    <w:p>
+      <w:pPr>
+        <w:pStyle w:val="FirstParagraph"/>
+      </w:pPr>
+      <w:r>
+        <w:t xml:space="preserve">Tests shall not depend on LIVE trading.</w:t>
+      </w:r>
+    </w:p>
+    <w:p>
+      <w:r>
+        <w:pict>
+          <v:rect style="width:0;height:1.5pt" o:hralign="center" o:hrstd="t" o:hr="t"/>
+        </w:pict>
+      </w:r>
+    </w:p>
+    <w:bookmarkEnd w:id="59"/>
+    <w:bookmarkStart w:id="60" w:name="logging-evolution"/>
+    <w:p>
+      <w:pPr>
+        <w:pStyle w:val="Heading1"/>
+      </w:pPr>
+      <w:r>
+        <w:t xml:space="preserve">Logging Evolution</w:t>
+      </w:r>
+    </w:p>
+    <w:p>
+      <w:pPr>
+        <w:pStyle w:val="FirstParagraph"/>
+      </w:pPr>
+      <w:r>
+        <w:t xml:space="preserve">Logging evolves with concrete operational workflows.</w:t>
+      </w:r>
+    </w:p>
+    <w:p>
+      <w:pPr>
+        <w:pStyle w:val="BodyText"/>
+      </w:pPr>
+      <w:r>
+        <w:t xml:space="preserve">Before introducing a new canonical event:</w:t>
+      </w:r>
+    </w:p>
+    <w:p>
+      <w:pPr>
+        <w:pStyle w:val="Compact"/>
+        <w:numPr>
+          <w:ilvl w:val="0"/>
+          <w:numId w:val="1044"/>
+        </w:numPr>
+      </w:pPr>
+      <w:r>
+        <w:t xml:space="preserve">Identify the operational meaning.</w:t>
+      </w:r>
+    </w:p>
+    <w:p>
+      <w:pPr>
+        <w:pStyle w:val="Compact"/>
+        <w:numPr>
+          <w:ilvl w:val="0"/>
+          <w:numId w:val="1044"/>
+        </w:numPr>
+      </w:pPr>
+      <w:r>
+        <w:t xml:space="preserve">Check for an existing equivalent event.</w:t>
+      </w:r>
+    </w:p>
+    <w:p>
+      <w:pPr>
+        <w:pStyle w:val="Compact"/>
+        <w:numPr>
+          <w:ilvl w:val="0"/>
+          <w:numId w:val="1044"/>
+        </w:numPr>
+      </w:pPr>
+      <w:r>
+        <w:t xml:space="preserve">Identify the owning capability.</w:t>
+      </w:r>
+    </w:p>
+    <w:p>
+      <w:pPr>
+        <w:pStyle w:val="Compact"/>
+        <w:numPr>
+          <w:ilvl w:val="0"/>
+          <w:numId w:val="1044"/>
+        </w:numPr>
+      </w:pPr>
+      <w:r>
+        <w:t xml:space="preserve">Define required context.</w:t>
+      </w:r>
+    </w:p>
+    <w:p>
+      <w:pPr>
+        <w:pStyle w:val="Compact"/>
+        <w:numPr>
+          <w:ilvl w:val="0"/>
+          <w:numId w:val="1044"/>
+        </w:numPr>
+      </w:pPr>
+      <w:r>
+        <w:t xml:space="preserve">Define log level.</w:t>
+      </w:r>
+    </w:p>
+    <w:p>
+      <w:pPr>
+        <w:pStyle w:val="Compact"/>
+        <w:numPr>
+          <w:ilvl w:val="0"/>
+          <w:numId w:val="1044"/>
+        </w:numPr>
+      </w:pPr>
+      <w:r>
+        <w:t xml:space="preserve">Evaluate sensitive data.</w:t>
+      </w:r>
+    </w:p>
+    <w:p>
+      <w:pPr>
+        <w:pStyle w:val="Compact"/>
+        <w:numPr>
+          <w:ilvl w:val="0"/>
+          <w:numId w:val="1044"/>
+        </w:numPr>
+      </w:pPr>
+      <w:r>
+        <w:t xml:space="preserve">Add tests where business-critical.</w:t>
+      </w:r>
+    </w:p>
+    <w:p>
+      <w:pPr>
+        <w:pStyle w:val="Compact"/>
+        <w:numPr>
+          <w:ilvl w:val="0"/>
+          <w:numId w:val="1044"/>
+        </w:numPr>
+      </w:pPr>
+      <w:r>
+        <w:t xml:space="preserve">Update documentation.</w:t>
+      </w:r>
+    </w:p>
+    <w:p>
+      <w:pPr>
+        <w:pStyle w:val="FirstParagraph"/>
+      </w:pPr>
+      <w:r>
+        <w:t xml:space="preserve">Avoid multiple event names for the same operational state.</w:t>
+      </w:r>
+    </w:p>
+    <w:p>
+      <w:r>
+        <w:pict>
+          <v:rect style="width:0;height:1.5pt" o:hralign="center" o:hrstd="t" o:hr="t"/>
+        </w:pict>
+      </w:r>
+    </w:p>
+    <w:bookmarkEnd w:id="60"/>
+    <w:bookmarkStart w:id="61" w:name="log-review-checklist"/>
+    <w:p>
+      <w:pPr>
+        <w:pStyle w:val="Heading1"/>
+      </w:pPr>
+      <w:r>
+        <w:t xml:space="preserve">Log Review Checklist</w:t>
+      </w:r>
+    </w:p>
+    <w:p>
+      <w:pPr>
+        <w:pStyle w:val="FirstParagraph"/>
+      </w:pPr>
+      <w:r>
+        <w:t xml:space="preserve">Before introducing or changing logging verify:</w:t>
+      </w:r>
+    </w:p>
+    <w:p>
+      <w:pPr>
+        <w:pStyle w:val="Compact"/>
+        <w:numPr>
+          <w:ilvl w:val="0"/>
+          <w:numId w:val="1045"/>
+        </w:numPr>
+      </w:pPr>
+      <w:r>
+        <w:t xml:space="preserve">operational purpose identified</w:t>
+      </w:r>
+    </w:p>
+    <w:p>
+      <w:pPr>
+        <w:pStyle w:val="Compact"/>
+        <w:numPr>
+          <w:ilvl w:val="0"/>
+          <w:numId w:val="1045"/>
+        </w:numPr>
+      </w:pPr>
+      <w:r>
+        <w:t xml:space="preserve">canonical event name defined</w:t>
+      </w:r>
+    </w:p>
+    <w:p>
+      <w:pPr>
+        <w:pStyle w:val="Compact"/>
+        <w:numPr>
+          <w:ilvl w:val="0"/>
+          <w:numId w:val="1045"/>
+        </w:numPr>
+      </w:pPr>
+      <w:r>
+        <w:t xml:space="preserve">capability owner identified</w:t>
+      </w:r>
+    </w:p>
+    <w:p>
+      <w:pPr>
+        <w:pStyle w:val="Compact"/>
+        <w:numPr>
+          <w:ilvl w:val="0"/>
+          <w:numId w:val="1045"/>
+        </w:numPr>
+      </w:pPr>
+      <w:r>
+        <w:t xml:space="preserve">log level appropriate</w:t>
+      </w:r>
+    </w:p>
+    <w:p>
+      <w:pPr>
+        <w:pStyle w:val="Compact"/>
+        <w:numPr>
+          <w:ilvl w:val="0"/>
+          <w:numId w:val="1045"/>
+        </w:numPr>
+      </w:pPr>
+      <w:r>
+        <w:t xml:space="preserve">required business identity included</w:t>
+      </w:r>
+    </w:p>
+    <w:p>
+      <w:pPr>
+        <w:pStyle w:val="Compact"/>
+        <w:numPr>
+          <w:ilvl w:val="0"/>
+          <w:numId w:val="1045"/>
+        </w:numPr>
+      </w:pPr>
+      <w:r>
+        <w:t xml:space="preserve">environment included where relevant</w:t>
+      </w:r>
+    </w:p>
+    <w:p>
+      <w:pPr>
+        <w:pStyle w:val="Compact"/>
+        <w:numPr>
+          <w:ilvl w:val="0"/>
+          <w:numId w:val="1045"/>
+        </w:numPr>
+      </w:pPr>
+      <w:r>
+        <w:t xml:space="preserve">broker state distinguished from local state</w:t>
+      </w:r>
+    </w:p>
+    <w:p>
+      <w:pPr>
+        <w:pStyle w:val="Compact"/>
+        <w:numPr>
+          <w:ilvl w:val="0"/>
+          <w:numId w:val="1045"/>
+        </w:numPr>
+      </w:pPr>
+      <w:r>
+        <w:t xml:space="preserve">market data state distinguished from broker state</w:t>
+      </w:r>
+    </w:p>
+    <w:p>
+      <w:pPr>
+        <w:pStyle w:val="Compact"/>
+        <w:numPr>
+          <w:ilvl w:val="0"/>
+          <w:numId w:val="1045"/>
+        </w:numPr>
+      </w:pPr>
+      <w:r>
+        <w:t xml:space="preserve">order lifecycle state precise</w:t>
+      </w:r>
+    </w:p>
+    <w:p>
+      <w:pPr>
+        <w:pStyle w:val="Compact"/>
+        <w:numPr>
+          <w:ilvl w:val="0"/>
+          <w:numId w:val="1045"/>
+        </w:numPr>
+      </w:pPr>
+      <w:r>
+        <w:t xml:space="preserve">broker acknowledgement not inferred</w:t>
+      </w:r>
+    </w:p>
+    <w:p>
+      <w:pPr>
+        <w:pStyle w:val="Compact"/>
+        <w:numPr>
+          <w:ilvl w:val="0"/>
+          <w:numId w:val="1045"/>
+        </w:numPr>
+      </w:pPr>
+      <w:r>
+        <w:t xml:space="preserve">duplicate submission risk observable</w:t>
+      </w:r>
+    </w:p>
+    <w:p>
+      <w:pPr>
+        <w:pStyle w:val="Compact"/>
+        <w:numPr>
+          <w:ilvl w:val="0"/>
+          <w:numId w:val="1045"/>
+        </w:numPr>
+      </w:pPr>
+      <w:r>
+        <w:t xml:space="preserve">reconciliation state observable</w:t>
+      </w:r>
+    </w:p>
+    <w:p>
+      <w:pPr>
+        <w:pStyle w:val="Compact"/>
+        <w:numPr>
+          <w:ilvl w:val="0"/>
+          <w:numId w:val="1045"/>
+        </w:numPr>
+      </w:pPr>
+      <w:r>
+        <w:t xml:space="preserve">correlation used where useful</w:t>
+      </w:r>
+    </w:p>
+    <w:p>
+      <w:pPr>
+        <w:pStyle w:val="Compact"/>
+        <w:numPr>
+          <w:ilvl w:val="0"/>
+          <w:numId w:val="1045"/>
+        </w:numPr>
+      </w:pPr>
+      <w:r>
+        <w:t xml:space="preserve">timestamp semantics explicit</w:t>
+      </w:r>
+    </w:p>
+    <w:p>
+      <w:pPr>
+        <w:pStyle w:val="Compact"/>
+        <w:numPr>
+          <w:ilvl w:val="0"/>
+          <w:numId w:val="1045"/>
+        </w:numPr>
+      </w:pPr>
+      <w:r>
+        <w:t xml:space="preserve">sensitive data excluded</w:t>
+      </w:r>
+    </w:p>
+    <w:p>
+      <w:pPr>
+        <w:pStyle w:val="Compact"/>
+        <w:numPr>
+          <w:ilvl w:val="0"/>
+          <w:numId w:val="1045"/>
+        </w:numPr>
+      </w:pPr>
+      <w:r>
+        <w:t xml:space="preserve">account information masked where required</w:t>
+      </w:r>
+    </w:p>
+    <w:p>
+      <w:pPr>
+        <w:pStyle w:val="Compact"/>
+        <w:numPr>
+          <w:ilvl w:val="0"/>
+          <w:numId w:val="1045"/>
+        </w:numPr>
+      </w:pPr>
+      <w:r>
+        <w:t xml:space="preserve">provider payload not logged blindly</w:t>
+      </w:r>
+    </w:p>
+    <w:p>
+      <w:pPr>
+        <w:pStyle w:val="Compact"/>
+        <w:numPr>
+          <w:ilvl w:val="0"/>
+          <w:numId w:val="1045"/>
+        </w:numPr>
+      </w:pPr>
+      <w:r>
+        <w:t xml:space="preserve">high-frequency impact evaluated</w:t>
+      </w:r>
+    </w:p>
+    <w:p>
+      <w:pPr>
+        <w:pStyle w:val="Compact"/>
+        <w:numPr>
+          <w:ilvl w:val="0"/>
+          <w:numId w:val="1045"/>
+        </w:numPr>
+      </w:pPr>
+      <w:r>
+        <w:t xml:space="preserve">automated tests added</w:t>
+      </w:r>
+    </w:p>
+    <w:p>
+      <w:pPr>
+        <w:pStyle w:val="Compact"/>
+        <w:numPr>
+          <w:ilvl w:val="0"/>
+          <w:numId w:val="1045"/>
+        </w:numPr>
+      </w:pPr>
+      <w:r>
+        <w:t xml:space="preserve">documentation synchronized</w:t>
+      </w:r>
+    </w:p>
+    <w:p>
+      <w:r>
+        <w:pict>
+          <v:rect style="width:0;height:1.5pt" o:hralign="center" o:hrstd="t" o:hr="t"/>
+        </w:pict>
+      </w:r>
+    </w:p>
+    <w:bookmarkEnd w:id="61"/>
+    <w:bookmarkStart w:id="62" w:name="related-documents"/>
+    <w:p>
+      <w:pPr>
+        <w:pStyle w:val="Heading1"/>
+      </w:pPr>
+      <w:r>
         <w:t xml:space="preserve">Related Documents</w:t>
       </w:r>
     </w:p>
@@ -1368,7 +7338,91 @@
         <w:pStyle w:val="Compact"/>
         <w:numPr>
           <w:ilvl w:val="0"/>
-          <w:numId w:val="1013"/>
+          <w:numId w:val="1046"/>
+        </w:numPr>
+      </w:pPr>
+      <w:r>
+        <w:t xml:space="preserve">Product_Vision.md</w:t>
+      </w:r>
+    </w:p>
+    <w:p>
+      <w:pPr>
+        <w:pStyle w:val="Compact"/>
+        <w:numPr>
+          <w:ilvl w:val="0"/>
+          <w:numId w:val="1046"/>
+        </w:numPr>
+      </w:pPr>
+      <w:r>
+        <w:t xml:space="preserve">Product_Roadmap.md</w:t>
+      </w:r>
+    </w:p>
+    <w:p>
+      <w:pPr>
+        <w:pStyle w:val="Compact"/>
+        <w:numPr>
+          <w:ilvl w:val="0"/>
+          <w:numId w:val="1046"/>
+        </w:numPr>
+      </w:pPr>
+      <w:r>
+        <w:t xml:space="preserve">Project_Overview.md</w:t>
+      </w:r>
+    </w:p>
+    <w:p>
+      <w:pPr>
+        <w:pStyle w:val="Compact"/>
+        <w:numPr>
+          <w:ilvl w:val="0"/>
+          <w:numId w:val="1046"/>
+        </w:numPr>
+      </w:pPr>
+      <w:r>
+        <w:t xml:space="preserve">Architecture.md</w:t>
+      </w:r>
+    </w:p>
+    <w:p>
+      <w:pPr>
+        <w:pStyle w:val="Compact"/>
+        <w:numPr>
+          <w:ilvl w:val="0"/>
+          <w:numId w:val="1046"/>
+        </w:numPr>
+      </w:pPr>
+      <w:r>
+        <w:t xml:space="preserve">Infrastructure.md</w:t>
+      </w:r>
+    </w:p>
+    <w:p>
+      <w:pPr>
+        <w:pStyle w:val="Compact"/>
+        <w:numPr>
+          <w:ilvl w:val="0"/>
+          <w:numId w:val="1046"/>
+        </w:numPr>
+      </w:pPr>
+      <w:r>
+        <w:t xml:space="preserve">Technical_Specifications.md</w:t>
+      </w:r>
+    </w:p>
+    <w:p>
+      <w:pPr>
+        <w:pStyle w:val="Compact"/>
+        <w:numPr>
+          <w:ilvl w:val="0"/>
+          <w:numId w:val="1046"/>
+        </w:numPr>
+      </w:pPr>
+      <w:r>
+        <w:t xml:space="preserve">Configuration.md</w:t>
+      </w:r>
+    </w:p>
+    <w:p>
+      <w:pPr>
+        <w:pStyle w:val="Compact"/>
+        <w:numPr>
+          <w:ilvl w:val="0"/>
+          <w:numId w:val="1046"/>
         </w:numPr>
       </w:pPr>
       <w:r>
@@ -1380,19 +7434,7 @@
         <w:pStyle w:val="Compact"/>
         <w:numPr>
           <w:ilvl w:val="0"/>
-          <w:numId w:val="1013"/>
-        </w:numPr>
-      </w:pPr>
-      <w:r>
-        <w:t xml:space="preserve">Configuration.md</w:t>
-      </w:r>
-    </w:p>
-    <w:p>
-      <w:pPr>
-        <w:pStyle w:val="Compact"/>
-        <w:numPr>
-          <w:ilvl w:val="0"/>
-          <w:numId w:val="1013"/>
+          <w:numId w:val="1046"/>
         </w:numPr>
       </w:pPr>
       <w:r>
@@ -1404,26 +7446,50 @@
         <w:pStyle w:val="Compact"/>
         <w:numPr>
           <w:ilvl w:val="0"/>
-          <w:numId w:val="1013"/>
-        </w:numPr>
-      </w:pPr>
-      <w:r>
-        <w:t xml:space="preserve">Architecture.md</w:t>
-      </w:r>
-    </w:p>
-    <w:p>
-      <w:pPr>
-        <w:pStyle w:val="Compact"/>
-        <w:numPr>
-          <w:ilvl w:val="0"/>
-          <w:numId w:val="1013"/>
+          <w:numId w:val="1046"/>
+        </w:numPr>
+      </w:pPr>
+      <w:r>
+        <w:t xml:space="preserve">API_Guidelines.md</w:t>
+      </w:r>
+    </w:p>
+    <w:p>
+      <w:pPr>
+        <w:pStyle w:val="Compact"/>
+        <w:numPr>
+          <w:ilvl w:val="0"/>
+          <w:numId w:val="1046"/>
+        </w:numPr>
+      </w:pPr>
+      <w:r>
+        <w:t xml:space="preserve">Testing_Strategy.md</w:t>
+      </w:r>
+    </w:p>
+    <w:p>
+      <w:pPr>
+        <w:pStyle w:val="Compact"/>
+        <w:numPr>
+          <w:ilvl w:val="0"/>
+          <w:numId w:val="1046"/>
+        </w:numPr>
+      </w:pPr>
+      <w:r>
+        <w:t xml:space="preserve">Security.md</w:t>
+      </w:r>
+    </w:p>
+    <w:p>
+      <w:pPr>
+        <w:pStyle w:val="Compact"/>
+        <w:numPr>
+          <w:ilvl w:val="0"/>
+          <w:numId w:val="1046"/>
         </w:numPr>
       </w:pPr>
       <w:r>
         <w:t xml:space="preserve">AGENTS.md</w:t>
       </w:r>
     </w:p>
-    <w:bookmarkEnd w:id="25"/>
+    <w:bookmarkEnd w:id="62"/>
     <w:sectPr>
       <w:footnotePr>
         <w:numRestart w:val="eachSect"/>
@@ -1635,6 +7701,91 @@
       <w:rPr>
         <w:rFonts w:ascii="Wingdings" w:hAnsi="Wingdings" w:cs="Wingdings" w:hint="default"/>
       </w:rPr>
+    </w:lvl>
+  </w:abstractNum>
+  <w:abstractNum w:abstractNumId="99411">
+    <w:nsid w:val="00A99411"/>
+    <w:multiLevelType w:val="multilevel"/>
+    <w:lvl w:ilvl="0">
+      <w:start w:val="1"/>
+      <w:numFmt w:val="decimal"/>
+      <w:lvlText w:val="%1."/>
+      <w:lvlJc w:val="left"/>
+      <w:pPr>
+        <w:ind w:left="720" w:hanging="360"/>
+      </w:pPr>
+    </w:lvl>
+    <w:lvl w:ilvl="1">
+      <w:start w:val="1"/>
+      <w:numFmt w:val="decimal"/>
+      <w:lvlText w:val="%2."/>
+      <w:lvlJc w:val="left"/>
+      <w:pPr>
+        <w:ind w:left="1440" w:hanging="360"/>
+      </w:pPr>
+    </w:lvl>
+    <w:lvl w:ilvl="2">
+      <w:start w:val="1"/>
+      <w:numFmt w:val="decimal"/>
+      <w:lvlText w:val="%3."/>
+      <w:lvlJc w:val="left"/>
+      <w:pPr>
+        <w:ind w:left="2160" w:hanging="360"/>
+      </w:pPr>
+    </w:lvl>
+    <w:lvl w:ilvl="3">
+      <w:start w:val="1"/>
+      <w:numFmt w:val="decimal"/>
+      <w:lvlText w:val="%4."/>
+      <w:lvlJc w:val="left"/>
+      <w:pPr>
+        <w:ind w:left="2880" w:hanging="360"/>
+      </w:pPr>
+    </w:lvl>
+    <w:lvl w:ilvl="4">
+      <w:start w:val="1"/>
+      <w:numFmt w:val="decimal"/>
+      <w:lvlText w:val="%5."/>
+      <w:lvlJc w:val="left"/>
+      <w:pPr>
+        <w:ind w:left="3600" w:hanging="360"/>
+      </w:pPr>
+    </w:lvl>
+    <w:lvl w:ilvl="5">
+      <w:start w:val="1"/>
+      <w:numFmt w:val="decimal"/>
+      <w:lvlText w:val="%6."/>
+      <w:lvlJc w:val="left"/>
+      <w:pPr>
+        <w:ind w:left="4320" w:hanging="360"/>
+      </w:pPr>
+    </w:lvl>
+    <w:lvl w:ilvl="6">
+      <w:start w:val="1"/>
+      <w:numFmt w:val="decimal"/>
+      <w:lvlText w:val="%7."/>
+      <w:lvlJc w:val="left"/>
+      <w:pPr>
+        <w:ind w:left="5040" w:hanging="360"/>
+      </w:pPr>
+    </w:lvl>
+    <w:lvl w:ilvl="7">
+      <w:start w:val="1"/>
+      <w:numFmt w:val="decimal"/>
+      <w:lvlText w:val="%8."/>
+      <w:lvlJc w:val="left"/>
+      <w:pPr>
+        <w:ind w:left="5760" w:hanging="360"/>
+      </w:pPr>
+    </w:lvl>
+    <w:lvl w:ilvl="8">
+      <w:start w:val="1"/>
+      <w:numFmt w:val="decimal"/>
+      <w:lvlText w:val="%9."/>
+      <w:lvlJc w:val="left"/>
+      <w:pPr>
+        <w:ind w:left="6480" w:hanging="360"/>
+      </w:pPr>
     </w:lvl>
   </w:abstractNum>
   <w:num w:numId="1000">
@@ -1677,6 +7828,159 @@
     <w:abstractNumId w:val="991"/>
   </w:num>
   <w:num w:numId="1013">
+    <w:abstractNumId w:val="991"/>
+  </w:num>
+  <w:num w:numId="1014">
+    <w:abstractNumId w:val="991"/>
+  </w:num>
+  <w:num w:numId="1015">
+    <w:abstractNumId w:val="991"/>
+  </w:num>
+  <w:num w:numId="1016">
+    <w:abstractNumId w:val="991"/>
+  </w:num>
+  <w:num w:numId="1017">
+    <w:abstractNumId w:val="991"/>
+  </w:num>
+  <w:num w:numId="1018">
+    <w:abstractNumId w:val="991"/>
+  </w:num>
+  <w:num w:numId="1019">
+    <w:abstractNumId w:val="991"/>
+  </w:num>
+  <w:num w:numId="1020">
+    <w:abstractNumId w:val="991"/>
+  </w:num>
+  <w:num w:numId="1021">
+    <w:abstractNumId w:val="99411"/>
+    <w:lvlOverride w:ilvl="0">
+      <w:startOverride w:val="1"/>
+    </w:lvlOverride>
+    <w:lvlOverride w:ilvl="1">
+      <w:startOverride w:val="1"/>
+    </w:lvlOverride>
+    <w:lvlOverride w:ilvl="2">
+      <w:startOverride w:val="1"/>
+    </w:lvlOverride>
+    <w:lvlOverride w:ilvl="3">
+      <w:startOverride w:val="1"/>
+    </w:lvlOverride>
+    <w:lvlOverride w:ilvl="4">
+      <w:startOverride w:val="1"/>
+    </w:lvlOverride>
+    <w:lvlOverride w:ilvl="5">
+      <w:startOverride w:val="1"/>
+    </w:lvlOverride>
+    <w:lvlOverride w:ilvl="6">
+      <w:startOverride w:val="1"/>
+    </w:lvlOverride>
+    <w:lvlOverride w:ilvl="7">
+      <w:startOverride w:val="1"/>
+    </w:lvlOverride>
+    <w:lvlOverride w:ilvl="8">
+      <w:startOverride w:val="1"/>
+    </w:lvlOverride>
+  </w:num>
+  <w:num w:numId="1022">
+    <w:abstractNumId w:val="991"/>
+  </w:num>
+  <w:num w:numId="1023">
+    <w:abstractNumId w:val="991"/>
+  </w:num>
+  <w:num w:numId="1024">
+    <w:abstractNumId w:val="991"/>
+  </w:num>
+  <w:num w:numId="1025">
+    <w:abstractNumId w:val="991"/>
+  </w:num>
+  <w:num w:numId="1026">
+    <w:abstractNumId w:val="991"/>
+  </w:num>
+  <w:num w:numId="1027">
+    <w:abstractNumId w:val="991"/>
+  </w:num>
+  <w:num w:numId="1028">
+    <w:abstractNumId w:val="991"/>
+  </w:num>
+  <w:num w:numId="1029">
+    <w:abstractNumId w:val="991"/>
+  </w:num>
+  <w:num w:numId="1030">
+    <w:abstractNumId w:val="991"/>
+  </w:num>
+  <w:num w:numId="1031">
+    <w:abstractNumId w:val="991"/>
+  </w:num>
+  <w:num w:numId="1032">
+    <w:abstractNumId w:val="991"/>
+  </w:num>
+  <w:num w:numId="1033">
+    <w:abstractNumId w:val="991"/>
+  </w:num>
+  <w:num w:numId="1034">
+    <w:abstractNumId w:val="991"/>
+  </w:num>
+  <w:num w:numId="1035">
+    <w:abstractNumId w:val="991"/>
+  </w:num>
+  <w:num w:numId="1036">
+    <w:abstractNumId w:val="991"/>
+  </w:num>
+  <w:num w:numId="1037">
+    <w:abstractNumId w:val="991"/>
+  </w:num>
+  <w:num w:numId="1038">
+    <w:abstractNumId w:val="991"/>
+  </w:num>
+  <w:num w:numId="1039">
+    <w:abstractNumId w:val="991"/>
+  </w:num>
+  <w:num w:numId="1040">
+    <w:abstractNumId w:val="991"/>
+  </w:num>
+  <w:num w:numId="1041">
+    <w:abstractNumId w:val="991"/>
+  </w:num>
+  <w:num w:numId="1042">
+    <w:abstractNumId w:val="991"/>
+  </w:num>
+  <w:num w:numId="1043">
+    <w:abstractNumId w:val="991"/>
+  </w:num>
+  <w:num w:numId="1044">
+    <w:abstractNumId w:val="99411"/>
+    <w:lvlOverride w:ilvl="0">
+      <w:startOverride w:val="1"/>
+    </w:lvlOverride>
+    <w:lvlOverride w:ilvl="1">
+      <w:startOverride w:val="1"/>
+    </w:lvlOverride>
+    <w:lvlOverride w:ilvl="2">
+      <w:startOverride w:val="1"/>
+    </w:lvlOverride>
+    <w:lvlOverride w:ilvl="3">
+      <w:startOverride w:val="1"/>
+    </w:lvlOverride>
+    <w:lvlOverride w:ilvl="4">
+      <w:startOverride w:val="1"/>
+    </w:lvlOverride>
+    <w:lvlOverride w:ilvl="5">
+      <w:startOverride w:val="1"/>
+    </w:lvlOverride>
+    <w:lvlOverride w:ilvl="6">
+      <w:startOverride w:val="1"/>
+    </w:lvlOverride>
+    <w:lvlOverride w:ilvl="7">
+      <w:startOverride w:val="1"/>
+    </w:lvlOverride>
+    <w:lvlOverride w:ilvl="8">
+      <w:startOverride w:val="1"/>
+    </w:lvlOverride>
+  </w:num>
+  <w:num w:numId="1045">
+    <w:abstractNumId w:val="991"/>
+  </w:num>
+  <w:num w:numId="1046">
     <w:abstractNumId w:val="991"/>
   </w:num>
 </w:numbering>
